--- a/rhtp-tracker-build-spec.docx
+++ b/rhtp-tracker-build-spec.docx
@@ -6,7 +6,7 @@
       <w:pPr>
         <w:pStyle w:val="Heading1"/>
       </w:pPr>
-      <w:bookmarkStart w:id="0" w:name="_mfiu2pn379uz" w:colFirst="0" w:colLast="0"/>
+      <w:bookmarkStart w:id="0" w:name="_f9j3z64ny3sk" w:colFirst="0" w:colLast="0"/>
       <w:bookmarkEnd w:id="0"/>
       <w:r>
         <w:t>RHTP Hospital Funding Tracker — Build Specification</w:t>
@@ -71,7 +71,7 @@
         <w:t>Build environment:</w:t>
       </w:r>
       <w:r>
-        <w:t xml:space="preserve"> Claude Code.</w:t>
+        <w:t xml:space="preserve"> Claude Code on the web (cloud sessions). See §3 for the constraints this imposes — several design decisions below exist because of them.</w:t>
       </w:r>
     </w:p>
     <w:p>
@@ -88,7 +88,7 @@
     </w:p>
     <w:p>
       <w:r>
-        <w:pict w14:anchorId="434F7C67">
+        <w:pict w14:anchorId="4DB833F5">
           <v:rect id="_x0000_i1025" style="width:0;height:1.5pt" o:hralign="center" o:hrstd="t" o:hr="t" fillcolor="#a0a0a0" stroked="f"/>
         </w:pict>
       </w:r>
@@ -97,7 +97,7 @@
       <w:pPr>
         <w:pStyle w:val="Heading2"/>
       </w:pPr>
-      <w:bookmarkStart w:id="1" w:name="_wshr2saesxte" w:colFirst="0" w:colLast="0"/>
+      <w:bookmarkStart w:id="1" w:name="_1b8kkx7mv2ep" w:colFirst="0" w:colLast="0"/>
       <w:bookmarkEnd w:id="1"/>
       <w:r>
         <w:t>0. Read this section before writing any code</w:t>
@@ -112,7 +112,7 @@
       <w:pPr>
         <w:pStyle w:val="Heading3"/>
       </w:pPr>
-      <w:bookmarkStart w:id="2" w:name="_w24euqhux32y" w:colFirst="0" w:colLast="0"/>
+      <w:bookmarkStart w:id="2" w:name="_l6rkwfwsqdvy" w:colFirst="0" w:colLast="0"/>
       <w:bookmarkEnd w:id="2"/>
       <w:r>
         <w:t>0.1 Rural Care Journey (RCJ) is a discovery layer, not a source of record</w:t>
@@ -154,7 +154,7 @@
       <w:pPr>
         <w:pStyle w:val="Heading3"/>
       </w:pPr>
-      <w:bookmarkStart w:id="3" w:name="_xban3uqf3jh0" w:colFirst="0" w:colLast="0"/>
+      <w:bookmarkStart w:id="3" w:name="_wymfr0hdvllf" w:colFirst="0" w:colLast="0"/>
       <w:bookmarkEnd w:id="3"/>
       <w:r>
         <w:t>0.2 The three-tier rule</w:t>
@@ -561,7 +561,7 @@
       <w:pPr>
         <w:pStyle w:val="Heading3"/>
       </w:pPr>
-      <w:bookmarkStart w:id="4" w:name="_lcc0az7mlux5" w:colFirst="0" w:colLast="0"/>
+      <w:bookmarkStart w:id="4" w:name="_jwlh50oflbaj" w:colFirst="0" w:colLast="0"/>
       <w:bookmarkEnd w:id="4"/>
       <w:r>
         <w:t>0.3 Eligibility is not receipt</w:t>
@@ -596,7 +596,7 @@
       <w:pPr>
         <w:pStyle w:val="Heading3"/>
       </w:pPr>
-      <w:bookmarkStart w:id="5" w:name="_8v1u2d84flma" w:colFirst="0" w:colLast="0"/>
+      <w:bookmarkStart w:id="5" w:name="_rs19jrpgk2hu" w:colFirst="0" w:colLast="0"/>
       <w:bookmarkEnd w:id="5"/>
       <w:r>
         <w:t>0.4 Evidence-first</w:t>
@@ -615,6 +615,31 @@
       </w:r>
       <w:r>
         <w:t xml:space="preserve"> must have a validation URL, a local archived copy, and the confirming sentence stored in the row. QA enforces this.</w:t>
+      </w:r>
+    </w:p>
+    <w:p>
+      <w:pPr>
+        <w:pStyle w:val="Heading3"/>
+      </w:pPr>
+      <w:bookmarkStart w:id="6" w:name="_q5onk3ozwn57" w:colFirst="0" w:colLast="0"/>
+      <w:bookmarkEnd w:id="6"/>
+      <w:r>
+        <w:t>0.5 Committed or gone</w:t>
+      </w:r>
+    </w:p>
+    <w:p>
+      <w:r>
+        <w:t xml:space="preserve">This project runs in cloud sessions. Each session gets a fresh VM with the repository cloned; </w:t>
+      </w:r>
+      <w:r>
+        <w:rPr>
+          <w:b/>
+          <w:bCs/>
+        </w:rPr>
+        <w:t>anything not committed to git disappears when the session ends.</w:t>
+      </w:r>
+      <w:r>
+        <w:t xml:space="preserve"> The raw landing zone, the evidence archive, and the review queue are all persistence-critical, so all three are committed rather than gitignored. Any code that writes a file the next session needs must be followed by a commit. This inverts the normal convention of gitignoring data directories — see §1.</w:t>
       </w:r>
     </w:p>
     <w:p>
@@ -631,7 +656,7 @@
     </w:p>
     <w:p>
       <w:r>
-        <w:pict w14:anchorId="3D9152E2">
+        <w:pict w14:anchorId="5BD2AA30">
           <v:rect id="_x0000_i1026" style="width:0;height:1.5pt" o:hralign="center" o:hrstd="t" o:hr="t" fillcolor="#a0a0a0" stroked="f"/>
         </w:pict>
       </w:r>
@@ -640,8 +665,8 @@
       <w:pPr>
         <w:pStyle w:val="Heading2"/>
       </w:pPr>
-      <w:bookmarkStart w:id="6" w:name="_4glaw6fddns9" w:colFirst="0" w:colLast="0"/>
-      <w:bookmarkEnd w:id="6"/>
+      <w:bookmarkStart w:id="7" w:name="_ikxhf9fsuf8v" w:colFirst="0" w:colLast="0"/>
+      <w:bookmarkEnd w:id="7"/>
       <w:r>
         <w:t>1. Repository structure</w:t>
       </w:r>
@@ -682,6 +707,7 @@
     </w:p>
     <w:p>
       <w:r>
+        <w:lastRenderedPageBreak/>
         <w:t>├── R/</w:t>
       </w:r>
     </w:p>
@@ -869,7 +895,7 @@
     </w:p>
     <w:p>
       <w:r>
-        <w:t>│   ├── interim/                  # normalized parquet/rds</w:t>
+        <w:t>│   ├── interim/                  # normalized .rds</w:t>
       </w:r>
     </w:p>
     <w:p>
@@ -1005,7 +1031,7 @@
     </w:p>
     <w:p>
       <w:r>
-        <w:t>├── config/</w:t>
+        <w:t>└── config/</w:t>
       </w:r>
     </w:p>
     <w:p>
@@ -1022,7 +1048,70 @@
     </w:p>
     <w:p>
       <w:r>
-        <w:t>│   └── config.yml                # base URL, paths, cadence, quota budget</w:t>
+        <w:t xml:space="preserve">    └── config.yml                # base URL, paths, cadence, quota budget</w:t>
+      </w:r>
+    </w:p>
+    <w:p>
+      <w:pPr>
+        <w:pStyle w:val="Heading3"/>
+      </w:pPr>
+      <w:bookmarkStart w:id="8" w:name="_e3dvcex4ado4" w:colFirst="0" w:colLast="0"/>
+      <w:bookmarkEnd w:id="8"/>
+      <w:r>
+        <w:lastRenderedPageBreak/>
+        <w:t>Persistence rules — these differ from normal practice</w:t>
+      </w:r>
+    </w:p>
+    <w:p>
+      <w:r>
+        <w:rPr>
+          <w:rFonts w:ascii="Roboto Mono" w:eastAsia="Roboto Mono" w:hAnsi="Roboto Mono" w:cs="Roboto Mono"/>
+          <w:color w:val="188038"/>
+        </w:rPr>
+        <w:t>data/raw/</w:t>
+      </w:r>
+      <w:r>
+        <w:t xml:space="preserve">, </w:t>
+      </w:r>
+      <w:r>
+        <w:rPr>
+          <w:rFonts w:ascii="Roboto Mono" w:eastAsia="Roboto Mono" w:hAnsi="Roboto Mono" w:cs="Roboto Mono"/>
+          <w:color w:val="188038"/>
+        </w:rPr>
+        <w:t>data/evidence/</w:t>
+      </w:r>
+      <w:r>
+        <w:t xml:space="preserve">, </w:t>
+      </w:r>
+      <w:r>
+        <w:rPr>
+          <w:rFonts w:ascii="Roboto Mono" w:eastAsia="Roboto Mono" w:hAnsi="Roboto Mono" w:cs="Roboto Mono"/>
+          <w:color w:val="188038"/>
+        </w:rPr>
+        <w:t>data/interim/review_queue.*</w:t>
+      </w:r>
+      <w:r>
+        <w:t xml:space="preserve">, and </w:t>
+      </w:r>
+      <w:r>
+        <w:rPr>
+          <w:rFonts w:ascii="Roboto Mono" w:eastAsia="Roboto Mono" w:hAnsi="Roboto Mono" w:cs="Roboto Mono"/>
+          <w:color w:val="188038"/>
+        </w:rPr>
+        <w:t>logs/pull_manifest.csv</w:t>
+      </w:r>
+      <w:r>
+        <w:t xml:space="preserve"> are </w:t>
+      </w:r>
+      <w:r>
+        <w:rPr>
+          <w:b/>
+          <w:bCs/>
+        </w:rPr>
+        <w:t>all committed</w:t>
+      </w:r>
+      <w:r>
+        <w:t>. Per §0.5, uncommitted files do not survive a cloud session. Gitignoring the raw landing zone — the usual convention — would silently destroy the audit trail between sessions and make the pipeline non-reproducible.</w:t>
       </w:r>
     </w:p>
     <w:p>
@@ -1039,7 +1128,17 @@
     </w:p>
     <w:p>
       <w:r>
-        <w:t>└── .Renviron                     # RCJ_API_KEY — never committed</w:t>
+        <w:t xml:space="preserve">RHTP JSON across 50 states is a few MB of text and git handles it comfortably. Monitor </w:t>
+      </w:r>
+      <w:r>
+        <w:rPr>
+          <w:rFonts w:ascii="Roboto Mono" w:eastAsia="Roboto Mono" w:hAnsi="Roboto Mono" w:cs="Roboto Mono"/>
+          <w:color w:val="188038"/>
+        </w:rPr>
+        <w:t>data/evidence/</w:t>
+      </w:r>
+      <w:r>
+        <w:t xml:space="preserve"> as archived PDFs accumulate; if the repo approaches a few hundred MB, move the archive to shared storage and keep the file paths recorded in the workbook rather than the files themselves.</w:t>
       </w:r>
     </w:p>
     <w:p>
@@ -1063,7 +1162,37 @@
         <w:t>.gitignore</w:t>
       </w:r>
       <w:r>
-        <w:t xml:space="preserve"> must exclude </w:t>
+        <w:t xml:space="preserve"> should exclude only: </w:t>
+      </w:r>
+      <w:r>
+        <w:rPr>
+          <w:rFonts w:ascii="Roboto Mono" w:eastAsia="Roboto Mono" w:hAnsi="Roboto Mono" w:cs="Roboto Mono"/>
+          <w:color w:val="188038"/>
+        </w:rPr>
+        <w:t>.Rhistory</w:t>
+      </w:r>
+      <w:r>
+        <w:t xml:space="preserve">, </w:t>
+      </w:r>
+      <w:r>
+        <w:rPr>
+          <w:rFonts w:ascii="Roboto Mono" w:eastAsia="Roboto Mono" w:hAnsi="Roboto Mono" w:cs="Roboto Mono"/>
+          <w:color w:val="188038"/>
+        </w:rPr>
+        <w:t>.RData</w:t>
+      </w:r>
+      <w:r>
+        <w:t xml:space="preserve">, </w:t>
+      </w:r>
+      <w:r>
+        <w:rPr>
+          <w:rFonts w:ascii="Roboto Mono" w:eastAsia="Roboto Mono" w:hAnsi="Roboto Mono" w:cs="Roboto Mono"/>
+          <w:color w:val="188038"/>
+        </w:rPr>
+        <w:t>.Rproj.user/</w:t>
+      </w:r>
+      <w:r>
+        <w:t xml:space="preserve">, and </w:t>
       </w:r>
       <w:r>
         <w:rPr>
@@ -1073,46 +1202,7 @@
         <w:t>.Renviron</w:t>
       </w:r>
       <w:r>
-        <w:t xml:space="preserve">, </w:t>
-      </w:r>
-      <w:r>
-        <w:rPr>
-          <w:rFonts w:ascii="Roboto Mono" w:eastAsia="Roboto Mono" w:hAnsi="Roboto Mono" w:cs="Roboto Mono"/>
-          <w:color w:val="188038"/>
-        </w:rPr>
-        <w:t>data/raw/</w:t>
-      </w:r>
-      <w:r>
-        <w:t xml:space="preserve">, and </w:t>
-      </w:r>
-      <w:r>
-        <w:rPr>
-          <w:rFonts w:ascii="Roboto Mono" w:eastAsia="Roboto Mono" w:hAnsi="Roboto Mono" w:cs="Roboto Mono"/>
-          <w:color w:val="188038"/>
-        </w:rPr>
-        <w:t>data/evidence/</w:t>
-      </w:r>
-      <w:r>
-        <w:t xml:space="preserve"> (size), but </w:t>
-      </w:r>
-      <w:r>
-        <w:rPr>
-          <w:b/>
-          <w:bCs/>
-        </w:rPr>
-        <w:t xml:space="preserve">commit </w:t>
-      </w:r>
-      <w:r>
-        <w:rPr>
-          <w:rFonts w:ascii="Roboto Mono" w:eastAsia="Roboto Mono" w:hAnsi="Roboto Mono" w:cs="Roboto Mono"/>
-          <w:b/>
-          <w:bCs/>
-          <w:color w:val="188038"/>
-        </w:rPr>
-        <w:t>logs/pull_manifest.csv</w:t>
-      </w:r>
-      <w:r>
-        <w:t xml:space="preserve"> so the pull history is version-controlled even though the payloads are not.</w:t>
+        <w:t xml:space="preserve"> (the last as a safeguard for anyone who later runs this locally).</w:t>
       </w:r>
     </w:p>
     <w:p>
@@ -1129,34 +1219,79 @@
     </w:p>
     <w:p>
       <w:r>
-        <w:pict w14:anchorId="0B258F95">
-          <v:rect id="_x0000_i1027" style="width:0;height:1.5pt" o:hralign="center" o:hrstd="t" o:hr="t" fillcolor="#a0a0a0" stroked="f"/>
-        </w:pict>
-      </w:r>
-    </w:p>
-    <w:p>
-      <w:pPr>
-        <w:pStyle w:val="Heading2"/>
-      </w:pPr>
-      <w:bookmarkStart w:id="7" w:name="_u3nicvflcchw" w:colFirst="0" w:colLast="0"/>
-      <w:bookmarkEnd w:id="7"/>
-      <w:r>
-        <w:t xml:space="preserve">2. </w:t>
-      </w:r>
-      <w:r>
-        <w:rPr>
-          <w:rFonts w:ascii="Roboto Mono" w:eastAsia="Roboto Mono" w:hAnsi="Roboto Mono" w:cs="Roboto Mono"/>
-          <w:color w:val="188038"/>
-        </w:rPr>
-        <w:t>CLAUDE.md</w:t>
-      </w:r>
-      <w:r>
-        <w:t xml:space="preserve"> contents</w:t>
-      </w:r>
-    </w:p>
-    <w:p>
-      <w:r>
-        <w:t>Create this first. Claude Code reads it at session start, and it prevents drift across sessions. It should contain:</w:t>
+        <w:rPr>
+          <w:b/>
+          <w:bCs/>
+        </w:rPr>
+        <w:t>Commit discipline:</w:t>
+      </w:r>
+      <w:r>
+        <w:t xml:space="preserve"> every stage that writes persistent output ends with a commit. Do not leave a completed pull or a resolved review batch uncommitted at the end of a session.</w:t>
+      </w:r>
+    </w:p>
+    <w:p>
+      <w:pPr>
+        <w:pStyle w:val="Heading3"/>
+      </w:pPr>
+      <w:bookmarkStart w:id="9" w:name="_qc8jplo1jmwt" w:colFirst="0" w:colLast="0"/>
+      <w:bookmarkEnd w:id="9"/>
+      <w:r>
+        <w:t>Credentials</w:t>
+      </w:r>
+    </w:p>
+    <w:p>
+      <w:r>
+        <w:t xml:space="preserve">The RCJ API key lives in the cloud environment's </w:t>
+      </w:r>
+      <w:r>
+        <w:rPr>
+          <w:b/>
+          <w:bCs/>
+        </w:rPr>
+        <w:t>Environment variables</w:t>
+      </w:r>
+      <w:r>
+        <w:t xml:space="preserve"> field as </w:t>
+      </w:r>
+      <w:r>
+        <w:rPr>
+          <w:rFonts w:ascii="Roboto Mono" w:eastAsia="Roboto Mono" w:hAnsi="Roboto Mono" w:cs="Roboto Mono"/>
+          <w:color w:val="188038"/>
+        </w:rPr>
+        <w:t>RCJ_API_KEY</w:t>
+      </w:r>
+      <w:r>
+        <w:t xml:space="preserve">, read via </w:t>
+      </w:r>
+      <w:r>
+        <w:rPr>
+          <w:rFonts w:ascii="Roboto Mono" w:eastAsia="Roboto Mono" w:hAnsi="Roboto Mono" w:cs="Roboto Mono"/>
+          <w:color w:val="188038"/>
+        </w:rPr>
+        <w:t>Sys.getenv("RCJ_API_KEY")</w:t>
+      </w:r>
+      <w:r>
+        <w:t xml:space="preserve">. Never written to a file, never committed, never echoed to logs or console output. The same </w:t>
+      </w:r>
+      <w:r>
+        <w:rPr>
+          <w:rFonts w:ascii="Roboto Mono" w:eastAsia="Roboto Mono" w:hAnsi="Roboto Mono" w:cs="Roboto Mono"/>
+          <w:color w:val="188038"/>
+        </w:rPr>
+        <w:t>Sys.getenv()</w:t>
+      </w:r>
+      <w:r>
+        <w:t xml:space="preserve"> call works unchanged if this is later run locally with a </w:t>
+      </w:r>
+      <w:r>
+        <w:rPr>
+          <w:rFonts w:ascii="Roboto Mono" w:eastAsia="Roboto Mono" w:hAnsi="Roboto Mono" w:cs="Roboto Mono"/>
+          <w:color w:val="188038"/>
+        </w:rPr>
+        <w:t>.Renviron</w:t>
+      </w:r>
+      <w:r>
+        <w:t>, so no code changes are needed to move between the two.</w:t>
       </w:r>
     </w:p>
     <w:p>
@@ -1172,126 +1307,35 @@
       </w:pPr>
     </w:p>
     <w:p>
-      <w:pPr>
-        <w:numPr>
-          <w:ilvl w:val="0"/>
-          <w:numId w:val="3"/>
-        </w:numPr>
-      </w:pPr>
-      <w:r>
-        <w:t>The four principles from §0, verbatim and near the top.</w:t>
-      </w:r>
-    </w:p>
-    <w:p>
-      <w:pPr>
-        <w:numPr>
-          <w:ilvl w:val="0"/>
-          <w:numId w:val="3"/>
-        </w:numPr>
-      </w:pPr>
-      <w:r>
-        <w:t xml:space="preserve">Coding conventions: tidyverse; </w:t>
-      </w:r>
-      <w:r>
-        <w:rPr>
-          <w:rFonts w:ascii="Roboto Mono" w:eastAsia="Roboto Mono" w:hAnsi="Roboto Mono" w:cs="Roboto Mono"/>
-          <w:b/>
-          <w:bCs/>
-          <w:color w:val="188038"/>
-        </w:rPr>
-        <w:t>%&gt;%</w:t>
-      </w:r>
-      <w:r>
-        <w:rPr>
-          <w:b/>
-          <w:bCs/>
-        </w:rPr>
-        <w:t xml:space="preserve"> exclusively, never </w:t>
-      </w:r>
-      <w:r>
-        <w:rPr>
-          <w:rFonts w:ascii="Roboto Mono" w:eastAsia="Roboto Mono" w:hAnsi="Roboto Mono" w:cs="Roboto Mono"/>
-          <w:b/>
-          <w:bCs/>
-          <w:color w:val="188038"/>
-        </w:rPr>
-        <w:t>|&gt;</w:t>
-      </w:r>
-      <w:r>
-        <w:t xml:space="preserve">; snake_case; explicit </w:t>
-      </w:r>
-      <w:r>
-        <w:rPr>
-          <w:rFonts w:ascii="Roboto Mono" w:eastAsia="Roboto Mono" w:hAnsi="Roboto Mono" w:cs="Roboto Mono"/>
-          <w:color w:val="188038"/>
-        </w:rPr>
-        <w:t>dplyr::</w:t>
-      </w:r>
-      <w:r>
-        <w:t xml:space="preserve"> namespacing in package-style functions; no </w:t>
-      </w:r>
-      <w:r>
-        <w:rPr>
-          <w:rFonts w:ascii="Roboto Mono" w:eastAsia="Roboto Mono" w:hAnsi="Roboto Mono" w:cs="Roboto Mono"/>
-          <w:color w:val="188038"/>
-        </w:rPr>
-        <w:t>setwd()</w:t>
-      </w:r>
-      <w:r>
-        <w:t xml:space="preserve">, use </w:t>
-      </w:r>
-      <w:r>
-        <w:rPr>
-          <w:rFonts w:ascii="Roboto Mono" w:eastAsia="Roboto Mono" w:hAnsi="Roboto Mono" w:cs="Roboto Mono"/>
-          <w:color w:val="188038"/>
-        </w:rPr>
-        <w:t>here::here()</w:t>
-      </w:r>
-      <w:r>
-        <w:t>.</w:t>
-      </w:r>
-    </w:p>
-    <w:p>
-      <w:pPr>
-        <w:numPr>
-          <w:ilvl w:val="0"/>
-          <w:numId w:val="3"/>
-        </w:numPr>
-      </w:pPr>
-      <w:r>
-        <w:t>The controlled vocabularies from §8 (so codes don't get invented mid-session).</w:t>
-      </w:r>
-    </w:p>
-    <w:p>
-      <w:pPr>
-        <w:numPr>
-          <w:ilvl w:val="0"/>
-          <w:numId w:val="3"/>
-        </w:numPr>
-      </w:pPr>
-      <w:r>
-        <w:t>A short "current state" section listing which stages are built and which states have been validated — update it at the end of each session.</w:t>
-      </w:r>
-    </w:p>
-    <w:p>
-      <w:pPr>
-        <w:numPr>
-          <w:ilvl w:val="0"/>
-          <w:numId w:val="3"/>
-        </w:numPr>
-      </w:pPr>
-      <w:r>
-        <w:t xml:space="preserve">A standing instruction: never write code that sums across </w:t>
-      </w:r>
-      <w:r>
-        <w:rPr>
-          <w:rFonts w:ascii="Roboto Mono" w:eastAsia="Roboto Mono" w:hAnsi="Roboto Mono" w:cs="Roboto Mono"/>
-          <w:color w:val="188038"/>
-        </w:rPr>
-        <w:t>award_tier</w:t>
-      </w:r>
-      <w:r>
-        <w:t xml:space="preserve"> values.</w:t>
+      <w:r>
+        <w:pict w14:anchorId="3BD7EA46">
+          <v:rect id="_x0000_i1027" style="width:0;height:1.5pt" o:hralign="center" o:hrstd="t" o:hr="t" fillcolor="#a0a0a0" stroked="f"/>
+        </w:pict>
+      </w:r>
+    </w:p>
+    <w:p>
+      <w:pPr>
+        <w:pStyle w:val="Heading2"/>
+      </w:pPr>
+      <w:bookmarkStart w:id="10" w:name="_qml7rsli771t" w:colFirst="0" w:colLast="0"/>
+      <w:bookmarkEnd w:id="10"/>
+      <w:r>
+        <w:t xml:space="preserve">2. </w:t>
+      </w:r>
+      <w:r>
+        <w:rPr>
+          <w:rFonts w:ascii="Roboto Mono" w:eastAsia="Roboto Mono" w:hAnsi="Roboto Mono" w:cs="Roboto Mono"/>
+          <w:color w:val="188038"/>
+        </w:rPr>
+        <w:t>CLAUDE.md</w:t>
+      </w:r>
+      <w:r>
+        <w:t xml:space="preserve"> contents</w:t>
+      </w:r>
+    </w:p>
+    <w:p>
+      <w:r>
+        <w:t>Create this first. Claude Code reads it at session start, and it prevents drift across sessions. It should contain:</w:t>
       </w:r>
     </w:p>
     <w:p>
@@ -1307,25 +1351,211 @@
       </w:pPr>
     </w:p>
     <w:p>
-      <w:r>
-        <w:pict w14:anchorId="3B01F4B0">
-          <v:rect id="_x0000_i1028" style="width:0;height:1.5pt" o:hralign="center" o:hrstd="t" o:hr="t" fillcolor="#a0a0a0" stroked="f"/>
-        </w:pict>
-      </w:r>
-    </w:p>
-    <w:p>
-      <w:pPr>
-        <w:pStyle w:val="Heading2"/>
-      </w:pPr>
-      <w:bookmarkStart w:id="8" w:name="_gv6vkl7vow5k" w:colFirst="0" w:colLast="0"/>
-      <w:bookmarkEnd w:id="8"/>
-      <w:r>
-        <w:t>3. Environment and dependencies</w:t>
-      </w:r>
-    </w:p>
-    <w:p>
-      <w:r>
-        <w:t>httr2        # API client, retries, rate limiting</w:t>
+      <w:pPr>
+        <w:numPr>
+          <w:ilvl w:val="0"/>
+          <w:numId w:val="5"/>
+        </w:numPr>
+      </w:pPr>
+      <w:r>
+        <w:t>The five principles from §0, verbatim and near the top. Principle 0.5 (committed or gone) matters most for day-to-day behavior.</w:t>
+      </w:r>
+    </w:p>
+    <w:p>
+      <w:pPr>
+        <w:numPr>
+          <w:ilvl w:val="0"/>
+          <w:numId w:val="5"/>
+        </w:numPr>
+      </w:pPr>
+      <w:r>
+        <w:t xml:space="preserve">Coding conventions: tidyverse; </w:t>
+      </w:r>
+      <w:r>
+        <w:rPr>
+          <w:rFonts w:ascii="Roboto Mono" w:eastAsia="Roboto Mono" w:hAnsi="Roboto Mono" w:cs="Roboto Mono"/>
+          <w:b/>
+          <w:bCs/>
+          <w:color w:val="188038"/>
+        </w:rPr>
+        <w:t>%&gt;%</w:t>
+      </w:r>
+      <w:r>
+        <w:rPr>
+          <w:b/>
+          <w:bCs/>
+        </w:rPr>
+        <w:t xml:space="preserve"> exclusively, never </w:t>
+      </w:r>
+      <w:r>
+        <w:rPr>
+          <w:rFonts w:ascii="Roboto Mono" w:eastAsia="Roboto Mono" w:hAnsi="Roboto Mono" w:cs="Roboto Mono"/>
+          <w:b/>
+          <w:bCs/>
+          <w:color w:val="188038"/>
+        </w:rPr>
+        <w:t>|&gt;</w:t>
+      </w:r>
+      <w:r>
+        <w:t xml:space="preserve">; snake_case; explicit </w:t>
+      </w:r>
+      <w:r>
+        <w:rPr>
+          <w:rFonts w:ascii="Roboto Mono" w:eastAsia="Roboto Mono" w:hAnsi="Roboto Mono" w:cs="Roboto Mono"/>
+          <w:color w:val="188038"/>
+        </w:rPr>
+        <w:t>dplyr::</w:t>
+      </w:r>
+      <w:r>
+        <w:t xml:space="preserve"> namespacing in package-style functions; no </w:t>
+      </w:r>
+      <w:r>
+        <w:rPr>
+          <w:rFonts w:ascii="Roboto Mono" w:eastAsia="Roboto Mono" w:hAnsi="Roboto Mono" w:cs="Roboto Mono"/>
+          <w:color w:val="188038"/>
+        </w:rPr>
+        <w:t>setwd()</w:t>
+      </w:r>
+      <w:r>
+        <w:t xml:space="preserve">, use </w:t>
+      </w:r>
+      <w:r>
+        <w:rPr>
+          <w:rFonts w:ascii="Roboto Mono" w:eastAsia="Roboto Mono" w:hAnsi="Roboto Mono" w:cs="Roboto Mono"/>
+          <w:color w:val="188038"/>
+        </w:rPr>
+        <w:t>here::here()</w:t>
+      </w:r>
+      <w:r>
+        <w:t>.</w:t>
+      </w:r>
+    </w:p>
+    <w:p>
+      <w:pPr>
+        <w:numPr>
+          <w:ilvl w:val="0"/>
+          <w:numId w:val="5"/>
+        </w:numPr>
+      </w:pPr>
+      <w:r>
+        <w:t>The controlled vocabularies from §8 (so codes don't get invented mid-session).</w:t>
+      </w:r>
+    </w:p>
+    <w:p>
+      <w:pPr>
+        <w:numPr>
+          <w:ilvl w:val="0"/>
+          <w:numId w:val="5"/>
+        </w:numPr>
+      </w:pPr>
+      <w:r>
+        <w:t>A short "current state" section listing which stages are built and which states have been validated — update it at the end of each session.</w:t>
+      </w:r>
+    </w:p>
+    <w:p>
+      <w:pPr>
+        <w:numPr>
+          <w:ilvl w:val="0"/>
+          <w:numId w:val="5"/>
+        </w:numPr>
+      </w:pPr>
+      <w:r>
+        <w:t>Standing instructions:</w:t>
+      </w:r>
+    </w:p>
+    <w:p>
+      <w:pPr>
+        <w:numPr>
+          <w:ilvl w:val="1"/>
+          <w:numId w:val="5"/>
+        </w:numPr>
+      </w:pPr>
+      <w:r>
+        <w:t xml:space="preserve">Never write code that sums across </w:t>
+      </w:r>
+      <w:r>
+        <w:rPr>
+          <w:rFonts w:ascii="Roboto Mono" w:eastAsia="Roboto Mono" w:hAnsi="Roboto Mono" w:cs="Roboto Mono"/>
+          <w:color w:val="188038"/>
+        </w:rPr>
+        <w:t>award_tier</w:t>
+      </w:r>
+      <w:r>
+        <w:t xml:space="preserve"> values.</w:t>
+      </w:r>
+    </w:p>
+    <w:p>
+      <w:pPr>
+        <w:numPr>
+          <w:ilvl w:val="1"/>
+          <w:numId w:val="5"/>
+        </w:numPr>
+      </w:pPr>
+      <w:r>
+        <w:t xml:space="preserve">Never print, log, or echo the value of </w:t>
+      </w:r>
+      <w:r>
+        <w:rPr>
+          <w:rFonts w:ascii="Roboto Mono" w:eastAsia="Roboto Mono" w:hAnsi="Roboto Mono" w:cs="Roboto Mono"/>
+          <w:color w:val="188038"/>
+        </w:rPr>
+        <w:t>RCJ_API_KEY</w:t>
+      </w:r>
+      <w:r>
+        <w:t>.</w:t>
+      </w:r>
+    </w:p>
+    <w:p>
+      <w:pPr>
+        <w:numPr>
+          <w:ilvl w:val="1"/>
+          <w:numId w:val="5"/>
+        </w:numPr>
+      </w:pPr>
+      <w:r>
+        <w:lastRenderedPageBreak/>
+        <w:t xml:space="preserve">Never add </w:t>
+      </w:r>
+      <w:r>
+        <w:rPr>
+          <w:rFonts w:ascii="Roboto Mono" w:eastAsia="Roboto Mono" w:hAnsi="Roboto Mono" w:cs="Roboto Mono"/>
+          <w:color w:val="188038"/>
+        </w:rPr>
+        <w:t>data/raw/</w:t>
+      </w:r>
+      <w:r>
+        <w:t xml:space="preserve">, </w:t>
+      </w:r>
+      <w:r>
+        <w:rPr>
+          <w:rFonts w:ascii="Roboto Mono" w:eastAsia="Roboto Mono" w:hAnsi="Roboto Mono" w:cs="Roboto Mono"/>
+          <w:color w:val="188038"/>
+        </w:rPr>
+        <w:t>data/evidence/</w:t>
+      </w:r>
+      <w:r>
+        <w:t xml:space="preserve">, or the review queue to </w:t>
+      </w:r>
+      <w:r>
+        <w:rPr>
+          <w:rFonts w:ascii="Roboto Mono" w:eastAsia="Roboto Mono" w:hAnsi="Roboto Mono" w:cs="Roboto Mono"/>
+          <w:color w:val="188038"/>
+        </w:rPr>
+        <w:t>.gitignore</w:t>
+      </w:r>
+      <w:r>
+        <w:t>.</w:t>
+      </w:r>
+    </w:p>
+    <w:p>
+      <w:pPr>
+        <w:numPr>
+          <w:ilvl w:val="1"/>
+          <w:numId w:val="5"/>
+        </w:numPr>
+      </w:pPr>
+      <w:r>
+        <w:t>Commit persistent output before the session ends.</w:t>
       </w:r>
     </w:p>
     <w:p>
@@ -1342,7 +1572,34 @@
     </w:p>
     <w:p>
       <w:r>
-        <w:t>jsonlite     # raw JSON handling</w:t>
+        <w:pict w14:anchorId="65435C6A">
+          <v:rect id="_x0000_i1028" style="width:0;height:1.5pt" o:hralign="center" o:hrstd="t" o:hr="t" fillcolor="#a0a0a0" stroked="f"/>
+        </w:pict>
+      </w:r>
+    </w:p>
+    <w:p>
+      <w:pPr>
+        <w:pStyle w:val="Heading2"/>
+      </w:pPr>
+      <w:bookmarkStart w:id="11" w:name="_x35gsw5g0hbl" w:colFirst="0" w:colLast="0"/>
+      <w:bookmarkEnd w:id="11"/>
+      <w:r>
+        <w:t>3. Cloud environment and dependencies</w:t>
+      </w:r>
+    </w:p>
+    <w:p>
+      <w:pPr>
+        <w:pStyle w:val="Heading3"/>
+      </w:pPr>
+      <w:bookmarkStart w:id="12" w:name="_cfbjc5p8iani" w:colFirst="0" w:colLast="0"/>
+      <w:bookmarkEnd w:id="12"/>
+      <w:r>
+        <w:t>3.1 What cloud sessions do and don't provide</w:t>
+      </w:r>
+    </w:p>
+    <w:p>
+      <w:r>
+        <w:t>Sessions run on a fresh Ubuntu 24.04 VM (4 vCPU, 16 GB RAM, 30 GB disk) with common toolchains pre-installed — Python, Node, Ruby, PHP, Java, Go, Rust, C/C++, Docker, PostgreSQL, Redis, and utilities including git, gh, jq, and ripgrep.</w:t>
       </w:r>
     </w:p>
     <w:p>
@@ -1359,7 +1616,49 @@
     </w:p>
     <w:p>
       <w:r>
-        <w:t>dplyr, tidyr, stringr, purrr, tibble, lubridate, readr</w:t>
+        <w:rPr>
+          <w:b/>
+          <w:bCs/>
+        </w:rPr>
+        <w:t>R is not among them.</w:t>
+      </w:r>
+      <w:r>
+        <w:t xml:space="preserve"> It must be installed by the environment's setup script. There is also no interactive shell for the user: Claude runs every command, so all work is phrased as requests, and changes are reviewed as diffs and merged via pull request.</w:t>
+      </w:r>
+    </w:p>
+    <w:p>
+      <w:pPr>
+        <w:pStyle w:val="Heading3"/>
+      </w:pPr>
+      <w:bookmarkStart w:id="13" w:name="_z1mmjjfvvecf" w:colFirst="0" w:colLast="0"/>
+      <w:bookmarkEnd w:id="13"/>
+      <w:r>
+        <w:t>3.2 Network access</w:t>
+      </w:r>
+    </w:p>
+    <w:p>
+      <w:r>
+        <w:t xml:space="preserve">The default </w:t>
+      </w:r>
+      <w:r>
+        <w:rPr>
+          <w:b/>
+          <w:bCs/>
+        </w:rPr>
+        <w:t>Trusted</w:t>
+      </w:r>
+      <w:r>
+        <w:t xml:space="preserve"> level reaches allowlisted package registries, GitHub, and cloud SDKs only. Rural Care Journey is not on that list. The environment must use </w:t>
+      </w:r>
+      <w:r>
+        <w:rPr>
+          <w:b/>
+          <w:bCs/>
+        </w:rPr>
+        <w:t>Custom</w:t>
+      </w:r>
+      <w:r>
+        <w:t xml:space="preserve"> access with "also include default list of common package managers" checked, plus:</w:t>
       </w:r>
     </w:p>
     <w:p>
@@ -1376,7 +1675,7 @@
     </w:p>
     <w:p>
       <w:r>
-        <w:t>openxlsx     # Excel deliverable with formatting</w:t>
+        <w:t>www.ruralcarejourney.com</w:t>
       </w:r>
     </w:p>
     <w:p>
@@ -1393,7 +1692,7 @@
     </w:p>
     <w:p>
       <w:r>
-        <w:t>arrow        # parquet for interim layer (or saveRDS if you prefer)</w:t>
+        <w:t>ruralcarejourney.com</w:t>
       </w:r>
     </w:p>
     <w:p>
@@ -1410,7 +1709,7 @@
     </w:p>
     <w:p>
       <w:r>
-        <w:t>digest       # record hashing for change detection</w:t>
+        <w:t>packagemanager.posit.co</w:t>
       </w:r>
     </w:p>
     <w:p>
@@ -1427,7 +1726,7 @@
     </w:p>
     <w:p>
       <w:r>
-        <w:t>here         # paths</w:t>
+        <w:t>cloud.r-project.org</w:t>
       </w:r>
     </w:p>
     <w:p>
@@ -1444,7 +1743,32 @@
     </w:p>
     <w:p>
       <w:r>
-        <w:t>yaml         # config</w:t>
+        <w:t>Add the RCJ API host separately if Stage 0 reveals it differs from the web domain.</w:t>
+      </w:r>
+    </w:p>
+    <w:p>
+      <w:pPr>
+        <w:pStyle w:val="Heading3"/>
+      </w:pPr>
+      <w:bookmarkStart w:id="14" w:name="_xv26wijtyxt9" w:colFirst="0" w:colLast="0"/>
+      <w:bookmarkEnd w:id="14"/>
+      <w:r>
+        <w:t>3.3 Setup script</w:t>
+      </w:r>
+    </w:p>
+    <w:p>
+      <w:r>
+        <w:t xml:space="preserve">Runs once per environment, then the filesystem is snapshotted and reused, so later sessions start with R already installed. </w:t>
+      </w:r>
+      <w:r>
+        <w:rPr>
+          <w:b/>
+          <w:bCs/>
+        </w:rPr>
+        <w:t>It must exit zero and finish within roughly five minutes</w:t>
+      </w:r>
+      <w:r>
+        <w:t xml:space="preserve"> or the cache won't build — which is why this uses precompiled binaries rather than compiling from source.</w:t>
       </w:r>
     </w:p>
     <w:p>
@@ -1461,7 +1785,7 @@
     </w:p>
     <w:p>
       <w:r>
-        <w:t>fuzzyjoin or stringdist   # entity matching to AHA/POS</w:t>
+        <w:t>#!/bin/bash</w:t>
       </w:r>
     </w:p>
     <w:p>
@@ -1478,7 +1802,7 @@
     </w:p>
     <w:p>
       <w:r>
-        <w:t>janitor      # name cleaning</w:t>
+        <w:t>apt-get update</w:t>
       </w:r>
     </w:p>
     <w:p>
@@ -1495,7 +1819,7 @@
     </w:p>
     <w:p>
       <w:r>
-        <w:t>pagedown or chromote      # archiving state pages to PDF</w:t>
+        <w:t>apt-get install -y --no-install-recommends \</w:t>
       </w:r>
     </w:p>
     <w:p>
@@ -1512,7 +1836,13 @@
     </w:p>
     <w:p>
       <w:r>
-        <w:t>assertr or testthat       # QA assertions</w:t>
+        <w:t xml:space="preserve">  r-base-dev libcurl4-openssl-dev libssl-dev libxml2-dev || true</w:t>
+      </w:r>
+    </w:p>
+    <w:p/>
+    <w:p>
+      <w:r>
+        <w:t>cat &gt; /usr/lib/R/etc/Rprofile.site &lt;&lt; 'EOF'</w:t>
       </w:r>
     </w:p>
     <w:p>
@@ -1529,37 +1859,7 @@
     </w:p>
     <w:p>
       <w:r>
-        <w:t xml:space="preserve">API key in </w:t>
-      </w:r>
-      <w:r>
-        <w:rPr>
-          <w:rFonts w:ascii="Roboto Mono" w:eastAsia="Roboto Mono" w:hAnsi="Roboto Mono" w:cs="Roboto Mono"/>
-          <w:color w:val="188038"/>
-        </w:rPr>
-        <w:t>.Renviron</w:t>
-      </w:r>
-      <w:r>
-        <w:t xml:space="preserve"> as </w:t>
-      </w:r>
-      <w:r>
-        <w:rPr>
-          <w:rFonts w:ascii="Roboto Mono" w:eastAsia="Roboto Mono" w:hAnsi="Roboto Mono" w:cs="Roboto Mono"/>
-          <w:color w:val="188038"/>
-        </w:rPr>
-        <w:t>RCJ_API_KEY</w:t>
-      </w:r>
-      <w:r>
-        <w:t xml:space="preserve">, read via </w:t>
-      </w:r>
-      <w:r>
-        <w:rPr>
-          <w:rFonts w:ascii="Roboto Mono" w:eastAsia="Roboto Mono" w:hAnsi="Roboto Mono" w:cs="Roboto Mono"/>
-          <w:color w:val="188038"/>
-        </w:rPr>
-        <w:t>Sys.getenv()</w:t>
-      </w:r>
-      <w:r>
-        <w:t>. Never hardcoded, never printed to logs.</w:t>
+        <w:t>options(repos = c(CRAN = "https://packagemanager.posit.co/cran/__linux__/noble/latest"))</w:t>
       </w:r>
     </w:p>
     <w:p>
@@ -1576,120 +1876,7 @@
     </w:p>
     <w:p>
       <w:r>
-        <w:pict w14:anchorId="5514C832">
-          <v:rect id="_x0000_i1029" style="width:0;height:1.5pt" o:hralign="center" o:hrstd="t" o:hr="t" fillcolor="#a0a0a0" stroked="f"/>
-        </w:pict>
-      </w:r>
-    </w:p>
-    <w:p>
-      <w:pPr>
-        <w:pStyle w:val="Heading2"/>
-      </w:pPr>
-      <w:bookmarkStart w:id="9" w:name="_rwuxgae0wdl3" w:colFirst="0" w:colLast="0"/>
-      <w:bookmarkEnd w:id="9"/>
-      <w:r>
-        <w:t>4. Stage 0 — Preflight (do this before writing the client)</w:t>
-      </w:r>
-    </w:p>
-    <w:p>
-      <w:pPr>
-        <w:numPr>
-          <w:ilvl w:val="0"/>
-          <w:numId w:val="5"/>
-        </w:numPr>
-      </w:pPr>
-      <w:r>
-        <w:rPr>
-          <w:b/>
-          <w:bCs/>
-        </w:rPr>
-        <w:t xml:space="preserve">Read </w:t>
-      </w:r>
-      <w:r>
-        <w:rPr>
-          <w:rFonts w:ascii="Roboto Mono" w:eastAsia="Roboto Mono" w:hAnsi="Roboto Mono" w:cs="Roboto Mono"/>
-          <w:b/>
-          <w:bCs/>
-          <w:color w:val="188038"/>
-        </w:rPr>
-        <w:t>https://www.ruralcarejourney.com/api-docs</w:t>
-      </w:r>
-      <w:r>
-        <w:t xml:space="preserve"> and record: available endpoints, pagination mechanism, filter parameters (especially state and an </w:t>
-      </w:r>
-      <w:r>
-        <w:rPr>
-          <w:rFonts w:ascii="Roboto Mono" w:eastAsia="Roboto Mono" w:hAnsi="Roboto Mono" w:cs="Roboto Mono"/>
-          <w:color w:val="188038"/>
-        </w:rPr>
-        <w:t>updated_since</w:t>
-      </w:r>
-      <w:r>
-        <w:t>-equivalent), response envelope shape, and rate-limit/quota headers. RCJ's July 2026 vendor communication describes monthly API allowances by plan with usage headers and 80%/100% warnings — capture the exact header names, because §5 depends on them.</w:t>
-      </w:r>
-    </w:p>
-    <w:p>
-      <w:pPr>
-        <w:numPr>
-          <w:ilvl w:val="0"/>
-          <w:numId w:val="5"/>
-        </w:numPr>
-      </w:pPr>
-      <w:r>
-        <w:rPr>
-          <w:b/>
-          <w:bCs/>
-        </w:rPr>
-        <w:t>Read the API terms of service</w:t>
-      </w:r>
-      <w:r>
-        <w:t xml:space="preserve"> for redistribution rights. AHA will publish derived figures; confirm that is permitted, and record the answer in </w:t>
-      </w:r>
-      <w:r>
-        <w:rPr>
-          <w:rFonts w:ascii="Roboto Mono" w:eastAsia="Roboto Mono" w:hAnsi="Roboto Mono" w:cs="Roboto Mono"/>
-          <w:color w:val="188038"/>
-        </w:rPr>
-        <w:t>CLAUDE.md</w:t>
-      </w:r>
-      <w:r>
-        <w:t>. Do this before any chart is drafted, not after.</w:t>
-      </w:r>
-    </w:p>
-    <w:p>
-      <w:pPr>
-        <w:numPr>
-          <w:ilvl w:val="0"/>
-          <w:numId w:val="5"/>
-        </w:numPr>
-      </w:pPr>
-      <w:r>
-        <w:rPr>
-          <w:b/>
-          <w:bCs/>
-        </w:rPr>
-        <w:t>Make one exploratory call</w:t>
-      </w:r>
-      <w:r>
-        <w:t xml:space="preserve"> for a single small state and save the raw response. Design the schema against the actual payload, not against assumptions.</w:t>
-      </w:r>
-    </w:p>
-    <w:p>
-      <w:pPr>
-        <w:numPr>
-          <w:ilvl w:val="0"/>
-          <w:numId w:val="5"/>
-        </w:numPr>
-      </w:pPr>
-      <w:r>
-        <w:rPr>
-          <w:b/>
-          <w:bCs/>
-        </w:rPr>
-        <w:t>Note which fields are machine-generated summaries.</w:t>
-      </w:r>
-      <w:r>
-        <w:t xml:space="preserve"> RCJ's record descriptions read as LLM-generated, and the platform offers opt-in AI answer synthesis. These are search aids only. Nothing synthesized may be quoted as fact in an AHA product; quotable text comes from the source document via §7.</w:t>
+        <w:t>options(HTTPUserAgent = sprintf("R/%s R (%s)", getRversion(),</w:t>
       </w:r>
     </w:p>
     <w:p>
@@ -1706,41 +1893,7 @@
     </w:p>
     <w:p>
       <w:r>
-        <w:pict w14:anchorId="19511237">
-          <v:rect id="_x0000_i1030" style="width:0;height:1.5pt" o:hralign="center" o:hrstd="t" o:hr="t" fillcolor="#a0a0a0" stroked="f"/>
-        </w:pict>
-      </w:r>
-    </w:p>
-    <w:p>
-      <w:pPr>
-        <w:pStyle w:val="Heading2"/>
-      </w:pPr>
-      <w:bookmarkStart w:id="10" w:name="_e81rx3rnzsjt" w:colFirst="0" w:colLast="0"/>
-      <w:bookmarkEnd w:id="10"/>
-      <w:r>
-        <w:t>5. Stage 1 — Retrieval (</w:t>
-      </w:r>
-      <w:r>
-        <w:rPr>
-          <w:rFonts w:ascii="Roboto Mono" w:eastAsia="Roboto Mono" w:hAnsi="Roboto Mono" w:cs="Roboto Mono"/>
-          <w:color w:val="188038"/>
-        </w:rPr>
-        <w:t>01_retrieve_rcj.R</w:t>
-      </w:r>
-      <w:r>
-        <w:t>)</w:t>
-      </w:r>
-    </w:p>
-    <w:p>
-      <w:r>
-        <w:rPr>
-          <w:b/>
-          <w:bCs/>
-        </w:rPr>
-        <w:t>Contract:</w:t>
-      </w:r>
-      <w:r>
-        <w:t xml:space="preserve"> pull RCJ records to an immutable dated landing zone. Never transform in this stage.</w:t>
+        <w:t xml:space="preserve">  paste(getRversion(), R.version$platform, R.version$arch, R.version$os)))</w:t>
       </w:r>
     </w:p>
     <w:p>
@@ -1757,7 +1910,13 @@
     </w:p>
     <w:p>
       <w:r>
-        <w:t>Requirements:</w:t>
+        <w:t>EOF</w:t>
+      </w:r>
+    </w:p>
+    <w:p/>
+    <w:p>
+      <w:r>
+        <w:t>Rscript -e 'install.packages(c("tidyverse","httr2","jsonlite","openxlsx",</w:t>
       </w:r>
     </w:p>
     <w:p>
@@ -1773,185 +1932,8 @@
       </w:pPr>
     </w:p>
     <w:p>
-      <w:pPr>
-        <w:numPr>
-          <w:ilvl w:val="0"/>
-          <w:numId w:val="1"/>
-        </w:numPr>
-      </w:pPr>
-      <w:r>
-        <w:t>One request set per state (50 states + any federal/</w:t>
-      </w:r>
-      <w:r>
-        <w:rPr>
-          <w:rFonts w:ascii="Roboto Mono" w:eastAsia="Roboto Mono" w:hAnsi="Roboto Mono" w:cs="Roboto Mono"/>
-          <w:color w:val="188038"/>
-        </w:rPr>
-        <w:t>US</w:t>
-      </w:r>
-      <w:r>
-        <w:t xml:space="preserve"> bucket RCJ exposes). Write to </w:t>
-      </w:r>
-      <w:r>
-        <w:rPr>
-          <w:rFonts w:ascii="Roboto Mono" w:eastAsia="Roboto Mono" w:hAnsi="Roboto Mono" w:cs="Roboto Mono"/>
-          <w:color w:val="188038"/>
-        </w:rPr>
-        <w:t>data/raw/rcj/&lt;YYYY-MM-DD&gt;/&lt;state&gt;.json</w:t>
-      </w:r>
-      <w:r>
-        <w:t>. Never overwrite a prior date.</w:t>
-      </w:r>
-    </w:p>
-    <w:p>
-      <w:pPr>
-        <w:numPr>
-          <w:ilvl w:val="0"/>
-          <w:numId w:val="1"/>
-        </w:numPr>
-      </w:pPr>
-      <w:r>
-        <w:rPr>
-          <w:b/>
-          <w:bCs/>
-        </w:rPr>
-        <w:t>Delta pulls after the initial backfill.</w:t>
-      </w:r>
-      <w:r>
-        <w:t xml:space="preserve"> Full 50-state backfill once; thereafter filter on the API's last-updated parameter using the previous pull date. This is the primary quota control.</w:t>
-      </w:r>
-    </w:p>
-    <w:p>
-      <w:pPr>
-        <w:numPr>
-          <w:ilvl w:val="0"/>
-          <w:numId w:val="1"/>
-        </w:numPr>
-      </w:pPr>
-      <w:r>
-        <w:rPr>
-          <w:rFonts w:ascii="Roboto Mono" w:eastAsia="Roboto Mono" w:hAnsi="Roboto Mono" w:cs="Roboto Mono"/>
-          <w:color w:val="188038"/>
-        </w:rPr>
-        <w:t>httr2</w:t>
-      </w:r>
-      <w:r>
-        <w:t xml:space="preserve"> with: </w:t>
-      </w:r>
-      <w:r>
-        <w:rPr>
-          <w:rFonts w:ascii="Roboto Mono" w:eastAsia="Roboto Mono" w:hAnsi="Roboto Mono" w:cs="Roboto Mono"/>
-          <w:color w:val="188038"/>
-        </w:rPr>
-        <w:t>req_retry()</w:t>
-      </w:r>
-      <w:r>
-        <w:t xml:space="preserve"> on 429/5xx with exponential backoff, </w:t>
-      </w:r>
-      <w:r>
-        <w:rPr>
-          <w:rFonts w:ascii="Roboto Mono" w:eastAsia="Roboto Mono" w:hAnsi="Roboto Mono" w:cs="Roboto Mono"/>
-          <w:color w:val="188038"/>
-        </w:rPr>
-        <w:t>req_throttle()</w:t>
-      </w:r>
-      <w:r>
-        <w:t xml:space="preserve"> to stay under documented rate limits, and a request timeout. Handle 429 by respecting </w:t>
-      </w:r>
-      <w:r>
-        <w:rPr>
-          <w:rFonts w:ascii="Roboto Mono" w:eastAsia="Roboto Mono" w:hAnsi="Roboto Mono" w:cs="Roboto Mono"/>
-          <w:color w:val="188038"/>
-        </w:rPr>
-        <w:t>Retry-After</w:t>
-      </w:r>
-      <w:r>
-        <w:t xml:space="preserve"> if present.</w:t>
-      </w:r>
-    </w:p>
-    <w:p>
-      <w:pPr>
-        <w:numPr>
-          <w:ilvl w:val="0"/>
-          <w:numId w:val="1"/>
-        </w:numPr>
-      </w:pPr>
-      <w:r>
-        <w:rPr>
-          <w:b/>
-          <w:bCs/>
-        </w:rPr>
-        <w:t>Quota accounting.</w:t>
-      </w:r>
-      <w:r>
-        <w:t xml:space="preserve"> Parse the usage headers identified in §4 and write remaining quota to </w:t>
-      </w:r>
-      <w:r>
-        <w:rPr>
-          <w:rFonts w:ascii="Roboto Mono" w:eastAsia="Roboto Mono" w:hAnsi="Roboto Mono" w:cs="Roboto Mono"/>
-          <w:color w:val="188038"/>
-        </w:rPr>
-        <w:t>logs/pull_manifest.csv</w:t>
-      </w:r>
-      <w:r>
-        <w:t xml:space="preserve"> on every call. Abort the run with a clear message at 90% consumption rather than silently truncating.</w:t>
-      </w:r>
-    </w:p>
-    <w:p>
-      <w:pPr>
-        <w:numPr>
-          <w:ilvl w:val="0"/>
-          <w:numId w:val="1"/>
-        </w:numPr>
-      </w:pPr>
-      <w:r>
-        <w:rPr>
-          <w:b/>
-          <w:bCs/>
-        </w:rPr>
-        <w:t>Pull manifest</w:t>
-      </w:r>
-      <w:r>
-        <w:t xml:space="preserve"> — one row per state per pull: pull timestamp, state, endpoint, params, HTTP status, record count returned, quota remaining, run duration. This is the audit trail.</w:t>
-      </w:r>
-    </w:p>
-    <w:p>
-      <w:pPr>
-        <w:numPr>
-          <w:ilvl w:val="0"/>
-          <w:numId w:val="1"/>
-        </w:numPr>
-      </w:pPr>
-      <w:r>
-        <w:rPr>
-          <w:b/>
-          <w:bCs/>
-        </w:rPr>
-        <w:t>Pagination must be exhaustive.</w:t>
-      </w:r>
-      <w:r>
-        <w:t xml:space="preserve"> Assert that the count of records written equals the total the API reports. A silent short-read is the worst failure mode here.</w:t>
-      </w:r>
-    </w:p>
-    <w:p>
-      <w:pPr>
-        <w:numPr>
-          <w:ilvl w:val="0"/>
-          <w:numId w:val="1"/>
-        </w:numPr>
-      </w:pPr>
-      <w:r>
-        <w:t xml:space="preserve">All normalization reads from </w:t>
-      </w:r>
-      <w:r>
-        <w:rPr>
-          <w:rFonts w:ascii="Roboto Mono" w:eastAsia="Roboto Mono" w:hAnsi="Roboto Mono" w:cs="Roboto Mono"/>
-          <w:color w:val="188038"/>
-        </w:rPr>
-        <w:t>data/raw/</w:t>
-      </w:r>
-      <w:r>
-        <w:t>, never from live calls. Development and re-runs cost zero quota.</w:t>
+      <w:r>
+        <w:t xml:space="preserve">  "janitor","digest","here","yaml","fuzzyjoin","assertr","testthat"))' || true</w:t>
       </w:r>
     </w:p>
     <w:p>
@@ -1968,17 +1950,7 @@
     </w:p>
     <w:p>
       <w:r>
-        <w:rPr>
-          <w:b/>
-          <w:bCs/>
-        </w:rPr>
-        <w:t>Cadence:</w:t>
-      </w:r>
-      <w:r>
-        <w:rPr>
-          <w:rFonts w:ascii="Arial Unicode MS" w:eastAsia="Arial Unicode MS" w:hAnsi="Arial Unicode MS" w:cs="Arial Unicode MS"/>
-        </w:rPr>
-        <w:t xml:space="preserve"> weekly minimum. States are mid-cycle — multiple solicitations closed late August/September 2026, Year 1 operating periods are ending, and Year 2 funds flow from October 1. Consider twice-weekly through the Year 1→Year 2 transition.</w:t>
+        <w:t>exit 0</w:t>
       </w:r>
     </w:p>
     <w:p>
@@ -1995,69 +1967,17 @@
     </w:p>
     <w:p>
       <w:r>
-        <w:pict w14:anchorId="5634789C">
-          <v:rect id="_x0000_i1031" style="width:0;height:1.5pt" o:hralign="center" o:hrstd="t" o:hr="t" fillcolor="#a0a0a0" stroked="f"/>
-        </w:pict>
-      </w:r>
-    </w:p>
-    <w:p>
-      <w:pPr>
-        <w:pStyle w:val="Heading2"/>
-      </w:pPr>
-      <w:bookmarkStart w:id="11" w:name="_mlrk7yqnibu4" w:colFirst="0" w:colLast="0"/>
-      <w:bookmarkEnd w:id="11"/>
-      <w:r>
-        <w:t>6. Stage 2 — Normalization (</w:t>
-      </w:r>
-      <w:r>
-        <w:rPr>
-          <w:rFonts w:ascii="Roboto Mono" w:eastAsia="Roboto Mono" w:hAnsi="Roboto Mono" w:cs="Roboto Mono"/>
-          <w:color w:val="188038"/>
-        </w:rPr>
-        <w:t>02_normalize.R</w:t>
-      </w:r>
-      <w:r>
-        <w:t>)</w:t>
-      </w:r>
-    </w:p>
-    <w:p>
-      <w:r>
-        <w:rPr>
-          <w:b/>
-          <w:bCs/>
-        </w:rPr>
-        <w:t>Contract:</w:t>
-      </w:r>
-      <w:r>
-        <w:rPr>
-          <w:rFonts w:ascii="Arial Unicode MS" w:eastAsia="Arial Unicode MS" w:hAnsi="Arial Unicode MS" w:cs="Arial Unicode MS"/>
-        </w:rPr>
-        <w:t xml:space="preserve"> raw JSON → a typed, deduplicated, tier-assigned record table with change detection. Still no interpretation.</w:t>
-      </w:r>
-    </w:p>
-    <w:p>
-      <w:pPr>
-        <w:pStyle w:val="Heading3"/>
-      </w:pPr>
-      <w:bookmarkStart w:id="12" w:name="_vuny7uddywah" w:colFirst="0" w:colLast="0"/>
-      <w:bookmarkEnd w:id="12"/>
-      <w:r>
-        <w:t>6.1 Tier assignment</w:t>
-      </w:r>
-    </w:p>
-    <w:p>
-      <w:r>
-        <w:t xml:space="preserve">Assign </w:t>
-      </w:r>
-      <w:r>
-        <w:rPr>
-          <w:rFonts w:ascii="Roboto Mono" w:eastAsia="Roboto Mono" w:hAnsi="Roboto Mono" w:cs="Roboto Mono"/>
-          <w:color w:val="188038"/>
-        </w:rPr>
-        <w:t>award_tier</w:t>
-      </w:r>
-      <w:r>
-        <w:t xml:space="preserve"> using, in priority order:</w:t>
+        <w:t xml:space="preserve">The </w:t>
+      </w:r>
+      <w:r>
+        <w:rPr>
+          <w:rFonts w:ascii="Roboto Mono" w:eastAsia="Roboto Mono" w:hAnsi="Roboto Mono" w:cs="Roboto Mono"/>
+          <w:color w:val="188038"/>
+        </w:rPr>
+        <w:t>HTTPUserAgent</w:t>
+      </w:r>
+      <w:r>
+        <w:t xml:space="preserve"> option is what makes the Posit package manager serve Linux binaries instead of source tarballs. Without it the install compiles from scratch and will exceed the time limit.</w:t>
       </w:r>
     </w:p>
     <w:p>
@@ -2073,168 +1993,120 @@
       </w:pPr>
     </w:p>
     <w:p>
-      <w:pPr>
-        <w:numPr>
-          <w:ilvl w:val="0"/>
-          <w:numId w:val="6"/>
-        </w:numPr>
-      </w:pPr>
-      <w:r>
-        <w:t>Explicit RCJ record type where it maps cleanly (e.g. "Award Announcement" vs "Application").</w:t>
-      </w:r>
-    </w:p>
-    <w:p>
-      <w:pPr>
-        <w:numPr>
-          <w:ilvl w:val="0"/>
-          <w:numId w:val="6"/>
-        </w:numPr>
-      </w:pPr>
-      <w:r>
-        <w:t xml:space="preserve">Presence of a </w:t>
-      </w:r>
-      <w:r>
-        <w:rPr>
-          <w:b/>
-          <w:bCs/>
-        </w:rPr>
-        <w:t>named recipient</w:t>
-      </w:r>
-      <w:r>
-        <w:rPr>
-          <w:rFonts w:ascii="Arial Unicode MS" w:eastAsia="Arial Unicode MS" w:hAnsi="Arial Unicode MS" w:cs="Arial Unicode MS"/>
-        </w:rPr>
-        <w:t xml:space="preserve"> → </w:t>
-      </w:r>
-      <w:r>
-        <w:rPr>
-          <w:rFonts w:ascii="Roboto Mono" w:eastAsia="Roboto Mono" w:hAnsi="Roboto Mono" w:cs="Roboto Mono"/>
-          <w:color w:val="188038"/>
-        </w:rPr>
-        <w:t>SUBAWARD</w:t>
-      </w:r>
-      <w:r>
-        <w:t>.</w:t>
-      </w:r>
-    </w:p>
-    <w:p>
-      <w:pPr>
-        <w:numPr>
-          <w:ilvl w:val="0"/>
-          <w:numId w:val="6"/>
-        </w:numPr>
-      </w:pPr>
-      <w:r>
-        <w:rPr>
-          <w:rFonts w:ascii="Arial Unicode MS" w:eastAsia="Arial Unicode MS" w:hAnsi="Arial Unicode MS" w:cs="Arial Unicode MS"/>
-        </w:rPr>
-        <w:t xml:space="preserve">Amount matching the published CMS FY2026 state allotment for that state → </w:t>
-      </w:r>
-      <w:r>
-        <w:rPr>
-          <w:rFonts w:ascii="Roboto Mono" w:eastAsia="Roboto Mono" w:hAnsi="Roboto Mono" w:cs="Roboto Mono"/>
-          <w:color w:val="188038"/>
-        </w:rPr>
-        <w:t>STATE_ALLOTMENT</w:t>
-      </w:r>
-      <w:r>
-        <w:t>.</w:t>
-      </w:r>
-    </w:p>
-    <w:p>
-      <w:pPr>
-        <w:numPr>
-          <w:ilvl w:val="0"/>
-          <w:numId w:val="6"/>
-        </w:numPr>
-      </w:pPr>
-      <w:r>
-        <w:rPr>
-          <w:rFonts w:ascii="Arial Unicode MS" w:eastAsia="Arial Unicode MS" w:hAnsi="Arial Unicode MS" w:cs="Arial Unicode MS"/>
-        </w:rPr>
-        <w:t xml:space="preserve">Amount attached to a solicitation/NOFO/RFP/RFA with no named recipient → </w:t>
-      </w:r>
-      <w:r>
-        <w:rPr>
-          <w:rFonts w:ascii="Roboto Mono" w:eastAsia="Roboto Mono" w:hAnsi="Roboto Mono" w:cs="Roboto Mono"/>
-          <w:color w:val="188038"/>
-        </w:rPr>
-        <w:t>SOLICITATION</w:t>
-      </w:r>
-      <w:r>
-        <w:t>.</w:t>
-      </w:r>
-    </w:p>
-    <w:p>
-      <w:pPr>
-        <w:numPr>
-          <w:ilvl w:val="0"/>
-          <w:numId w:val="6"/>
-        </w:numPr>
-      </w:pPr>
-      <w:r>
-        <w:t xml:space="preserve">Otherwise </w:t>
-      </w:r>
-      <w:r>
-        <w:rPr>
-          <w:rFonts w:ascii="Roboto Mono" w:eastAsia="Roboto Mono" w:hAnsi="Roboto Mono" w:cs="Roboto Mono"/>
-          <w:color w:val="188038"/>
-        </w:rPr>
-        <w:t>UNASSIGNED</w:t>
-      </w:r>
-      <w:r>
-        <w:rPr>
-          <w:rFonts w:ascii="Arial Unicode MS" w:eastAsia="Arial Unicode MS" w:hAnsi="Arial Unicode MS" w:cs="Arial Unicode MS"/>
-        </w:rPr>
-        <w:t xml:space="preserve"> → routed to the review queue. </w:t>
-      </w:r>
-      <w:r>
-        <w:rPr>
-          <w:b/>
-          <w:bCs/>
-        </w:rPr>
-        <w:t xml:space="preserve">Never default to </w:t>
-      </w:r>
-      <w:r>
-        <w:rPr>
-          <w:rFonts w:ascii="Roboto Mono" w:eastAsia="Roboto Mono" w:hAnsi="Roboto Mono" w:cs="Roboto Mono"/>
-          <w:b/>
-          <w:bCs/>
-          <w:color w:val="188038"/>
-        </w:rPr>
-        <w:t>SUBAWARD</w:t>
-      </w:r>
-      <w:r>
-        <w:rPr>
-          <w:b/>
-          <w:bCs/>
-        </w:rPr>
-        <w:t>.</w:t>
+      <w:r>
+        <w:t xml:space="preserve">If the script does time out, trim the package list to </w:t>
+      </w:r>
+      <w:r>
+        <w:rPr>
+          <w:rFonts w:ascii="Roboto Mono" w:eastAsia="Roboto Mono" w:hAnsi="Roboto Mono" w:cs="Roboto Mono"/>
+          <w:color w:val="188038"/>
+        </w:rPr>
+        <w:t>tidyverse</w:t>
+      </w:r>
+      <w:r>
+        <w:t xml:space="preserve">, </w:t>
+      </w:r>
+      <w:r>
+        <w:rPr>
+          <w:rFonts w:ascii="Roboto Mono" w:eastAsia="Roboto Mono" w:hAnsi="Roboto Mono" w:cs="Roboto Mono"/>
+          <w:color w:val="188038"/>
+        </w:rPr>
+        <w:t>httr2</w:t>
+      </w:r>
+      <w:r>
+        <w:t xml:space="preserve">, </w:t>
+      </w:r>
+      <w:r>
+        <w:rPr>
+          <w:rFonts w:ascii="Roboto Mono" w:eastAsia="Roboto Mono" w:hAnsi="Roboto Mono" w:cs="Roboto Mono"/>
+          <w:color w:val="188038"/>
+        </w:rPr>
+        <w:t>jsonlite</w:t>
+      </w:r>
+      <w:r>
+        <w:t xml:space="preserve">, </w:t>
+      </w:r>
+      <w:r>
+        <w:rPr>
+          <w:rFonts w:ascii="Roboto Mono" w:eastAsia="Roboto Mono" w:hAnsi="Roboto Mono" w:cs="Roboto Mono"/>
+          <w:color w:val="188038"/>
+        </w:rPr>
+        <w:t>openxlsx</w:t>
+      </w:r>
+      <w:r>
+        <w:t xml:space="preserve">, </w:t>
+      </w:r>
+      <w:r>
+        <w:rPr>
+          <w:rFonts w:ascii="Roboto Mono" w:eastAsia="Roboto Mono" w:hAnsi="Roboto Mono" w:cs="Roboto Mono"/>
+          <w:color w:val="188038"/>
+        </w:rPr>
+        <w:t>digest</w:t>
+      </w:r>
+      <w:r>
+        <w:t xml:space="preserve">, </w:t>
+      </w:r>
+      <w:r>
+        <w:rPr>
+          <w:rFonts w:ascii="Roboto Mono" w:eastAsia="Roboto Mono" w:hAnsi="Roboto Mono" w:cs="Roboto Mono"/>
+          <w:color w:val="188038"/>
+        </w:rPr>
+        <w:t>here</w:t>
+      </w:r>
+      <w:r>
+        <w:t xml:space="preserve">, </w:t>
+      </w:r>
+      <w:r>
+        <w:rPr>
+          <w:rFonts w:ascii="Roboto Mono" w:eastAsia="Roboto Mono" w:hAnsi="Roboto Mono" w:cs="Roboto Mono"/>
+          <w:color w:val="188038"/>
+        </w:rPr>
+        <w:t>yaml</w:t>
+      </w:r>
+      <w:r>
+        <w:t xml:space="preserve"> and install the rest mid-session as needed.</w:t>
       </w:r>
     </w:p>
     <w:p>
       <w:pPr>
         <w:pStyle w:val="Heading3"/>
       </w:pPr>
-      <w:bookmarkStart w:id="13" w:name="_7ps3i7ea87up" w:colFirst="0" w:colLast="0"/>
-      <w:bookmarkEnd w:id="13"/>
-      <w:r>
-        <w:t>6.2 Junk filters (test cases from observed RCJ defects)</w:t>
-      </w:r>
-    </w:p>
-    <w:p>
-      <w:r>
-        <w:t xml:space="preserve">Build these as an explicit, testable filter set with a </w:t>
-      </w:r>
-      <w:r>
-        <w:rPr>
-          <w:rFonts w:ascii="Roboto Mono" w:eastAsia="Roboto Mono" w:hAnsi="Roboto Mono" w:cs="Roboto Mono"/>
-          <w:color w:val="188038"/>
-        </w:rPr>
-        <w:t>flag_reason</w:t>
-      </w:r>
-      <w:r>
-        <w:t xml:space="preserve"> column — flag and quarantine, don't silently drop:</w:t>
+      <w:bookmarkStart w:id="15" w:name="_evdwi27lrfe6" w:colFirst="0" w:colLast="0"/>
+      <w:bookmarkEnd w:id="15"/>
+      <w:r>
+        <w:t>3.4 Package notes</w:t>
+      </w:r>
+    </w:p>
+    <w:p>
+      <w:r>
+        <w:rPr>
+          <w:rFonts w:ascii="Roboto Mono" w:eastAsia="Roboto Mono" w:hAnsi="Roboto Mono" w:cs="Roboto Mono"/>
+          <w:color w:val="188038"/>
+        </w:rPr>
+        <w:t>arrow</w:t>
+      </w:r>
+      <w:r>
+        <w:t xml:space="preserve"> is deliberately omitted — use </w:t>
+      </w:r>
+      <w:r>
+        <w:rPr>
+          <w:rFonts w:ascii="Roboto Mono" w:eastAsia="Roboto Mono" w:hAnsi="Roboto Mono" w:cs="Roboto Mono"/>
+          <w:color w:val="188038"/>
+        </w:rPr>
+        <w:t>saveRDS()</w:t>
+      </w:r>
+      <w:r>
+        <w:t>/</w:t>
+      </w:r>
+      <w:r>
+        <w:rPr>
+          <w:rFonts w:ascii="Roboto Mono" w:eastAsia="Roboto Mono" w:hAnsi="Roboto Mono" w:cs="Roboto Mono"/>
+          <w:color w:val="188038"/>
+        </w:rPr>
+        <w:t>readRDS()</w:t>
+      </w:r>
+      <w:r>
+        <w:t xml:space="preserve"> for the interim layer instead of parquet. It's one less heavy dependency in a time-boxed setup script, and the interim layer is only read by this pipeline.</w:t>
       </w:r>
     </w:p>
     <w:p>
@@ -2250,212 +2122,25 @@
       </w:pPr>
     </w:p>
     <w:p>
-      <w:pPr>
-        <w:numPr>
-          <w:ilvl w:val="0"/>
-          <w:numId w:val="7"/>
-        </w:numPr>
-      </w:pPr>
-      <w:r>
-        <w:rPr>
-          <w:b/>
-          <w:bCs/>
-        </w:rPr>
-        <w:t>Self-declared non-RHTP.</w:t>
-      </w:r>
-      <w:r>
-        <w:t xml:space="preserve"> Records whose description states the document does not relate to RHTP (a Wisconsin Perkins CTE record currently sits in the feed this way). Regex on the description for negation phrasing.</w:t>
-      </w:r>
-    </w:p>
-    <w:p>
-      <w:pPr>
-        <w:numPr>
-          <w:ilvl w:val="0"/>
-          <w:numId w:val="7"/>
-        </w:numPr>
-      </w:pPr>
-      <w:r>
-        <w:rPr>
-          <w:b/>
-          <w:bCs/>
-        </w:rPr>
-        <w:t>Page chrome as title.</w:t>
-      </w:r>
-      <w:r>
-        <w:t xml:space="preserve"> Titles matching accessibility text, cookie notices, nav labels, or bare filenames — observed examples: "Here's how you know. Resources", "Press Alt+1 for screen-reader mode", "Report an accessibility issue", "Browse.aspx". Maintain a growing pattern list in </w:t>
-      </w:r>
-      <w:r>
-        <w:rPr>
-          <w:rFonts w:ascii="Roboto Mono" w:eastAsia="Roboto Mono" w:hAnsi="Roboto Mono" w:cs="Roboto Mono"/>
-          <w:color w:val="188038"/>
-        </w:rPr>
-        <w:t>data/reference/title_junk_patterns.csv</w:t>
-      </w:r>
-      <w:r>
-        <w:t>.</w:t>
-      </w:r>
-    </w:p>
-    <w:p>
-      <w:pPr>
-        <w:numPr>
-          <w:ilvl w:val="0"/>
-          <w:numId w:val="7"/>
-        </w:numPr>
-      </w:pPr>
-      <w:r>
-        <w:rPr>
-          <w:b/>
-          <w:bCs/>
-        </w:rPr>
-        <w:t>Event-schedule bleed.</w:t>
-      </w:r>
-      <w:r>
-        <w:t xml:space="preserve"> Event arrays containing items with no topical relationship to the record (a Delaware school-based health center record currently carries AG press releases, hunting season dates, and a flag-lowering order; a South Dakota record carries boiler replacements and latrine renovations). Heuristic: flag when &lt;50% of event entries share health/RHTP keywords with the parent record. Do not attempt to auto-clean — flag for review.</w:t>
-      </w:r>
-    </w:p>
-    <w:p>
-      <w:pPr>
-        <w:numPr>
-          <w:ilvl w:val="0"/>
-          <w:numId w:val="7"/>
-        </w:numPr>
-      </w:pPr>
-      <w:r>
-        <w:rPr>
-          <w:b/>
-          <w:bCs/>
-        </w:rPr>
-        <w:t>Amount sanity.</w:t>
-      </w:r>
-      <w:r>
-        <w:rPr>
-          <w:rFonts w:ascii="Arial Unicode MS" w:eastAsia="Arial Unicode MS" w:hAnsi="Arial Unicode MS" w:cs="Arial Unicode MS"/>
-        </w:rPr>
-        <w:t xml:space="preserve"> Flag any Tier 3 amount exceeding that state's FY2026 allotment, any amount ≥ $1B (unit errors are common in secondary reporting), and any amount of exactly 0.</w:t>
-      </w:r>
-    </w:p>
-    <w:p>
-      <w:pPr>
-        <w:pStyle w:val="Heading3"/>
-      </w:pPr>
-      <w:bookmarkStart w:id="14" w:name="_rmvwzuoav9rw" w:colFirst="0" w:colLast="0"/>
-      <w:bookmarkEnd w:id="14"/>
-      <w:r>
-        <w:t>6.3 Deduplication and change detection</w:t>
-      </w:r>
-    </w:p>
-    <w:p>
-      <w:pPr>
-        <w:numPr>
-          <w:ilvl w:val="0"/>
-          <w:numId w:val="7"/>
-        </w:numPr>
-      </w:pPr>
-      <w:r>
-        <w:t xml:space="preserve">Hash each record's substantive fields with </w:t>
-      </w:r>
-      <w:r>
-        <w:rPr>
-          <w:rFonts w:ascii="Roboto Mono" w:eastAsia="Roboto Mono" w:hAnsi="Roboto Mono" w:cs="Roboto Mono"/>
-          <w:color w:val="188038"/>
-        </w:rPr>
-        <w:t>digest::digest()</w:t>
-      </w:r>
-      <w:r>
-        <w:rPr>
-          <w:rFonts w:ascii="Arial Unicode MS" w:eastAsia="Arial Unicode MS" w:hAnsi="Arial Unicode MS" w:cs="Arial Unicode MS"/>
-        </w:rPr>
-        <w:t xml:space="preserve"> → </w:t>
-      </w:r>
-      <w:r>
-        <w:rPr>
-          <w:rFonts w:ascii="Roboto Mono" w:eastAsia="Roboto Mono" w:hAnsi="Roboto Mono" w:cs="Roboto Mono"/>
-          <w:color w:val="188038"/>
-        </w:rPr>
-        <w:t>rcj_record_hash</w:t>
-      </w:r>
-      <w:r>
-        <w:t>.</w:t>
-      </w:r>
-    </w:p>
-    <w:p>
-      <w:pPr>
-        <w:numPr>
-          <w:ilvl w:val="0"/>
-          <w:numId w:val="7"/>
-        </w:numPr>
-      </w:pPr>
-      <w:r>
-        <w:t xml:space="preserve">Maintain effective-dated rows: </w:t>
-      </w:r>
-      <w:r>
-        <w:rPr>
-          <w:rFonts w:ascii="Roboto Mono" w:eastAsia="Roboto Mono" w:hAnsi="Roboto Mono" w:cs="Roboto Mono"/>
-          <w:color w:val="188038"/>
-        </w:rPr>
-        <w:t>first_seen</w:t>
-      </w:r>
-      <w:r>
-        <w:t xml:space="preserve">, </w:t>
-      </w:r>
-      <w:r>
-        <w:rPr>
-          <w:rFonts w:ascii="Roboto Mono" w:eastAsia="Roboto Mono" w:hAnsi="Roboto Mono" w:cs="Roboto Mono"/>
-          <w:color w:val="188038"/>
-        </w:rPr>
-        <w:t>last_seen</w:t>
-      </w:r>
-      <w:r>
-        <w:t xml:space="preserve">, </w:t>
-      </w:r>
-      <w:r>
-        <w:rPr>
-          <w:rFonts w:ascii="Roboto Mono" w:eastAsia="Roboto Mono" w:hAnsi="Roboto Mono" w:cs="Roboto Mono"/>
-          <w:color w:val="188038"/>
-        </w:rPr>
-        <w:t>superseded_by</w:t>
-      </w:r>
-      <w:r>
-        <w:t>. Never overwrite a prior version of a record.</w:t>
-      </w:r>
-    </w:p>
-    <w:p>
-      <w:pPr>
-        <w:numPr>
-          <w:ilvl w:val="0"/>
-          <w:numId w:val="7"/>
-        </w:numPr>
-      </w:pPr>
-      <w:r>
-        <w:t>Diff each pull against the previous. Changed and new records go to the review queue. Records unchanged since last pull skip re-validation.</w:t>
-      </w:r>
-    </w:p>
-    <w:p>
-      <w:pPr>
-        <w:numPr>
-          <w:ilvl w:val="0"/>
-          <w:numId w:val="7"/>
-        </w:numPr>
-      </w:pPr>
-      <w:r>
-        <w:rPr>
-          <w:b/>
-          <w:bCs/>
-        </w:rPr>
-        <w:t>Re-opened solicitations are a known trap.</w:t>
-      </w:r>
-      <w:r>
-        <w:t xml:space="preserve"> West Virginia currently has multiple re-opened solicitations with the same underlying opportunity. Match on the state's own solicitation number where present (e.g. </w:t>
-      </w:r>
-      <w:r>
-        <w:rPr>
-          <w:rFonts w:ascii="Roboto Mono" w:eastAsia="Roboto Mono" w:hAnsi="Roboto Mono" w:cs="Roboto Mono"/>
-          <w:color w:val="188038"/>
-        </w:rPr>
-        <w:t>RHT-AFA-04-28-2026-MSC3</w:t>
-      </w:r>
-      <w:r>
-        <w:t>) to avoid counting the same pool twice.</w:t>
+      <w:r>
+        <w:rPr>
+          <w:rFonts w:ascii="Roboto Mono" w:eastAsia="Roboto Mono" w:hAnsi="Roboto Mono" w:cs="Roboto Mono"/>
+          <w:color w:val="188038"/>
+        </w:rPr>
+        <w:t>pagedown</w:t>
+      </w:r>
+      <w:r>
+        <w:t>/</w:t>
+      </w:r>
+      <w:r>
+        <w:rPr>
+          <w:rFonts w:ascii="Roboto Mono" w:eastAsia="Roboto Mono" w:hAnsi="Roboto Mono" w:cs="Roboto Mono"/>
+          <w:color w:val="188038"/>
+        </w:rPr>
+        <w:t>chromote</w:t>
+      </w:r>
+      <w:r>
+        <w:t xml:space="preserve"> for PDF archiving are also omitted; see §9.0 for why evidence capture happens outside the cloud session.</w:t>
       </w:r>
     </w:p>
     <w:p>
@@ -2472,8 +2157,8 @@
     </w:p>
     <w:p>
       <w:r>
-        <w:pict w14:anchorId="3603CE17">
-          <v:rect id="_x0000_i1032" style="width:0;height:1.5pt" o:hralign="center" o:hrstd="t" o:hr="t" fillcolor="#a0a0a0" stroked="f"/>
+        <w:pict w14:anchorId="643D384E">
+          <v:rect id="_x0000_i1029" style="width:0;height:1.5pt" o:hralign="center" o:hrstd="t" o:hr="t" fillcolor="#a0a0a0" stroked="f"/>
         </w:pict>
       </w:r>
     </w:p>
@@ -2481,35 +2166,112 @@
       <w:pPr>
         <w:pStyle w:val="Heading2"/>
       </w:pPr>
-      <w:bookmarkStart w:id="15" w:name="_hxcv9ltgql9l" w:colFirst="0" w:colLast="0"/>
-      <w:bookmarkEnd w:id="15"/>
-      <w:r>
-        <w:t>7. Stage 3 — State source registry (</w:t>
-      </w:r>
-      <w:r>
-        <w:rPr>
-          <w:rFonts w:ascii="Roboto Mono" w:eastAsia="Roboto Mono" w:hAnsi="Roboto Mono" w:cs="Roboto Mono"/>
-          <w:color w:val="188038"/>
-        </w:rPr>
-        <w:t>03_state_registry.R</w:t>
-      </w:r>
-      <w:r>
-        <w:t>)</w:t>
-      </w:r>
-    </w:p>
-    <w:p>
-      <w:r>
-        <w:t xml:space="preserve">A one-time manual build that pays for itself immediately. Output: </w:t>
-      </w:r>
-      <w:r>
-        <w:rPr>
-          <w:rFonts w:ascii="Roboto Mono" w:eastAsia="Roboto Mono" w:hAnsi="Roboto Mono" w:cs="Roboto Mono"/>
-          <w:color w:val="188038"/>
-        </w:rPr>
-        <w:t>data/reference/state_source_registry.csv</w:t>
-      </w:r>
-      <w:r>
-        <w:t>, 50 rows, hand-verified.</w:t>
+      <w:bookmarkStart w:id="16" w:name="_lnp4sqwhwb3x" w:colFirst="0" w:colLast="0"/>
+      <w:bookmarkEnd w:id="16"/>
+      <w:r>
+        <w:t>4. Stage 0 — Preflight (do this before writing the client)</w:t>
+      </w:r>
+    </w:p>
+    <w:p>
+      <w:pPr>
+        <w:numPr>
+          <w:ilvl w:val="0"/>
+          <w:numId w:val="9"/>
+        </w:numPr>
+      </w:pPr>
+      <w:r>
+        <w:rPr>
+          <w:b/>
+          <w:bCs/>
+        </w:rPr>
+        <w:t xml:space="preserve">Read </w:t>
+      </w:r>
+      <w:r>
+        <w:rPr>
+          <w:rFonts w:ascii="Roboto Mono" w:eastAsia="Roboto Mono" w:hAnsi="Roboto Mono" w:cs="Roboto Mono"/>
+          <w:b/>
+          <w:bCs/>
+          <w:color w:val="188038"/>
+        </w:rPr>
+        <w:t>https://www.ruralcarejourney.com/api-docs</w:t>
+      </w:r>
+      <w:r>
+        <w:t xml:space="preserve"> and record: available endpoints, pagination mechanism, filter parameters (especially state and an </w:t>
+      </w:r>
+      <w:r>
+        <w:rPr>
+          <w:rFonts w:ascii="Roboto Mono" w:eastAsia="Roboto Mono" w:hAnsi="Roboto Mono" w:cs="Roboto Mono"/>
+          <w:color w:val="188038"/>
+        </w:rPr>
+        <w:lastRenderedPageBreak/>
+        <w:t>updated_since</w:t>
+      </w:r>
+      <w:r>
+        <w:t>-equivalent), response envelope shape, and rate-limit/quota headers. RCJ's July 2026 vendor communication describes monthly API allowances by plan with usage headers and 80%/100% warnings — capture the exact header names, because §5 depends on them.</w:t>
+      </w:r>
+    </w:p>
+    <w:p>
+      <w:pPr>
+        <w:numPr>
+          <w:ilvl w:val="0"/>
+          <w:numId w:val="9"/>
+        </w:numPr>
+      </w:pPr>
+      <w:r>
+        <w:rPr>
+          <w:b/>
+          <w:bCs/>
+        </w:rPr>
+        <w:t>Read the API terms of service</w:t>
+      </w:r>
+      <w:r>
+        <w:t xml:space="preserve"> for redistribution rights. AHA will publish derived figures; confirm that is permitted, and record the answer in </w:t>
+      </w:r>
+      <w:r>
+        <w:rPr>
+          <w:rFonts w:ascii="Roboto Mono" w:eastAsia="Roboto Mono" w:hAnsi="Roboto Mono" w:cs="Roboto Mono"/>
+          <w:color w:val="188038"/>
+        </w:rPr>
+        <w:t>CLAUDE.md</w:t>
+      </w:r>
+      <w:r>
+        <w:t>. Do this before any chart is drafted, not after.</w:t>
+      </w:r>
+    </w:p>
+    <w:p>
+      <w:pPr>
+        <w:numPr>
+          <w:ilvl w:val="0"/>
+          <w:numId w:val="9"/>
+        </w:numPr>
+      </w:pPr>
+      <w:r>
+        <w:rPr>
+          <w:b/>
+          <w:bCs/>
+        </w:rPr>
+        <w:t>Make one exploratory call</w:t>
+      </w:r>
+      <w:r>
+        <w:t xml:space="preserve"> for a single small state and save the raw response. Design the schema against the actual payload, not against assumptions.</w:t>
+      </w:r>
+    </w:p>
+    <w:p>
+      <w:pPr>
+        <w:numPr>
+          <w:ilvl w:val="0"/>
+          <w:numId w:val="9"/>
+        </w:numPr>
+      </w:pPr>
+      <w:r>
+        <w:rPr>
+          <w:b/>
+          <w:bCs/>
+        </w:rPr>
+        <w:t>Note which fields are machine-generated summaries.</w:t>
+      </w:r>
+      <w:r>
+        <w:t xml:space="preserve"> RCJ's record descriptions read as LLM-generated, and the platform offers opt-in AI answer synthesis. These are search aids only. Nothing synthesized may be quoted as fact in an AHA product; quotable text comes from the source document via §7.</w:t>
       </w:r>
     </w:p>
     <w:p>
@@ -2524,11 +2286,836 @@
         </w:pBdr>
       </w:pPr>
     </w:p>
+    <w:p>
+      <w:r>
+        <w:pict w14:anchorId="1BA5F476">
+          <v:rect id="_x0000_i1030" style="width:0;height:1.5pt" o:hralign="center" o:hrstd="t" o:hr="t" fillcolor="#a0a0a0" stroked="f"/>
+        </w:pict>
+      </w:r>
+    </w:p>
+    <w:p>
+      <w:pPr>
+        <w:pStyle w:val="Heading2"/>
+      </w:pPr>
+      <w:bookmarkStart w:id="17" w:name="_n4471siadqo" w:colFirst="0" w:colLast="0"/>
+      <w:bookmarkEnd w:id="17"/>
+      <w:r>
+        <w:t>5. Stage 1 — Retrieval (</w:t>
+      </w:r>
+      <w:r>
+        <w:rPr>
+          <w:rFonts w:ascii="Roboto Mono" w:eastAsia="Roboto Mono" w:hAnsi="Roboto Mono" w:cs="Roboto Mono"/>
+          <w:color w:val="188038"/>
+        </w:rPr>
+        <w:t>01_retrieve_rcj.R</w:t>
+      </w:r>
+      <w:r>
+        <w:t>)</w:t>
+      </w:r>
+    </w:p>
+    <w:p>
+      <w:r>
+        <w:rPr>
+          <w:b/>
+          <w:bCs/>
+        </w:rPr>
+        <w:t>Contract:</w:t>
+      </w:r>
+      <w:r>
+        <w:t xml:space="preserve"> pull RCJ records to an immutable dated landing zone. Never transform in this stage.</w:t>
+      </w:r>
+    </w:p>
+    <w:p>
+      <w:pPr>
+        <w:widowControl w:val="0"/>
+        <w:pBdr>
+          <w:top w:val="nil"/>
+          <w:left w:val="nil"/>
+          <w:bottom w:val="nil"/>
+          <w:right w:val="nil"/>
+          <w:between w:val="nil"/>
+        </w:pBdr>
+      </w:pPr>
+    </w:p>
+    <w:p>
+      <w:r>
+        <w:t>Requirements:</w:t>
+      </w:r>
+    </w:p>
+    <w:p>
+      <w:pPr>
+        <w:widowControl w:val="0"/>
+        <w:pBdr>
+          <w:top w:val="nil"/>
+          <w:left w:val="nil"/>
+          <w:bottom w:val="nil"/>
+          <w:right w:val="nil"/>
+          <w:between w:val="nil"/>
+        </w:pBdr>
+      </w:pPr>
+    </w:p>
+    <w:p>
+      <w:pPr>
+        <w:numPr>
+          <w:ilvl w:val="0"/>
+          <w:numId w:val="1"/>
+        </w:numPr>
+      </w:pPr>
+      <w:r>
+        <w:t>One request set per state (50 states + any federal/</w:t>
+      </w:r>
+      <w:r>
+        <w:rPr>
+          <w:rFonts w:ascii="Roboto Mono" w:eastAsia="Roboto Mono" w:hAnsi="Roboto Mono" w:cs="Roboto Mono"/>
+          <w:color w:val="188038"/>
+        </w:rPr>
+        <w:t>US</w:t>
+      </w:r>
+      <w:r>
+        <w:t xml:space="preserve"> bucket RCJ exposes). Write to </w:t>
+      </w:r>
+      <w:r>
+        <w:rPr>
+          <w:rFonts w:ascii="Roboto Mono" w:eastAsia="Roboto Mono" w:hAnsi="Roboto Mono" w:cs="Roboto Mono"/>
+          <w:color w:val="188038"/>
+        </w:rPr>
+        <w:t>data/raw/rcj/&lt;YYYY-MM-DD&gt;/&lt;state&gt;.json</w:t>
+      </w:r>
+      <w:r>
+        <w:t>. Never overwrite a prior date.</w:t>
+      </w:r>
+    </w:p>
+    <w:p>
+      <w:pPr>
+        <w:numPr>
+          <w:ilvl w:val="0"/>
+          <w:numId w:val="1"/>
+        </w:numPr>
+      </w:pPr>
+      <w:r>
+        <w:rPr>
+          <w:b/>
+          <w:bCs/>
+        </w:rPr>
+        <w:t>Delta pulls after the initial backfill.</w:t>
+      </w:r>
+      <w:r>
+        <w:t xml:space="preserve"> Full 50-state backfill once; thereafter filter on the API's last-updated parameter using the previous pull date. This is the primary quota control.</w:t>
+      </w:r>
+    </w:p>
+    <w:p>
+      <w:pPr>
+        <w:numPr>
+          <w:ilvl w:val="0"/>
+          <w:numId w:val="1"/>
+        </w:numPr>
+      </w:pPr>
+      <w:r>
+        <w:rPr>
+          <w:rFonts w:ascii="Roboto Mono" w:eastAsia="Roboto Mono" w:hAnsi="Roboto Mono" w:cs="Roboto Mono"/>
+          <w:color w:val="188038"/>
+        </w:rPr>
+        <w:t>httr2</w:t>
+      </w:r>
+      <w:r>
+        <w:t xml:space="preserve"> with: </w:t>
+      </w:r>
+      <w:r>
+        <w:rPr>
+          <w:rFonts w:ascii="Roboto Mono" w:eastAsia="Roboto Mono" w:hAnsi="Roboto Mono" w:cs="Roboto Mono"/>
+          <w:color w:val="188038"/>
+        </w:rPr>
+        <w:t>req_retry()</w:t>
+      </w:r>
+      <w:r>
+        <w:t xml:space="preserve"> on 429/5xx with exponential backoff, </w:t>
+      </w:r>
+      <w:r>
+        <w:rPr>
+          <w:rFonts w:ascii="Roboto Mono" w:eastAsia="Roboto Mono" w:hAnsi="Roboto Mono" w:cs="Roboto Mono"/>
+          <w:color w:val="188038"/>
+        </w:rPr>
+        <w:t>req_throttle()</w:t>
+      </w:r>
+      <w:r>
+        <w:t xml:space="preserve"> to stay under documented rate limits, and a request timeout. Handle 429 by respecting </w:t>
+      </w:r>
+      <w:r>
+        <w:rPr>
+          <w:rFonts w:ascii="Roboto Mono" w:eastAsia="Roboto Mono" w:hAnsi="Roboto Mono" w:cs="Roboto Mono"/>
+          <w:color w:val="188038"/>
+        </w:rPr>
+        <w:t>Retry-After</w:t>
+      </w:r>
+      <w:r>
+        <w:t xml:space="preserve"> if present.</w:t>
+      </w:r>
+    </w:p>
+    <w:p>
+      <w:pPr>
+        <w:numPr>
+          <w:ilvl w:val="0"/>
+          <w:numId w:val="1"/>
+        </w:numPr>
+      </w:pPr>
+      <w:r>
+        <w:rPr>
+          <w:b/>
+          <w:bCs/>
+        </w:rPr>
+        <w:t>Quota accounting.</w:t>
+      </w:r>
+      <w:r>
+        <w:t xml:space="preserve"> Parse the usage headers identified in §4 and write remaining quota to </w:t>
+      </w:r>
+      <w:r>
+        <w:rPr>
+          <w:rFonts w:ascii="Roboto Mono" w:eastAsia="Roboto Mono" w:hAnsi="Roboto Mono" w:cs="Roboto Mono"/>
+          <w:color w:val="188038"/>
+        </w:rPr>
+        <w:t>logs/pull_manifest.csv</w:t>
+      </w:r>
+      <w:r>
+        <w:t xml:space="preserve"> on every call. Abort the run with a clear message at 90% consumption rather than silently truncating.</w:t>
+      </w:r>
+    </w:p>
+    <w:p>
+      <w:pPr>
+        <w:numPr>
+          <w:ilvl w:val="0"/>
+          <w:numId w:val="1"/>
+        </w:numPr>
+      </w:pPr>
+      <w:r>
+        <w:rPr>
+          <w:b/>
+          <w:bCs/>
+        </w:rPr>
+        <w:t>Pull manifest</w:t>
+      </w:r>
+      <w:r>
+        <w:t xml:space="preserve"> — one row per state per pull: pull timestamp, state, endpoint, params, HTTP status, record count returned, quota remaining, run duration. This is the audit trail.</w:t>
+      </w:r>
+    </w:p>
+    <w:p>
+      <w:pPr>
+        <w:numPr>
+          <w:ilvl w:val="0"/>
+          <w:numId w:val="1"/>
+        </w:numPr>
+      </w:pPr>
+      <w:r>
+        <w:rPr>
+          <w:b/>
+          <w:bCs/>
+        </w:rPr>
+        <w:t>Pagination must be exhaustive.</w:t>
+      </w:r>
+      <w:r>
+        <w:t xml:space="preserve"> Assert that the count of records written equals the total the API reports. A silent short-read is the worst failure mode here.</w:t>
+      </w:r>
+    </w:p>
+    <w:p>
+      <w:pPr>
+        <w:numPr>
+          <w:ilvl w:val="0"/>
+          <w:numId w:val="1"/>
+        </w:numPr>
+      </w:pPr>
+      <w:r>
+        <w:t xml:space="preserve">All normalization reads from </w:t>
+      </w:r>
+      <w:r>
+        <w:rPr>
+          <w:rFonts w:ascii="Roboto Mono" w:eastAsia="Roboto Mono" w:hAnsi="Roboto Mono" w:cs="Roboto Mono"/>
+          <w:color w:val="188038"/>
+        </w:rPr>
+        <w:t>data/raw/</w:t>
+      </w:r>
+      <w:r>
+        <w:t>, never from live calls. Development and re-runs cost zero quota.</w:t>
+      </w:r>
+    </w:p>
+    <w:p>
+      <w:pPr>
+        <w:widowControl w:val="0"/>
+        <w:pBdr>
+          <w:top w:val="nil"/>
+          <w:left w:val="nil"/>
+          <w:bottom w:val="nil"/>
+          <w:right w:val="nil"/>
+          <w:between w:val="nil"/>
+        </w:pBdr>
+      </w:pPr>
+    </w:p>
+    <w:p>
+      <w:r>
+        <w:rPr>
+          <w:b/>
+          <w:bCs/>
+        </w:rPr>
+        <w:lastRenderedPageBreak/>
+        <w:t>Cadence:</w:t>
+      </w:r>
+      <w:r>
+        <w:rPr>
+          <w:rFonts w:ascii="Arial Unicode MS" w:eastAsia="Arial Unicode MS" w:hAnsi="Arial Unicode MS" w:cs="Arial Unicode MS"/>
+        </w:rPr>
+        <w:t xml:space="preserve"> weekly minimum. States are mid-cycle — multiple solicitations closed late August/September 2026, Year 1 operating periods are ending, and Year 2 funds flow from October 1. Consider twice-weekly through the Year 1→Year 2 transition.</w:t>
+      </w:r>
+    </w:p>
+    <w:p>
+      <w:pPr>
+        <w:widowControl w:val="0"/>
+        <w:pBdr>
+          <w:top w:val="nil"/>
+          <w:left w:val="nil"/>
+          <w:bottom w:val="nil"/>
+          <w:right w:val="nil"/>
+          <w:between w:val="nil"/>
+        </w:pBdr>
+      </w:pPr>
+    </w:p>
+    <w:p>
+      <w:r>
+        <w:pict w14:anchorId="48A00A77">
+          <v:rect id="_x0000_i1031" style="width:0;height:1.5pt" o:hralign="center" o:hrstd="t" o:hr="t" fillcolor="#a0a0a0" stroked="f"/>
+        </w:pict>
+      </w:r>
+    </w:p>
+    <w:p>
+      <w:pPr>
+        <w:pStyle w:val="Heading2"/>
+      </w:pPr>
+      <w:bookmarkStart w:id="18" w:name="_umxfavb09mhq" w:colFirst="0" w:colLast="0"/>
+      <w:bookmarkEnd w:id="18"/>
+      <w:r>
+        <w:t>6. Stage 2 — Normalization (</w:t>
+      </w:r>
+      <w:r>
+        <w:rPr>
+          <w:rFonts w:ascii="Roboto Mono" w:eastAsia="Roboto Mono" w:hAnsi="Roboto Mono" w:cs="Roboto Mono"/>
+          <w:color w:val="188038"/>
+        </w:rPr>
+        <w:t>02_normalize.R</w:t>
+      </w:r>
+      <w:r>
+        <w:t>)</w:t>
+      </w:r>
+    </w:p>
+    <w:p>
+      <w:r>
+        <w:rPr>
+          <w:b/>
+          <w:bCs/>
+        </w:rPr>
+        <w:t>Contract:</w:t>
+      </w:r>
+      <w:r>
+        <w:rPr>
+          <w:rFonts w:ascii="Arial Unicode MS" w:eastAsia="Arial Unicode MS" w:hAnsi="Arial Unicode MS" w:cs="Arial Unicode MS"/>
+        </w:rPr>
+        <w:t xml:space="preserve"> raw JSON → a typed, deduplicated, tier-assigned record table with change detection. Still no interpretation.</w:t>
+      </w:r>
+    </w:p>
+    <w:p>
+      <w:pPr>
+        <w:pStyle w:val="Heading3"/>
+      </w:pPr>
+      <w:bookmarkStart w:id="19" w:name="_tq1585frikio" w:colFirst="0" w:colLast="0"/>
+      <w:bookmarkEnd w:id="19"/>
+      <w:r>
+        <w:t>6.1 Tier assignment</w:t>
+      </w:r>
+    </w:p>
+    <w:p>
+      <w:r>
+        <w:t xml:space="preserve">Assign </w:t>
+      </w:r>
+      <w:r>
+        <w:rPr>
+          <w:rFonts w:ascii="Roboto Mono" w:eastAsia="Roboto Mono" w:hAnsi="Roboto Mono" w:cs="Roboto Mono"/>
+          <w:color w:val="188038"/>
+        </w:rPr>
+        <w:t>award_tier</w:t>
+      </w:r>
+      <w:r>
+        <w:t xml:space="preserve"> using, in priority order:</w:t>
+      </w:r>
+    </w:p>
+    <w:p>
+      <w:pPr>
+        <w:widowControl w:val="0"/>
+        <w:pBdr>
+          <w:top w:val="nil"/>
+          <w:left w:val="nil"/>
+          <w:bottom w:val="nil"/>
+          <w:right w:val="nil"/>
+          <w:between w:val="nil"/>
+        </w:pBdr>
+      </w:pPr>
+    </w:p>
+    <w:p>
+      <w:pPr>
+        <w:numPr>
+          <w:ilvl w:val="0"/>
+          <w:numId w:val="2"/>
+        </w:numPr>
+      </w:pPr>
+      <w:r>
+        <w:t>Explicit RCJ record type where it maps cleanly (e.g. "Award Announcement" vs "Application").</w:t>
+      </w:r>
+    </w:p>
+    <w:p>
+      <w:pPr>
+        <w:numPr>
+          <w:ilvl w:val="0"/>
+          <w:numId w:val="2"/>
+        </w:numPr>
+      </w:pPr>
+      <w:r>
+        <w:t xml:space="preserve">Presence of a </w:t>
+      </w:r>
+      <w:r>
+        <w:rPr>
+          <w:b/>
+          <w:bCs/>
+        </w:rPr>
+        <w:t>named recipient</w:t>
+      </w:r>
+      <w:r>
+        <w:rPr>
+          <w:rFonts w:ascii="Arial Unicode MS" w:eastAsia="Arial Unicode MS" w:hAnsi="Arial Unicode MS" w:cs="Arial Unicode MS"/>
+        </w:rPr>
+        <w:t xml:space="preserve"> → </w:t>
+      </w:r>
+      <w:r>
+        <w:rPr>
+          <w:rFonts w:ascii="Roboto Mono" w:eastAsia="Roboto Mono" w:hAnsi="Roboto Mono" w:cs="Roboto Mono"/>
+          <w:color w:val="188038"/>
+        </w:rPr>
+        <w:t>SUBAWARD</w:t>
+      </w:r>
+      <w:r>
+        <w:t>.</w:t>
+      </w:r>
+    </w:p>
+    <w:p>
+      <w:pPr>
+        <w:numPr>
+          <w:ilvl w:val="0"/>
+          <w:numId w:val="2"/>
+        </w:numPr>
+      </w:pPr>
+      <w:r>
+        <w:rPr>
+          <w:rFonts w:ascii="Arial Unicode MS" w:eastAsia="Arial Unicode MS" w:hAnsi="Arial Unicode MS" w:cs="Arial Unicode MS"/>
+        </w:rPr>
+        <w:t xml:space="preserve">Amount matching the published CMS FY2026 state allotment for that state → </w:t>
+      </w:r>
+      <w:r>
+        <w:rPr>
+          <w:rFonts w:ascii="Roboto Mono" w:eastAsia="Roboto Mono" w:hAnsi="Roboto Mono" w:cs="Roboto Mono"/>
+          <w:color w:val="188038"/>
+        </w:rPr>
+        <w:t>STATE_ALLOTMENT</w:t>
+      </w:r>
+      <w:r>
+        <w:t>.</w:t>
+      </w:r>
+    </w:p>
+    <w:p>
+      <w:pPr>
+        <w:numPr>
+          <w:ilvl w:val="0"/>
+          <w:numId w:val="2"/>
+        </w:numPr>
+      </w:pPr>
+      <w:r>
+        <w:rPr>
+          <w:rFonts w:ascii="Arial Unicode MS" w:eastAsia="Arial Unicode MS" w:hAnsi="Arial Unicode MS" w:cs="Arial Unicode MS"/>
+        </w:rPr>
+        <w:t xml:space="preserve">Amount attached to a solicitation/NOFO/RFP/RFA with no named recipient → </w:t>
+      </w:r>
+      <w:r>
+        <w:rPr>
+          <w:rFonts w:ascii="Roboto Mono" w:eastAsia="Roboto Mono" w:hAnsi="Roboto Mono" w:cs="Roboto Mono"/>
+          <w:color w:val="188038"/>
+        </w:rPr>
+        <w:t>SOLICITATION</w:t>
+      </w:r>
+      <w:r>
+        <w:t>.</w:t>
+      </w:r>
+    </w:p>
+    <w:p>
+      <w:pPr>
+        <w:numPr>
+          <w:ilvl w:val="0"/>
+          <w:numId w:val="2"/>
+        </w:numPr>
+      </w:pPr>
+      <w:r>
+        <w:t xml:space="preserve">Otherwise </w:t>
+      </w:r>
+      <w:r>
+        <w:rPr>
+          <w:rFonts w:ascii="Roboto Mono" w:eastAsia="Roboto Mono" w:hAnsi="Roboto Mono" w:cs="Roboto Mono"/>
+          <w:color w:val="188038"/>
+        </w:rPr>
+        <w:t>UNASSIGNED</w:t>
+      </w:r>
+      <w:r>
+        <w:rPr>
+          <w:rFonts w:ascii="Arial Unicode MS" w:eastAsia="Arial Unicode MS" w:hAnsi="Arial Unicode MS" w:cs="Arial Unicode MS"/>
+        </w:rPr>
+        <w:t xml:space="preserve"> → routed to the review queue. </w:t>
+      </w:r>
+      <w:r>
+        <w:rPr>
+          <w:b/>
+          <w:bCs/>
+        </w:rPr>
+        <w:t xml:space="preserve">Never default to </w:t>
+      </w:r>
+      <w:r>
+        <w:rPr>
+          <w:rFonts w:ascii="Roboto Mono" w:eastAsia="Roboto Mono" w:hAnsi="Roboto Mono" w:cs="Roboto Mono"/>
+          <w:b/>
+          <w:bCs/>
+          <w:color w:val="188038"/>
+        </w:rPr>
+        <w:t>SUBAWARD</w:t>
+      </w:r>
+      <w:r>
+        <w:rPr>
+          <w:b/>
+          <w:bCs/>
+        </w:rPr>
+        <w:t>.</w:t>
+      </w:r>
+    </w:p>
+    <w:p>
+      <w:pPr>
+        <w:pStyle w:val="Heading3"/>
+      </w:pPr>
+      <w:bookmarkStart w:id="20" w:name="_f2watqwmqf74" w:colFirst="0" w:colLast="0"/>
+      <w:bookmarkEnd w:id="20"/>
+      <w:r>
+        <w:t>6.2 Junk filters (test cases from observed RCJ defects)</w:t>
+      </w:r>
+    </w:p>
+    <w:p>
+      <w:r>
+        <w:t xml:space="preserve">Build these as an explicit, testable filter set with a </w:t>
+      </w:r>
+      <w:r>
+        <w:rPr>
+          <w:rFonts w:ascii="Roboto Mono" w:eastAsia="Roboto Mono" w:hAnsi="Roboto Mono" w:cs="Roboto Mono"/>
+          <w:color w:val="188038"/>
+        </w:rPr>
+        <w:t>flag_reason</w:t>
+      </w:r>
+      <w:r>
+        <w:t xml:space="preserve"> column — flag and quarantine, don't silently drop:</w:t>
+      </w:r>
+    </w:p>
+    <w:p>
+      <w:pPr>
+        <w:widowControl w:val="0"/>
+        <w:pBdr>
+          <w:top w:val="nil"/>
+          <w:left w:val="nil"/>
+          <w:bottom w:val="nil"/>
+          <w:right w:val="nil"/>
+          <w:between w:val="nil"/>
+        </w:pBdr>
+      </w:pPr>
+    </w:p>
+    <w:p>
+      <w:pPr>
+        <w:numPr>
+          <w:ilvl w:val="0"/>
+          <w:numId w:val="11"/>
+        </w:numPr>
+      </w:pPr>
+      <w:r>
+        <w:rPr>
+          <w:b/>
+          <w:bCs/>
+        </w:rPr>
+        <w:t>Self-declared non-RHTP.</w:t>
+      </w:r>
+      <w:r>
+        <w:t xml:space="preserve"> Records whose description states the document does not relate to RHTP (a Wisconsin Perkins CTE record currently sits in the feed this way). Regex on the description for negation phrasing.</w:t>
+      </w:r>
+    </w:p>
+    <w:p>
+      <w:pPr>
+        <w:numPr>
+          <w:ilvl w:val="0"/>
+          <w:numId w:val="11"/>
+        </w:numPr>
+      </w:pPr>
+      <w:r>
+        <w:rPr>
+          <w:b/>
+          <w:bCs/>
+        </w:rPr>
+        <w:t>Page chrome as title.</w:t>
+      </w:r>
+      <w:r>
+        <w:t xml:space="preserve"> Titles matching accessibility text, cookie notices, nav labels, or bare filenames — observed examples: "Here's how you know. Resources", "Press Alt+1 for screen-reader mode", "Report an accessibility issue", "Browse.aspx". Maintain a growing pattern list in </w:t>
+      </w:r>
+      <w:r>
+        <w:rPr>
+          <w:rFonts w:ascii="Roboto Mono" w:eastAsia="Roboto Mono" w:hAnsi="Roboto Mono" w:cs="Roboto Mono"/>
+          <w:color w:val="188038"/>
+        </w:rPr>
+        <w:t>data/reference/title_junk_patterns.csv</w:t>
+      </w:r>
+      <w:r>
+        <w:t>.</w:t>
+      </w:r>
+    </w:p>
+    <w:p>
+      <w:pPr>
+        <w:numPr>
+          <w:ilvl w:val="0"/>
+          <w:numId w:val="11"/>
+        </w:numPr>
+      </w:pPr>
+      <w:r>
+        <w:rPr>
+          <w:b/>
+          <w:bCs/>
+        </w:rPr>
+        <w:t>Event-schedule bleed.</w:t>
+      </w:r>
+      <w:r>
+        <w:t xml:space="preserve"> Event arrays containing items with no topical relationship to the record (a Delaware school-based health center record currently carries AG press releases, hunting season dates, and a flag-lowering order; a South Dakota record </w:t>
+      </w:r>
+      <w:r>
+        <w:lastRenderedPageBreak/>
+        <w:t>carries boiler replacements and latrine renovations). Heuristic: flag when &lt;50% of event entries share health/RHTP keywords with the parent record. Do not attempt to auto-clean — flag for review.</w:t>
+      </w:r>
+    </w:p>
+    <w:p>
+      <w:pPr>
+        <w:numPr>
+          <w:ilvl w:val="0"/>
+          <w:numId w:val="11"/>
+        </w:numPr>
+      </w:pPr>
+      <w:r>
+        <w:rPr>
+          <w:b/>
+          <w:bCs/>
+        </w:rPr>
+        <w:t>Amount sanity.</w:t>
+      </w:r>
+      <w:r>
+        <w:rPr>
+          <w:rFonts w:ascii="Arial Unicode MS" w:eastAsia="Arial Unicode MS" w:hAnsi="Arial Unicode MS" w:cs="Arial Unicode MS"/>
+        </w:rPr>
+        <w:t xml:space="preserve"> Flag any Tier 3 amount exceeding that state's FY2026 allotment, any amount ≥ $1B (unit errors are common in secondary reporting), and any amount of exactly 0.</w:t>
+      </w:r>
+    </w:p>
+    <w:p>
+      <w:pPr>
+        <w:pStyle w:val="Heading3"/>
+      </w:pPr>
+      <w:bookmarkStart w:id="21" w:name="_fovr26b5mjkp" w:colFirst="0" w:colLast="0"/>
+      <w:bookmarkEnd w:id="21"/>
+      <w:r>
+        <w:t>6.3 Deduplication and change detection</w:t>
+      </w:r>
+    </w:p>
+    <w:p>
+      <w:pPr>
+        <w:numPr>
+          <w:ilvl w:val="0"/>
+          <w:numId w:val="11"/>
+        </w:numPr>
+      </w:pPr>
+      <w:r>
+        <w:t xml:space="preserve">Hash each record's substantive fields with </w:t>
+      </w:r>
+      <w:r>
+        <w:rPr>
+          <w:rFonts w:ascii="Roboto Mono" w:eastAsia="Roboto Mono" w:hAnsi="Roboto Mono" w:cs="Roboto Mono"/>
+          <w:color w:val="188038"/>
+        </w:rPr>
+        <w:t>digest::digest()</w:t>
+      </w:r>
+      <w:r>
+        <w:rPr>
+          <w:rFonts w:ascii="Arial Unicode MS" w:eastAsia="Arial Unicode MS" w:hAnsi="Arial Unicode MS" w:cs="Arial Unicode MS"/>
+        </w:rPr>
+        <w:t xml:space="preserve"> → </w:t>
+      </w:r>
+      <w:r>
+        <w:rPr>
+          <w:rFonts w:ascii="Roboto Mono" w:eastAsia="Roboto Mono" w:hAnsi="Roboto Mono" w:cs="Roboto Mono"/>
+          <w:color w:val="188038"/>
+        </w:rPr>
+        <w:t>rcj_record_hash</w:t>
+      </w:r>
+      <w:r>
+        <w:t>.</w:t>
+      </w:r>
+    </w:p>
+    <w:p>
+      <w:pPr>
+        <w:numPr>
+          <w:ilvl w:val="0"/>
+          <w:numId w:val="11"/>
+        </w:numPr>
+      </w:pPr>
+      <w:r>
+        <w:t xml:space="preserve">Maintain effective-dated rows: </w:t>
+      </w:r>
+      <w:r>
+        <w:rPr>
+          <w:rFonts w:ascii="Roboto Mono" w:eastAsia="Roboto Mono" w:hAnsi="Roboto Mono" w:cs="Roboto Mono"/>
+          <w:color w:val="188038"/>
+        </w:rPr>
+        <w:t>first_seen</w:t>
+      </w:r>
+      <w:r>
+        <w:t xml:space="preserve">, </w:t>
+      </w:r>
+      <w:r>
+        <w:rPr>
+          <w:rFonts w:ascii="Roboto Mono" w:eastAsia="Roboto Mono" w:hAnsi="Roboto Mono" w:cs="Roboto Mono"/>
+          <w:color w:val="188038"/>
+        </w:rPr>
+        <w:t>last_seen</w:t>
+      </w:r>
+      <w:r>
+        <w:t xml:space="preserve">, </w:t>
+      </w:r>
+      <w:r>
+        <w:rPr>
+          <w:rFonts w:ascii="Roboto Mono" w:eastAsia="Roboto Mono" w:hAnsi="Roboto Mono" w:cs="Roboto Mono"/>
+          <w:color w:val="188038"/>
+        </w:rPr>
+        <w:t>superseded_by</w:t>
+      </w:r>
+      <w:r>
+        <w:t>. Never overwrite a prior version of a record.</w:t>
+      </w:r>
+    </w:p>
+    <w:p>
+      <w:pPr>
+        <w:numPr>
+          <w:ilvl w:val="0"/>
+          <w:numId w:val="11"/>
+        </w:numPr>
+      </w:pPr>
+      <w:r>
+        <w:t>Diff each pull against the previous. Changed and new records go to the review queue. Records unchanged since last pull skip re-validation.</w:t>
+      </w:r>
+    </w:p>
+    <w:p>
+      <w:pPr>
+        <w:numPr>
+          <w:ilvl w:val="0"/>
+          <w:numId w:val="11"/>
+        </w:numPr>
+      </w:pPr>
+      <w:r>
+        <w:rPr>
+          <w:b/>
+          <w:bCs/>
+        </w:rPr>
+        <w:t>Re-opened solicitations are a known trap.</w:t>
+      </w:r>
+      <w:r>
+        <w:t xml:space="preserve"> West Virginia currently has multiple re-opened solicitations with the same underlying opportunity. Match on the state's own solicitation number where present (e.g. </w:t>
+      </w:r>
+      <w:r>
+        <w:rPr>
+          <w:rFonts w:ascii="Roboto Mono" w:eastAsia="Roboto Mono" w:hAnsi="Roboto Mono" w:cs="Roboto Mono"/>
+          <w:color w:val="188038"/>
+        </w:rPr>
+        <w:t>RHT-AFA-04-28-2026-MSC3</w:t>
+      </w:r>
+      <w:r>
+        <w:t>) to avoid counting the same pool twice.</w:t>
+      </w:r>
+    </w:p>
+    <w:p>
+      <w:pPr>
+        <w:widowControl w:val="0"/>
+        <w:pBdr>
+          <w:top w:val="nil"/>
+          <w:left w:val="nil"/>
+          <w:bottom w:val="nil"/>
+          <w:right w:val="nil"/>
+          <w:between w:val="nil"/>
+        </w:pBdr>
+      </w:pPr>
+    </w:p>
+    <w:p>
+      <w:r>
+        <w:pict w14:anchorId="3EBE4887">
+          <v:rect id="_x0000_i1032" style="width:0;height:1.5pt" o:hralign="center" o:hrstd="t" o:hr="t" fillcolor="#a0a0a0" stroked="f"/>
+        </w:pict>
+      </w:r>
+    </w:p>
+    <w:p>
+      <w:pPr>
+        <w:pStyle w:val="Heading2"/>
+      </w:pPr>
+      <w:bookmarkStart w:id="22" w:name="_kqqsw9x9cedm" w:colFirst="0" w:colLast="0"/>
+      <w:bookmarkEnd w:id="22"/>
+      <w:r>
+        <w:t>7. Stage 3 — State source registry (</w:t>
+      </w:r>
+      <w:r>
+        <w:rPr>
+          <w:rFonts w:ascii="Roboto Mono" w:eastAsia="Roboto Mono" w:hAnsi="Roboto Mono" w:cs="Roboto Mono"/>
+          <w:color w:val="188038"/>
+        </w:rPr>
+        <w:t>03_state_registry.R</w:t>
+      </w:r>
+      <w:r>
+        <w:t>)</w:t>
+      </w:r>
+    </w:p>
+    <w:p>
+      <w:r>
+        <w:t xml:space="preserve">A one-time manual build that pays for itself immediately. Output: </w:t>
+      </w:r>
+      <w:r>
+        <w:rPr>
+          <w:rFonts w:ascii="Roboto Mono" w:eastAsia="Roboto Mono" w:hAnsi="Roboto Mono" w:cs="Roboto Mono"/>
+          <w:color w:val="188038"/>
+        </w:rPr>
+        <w:t>data/reference/state_source_registry.csv</w:t>
+      </w:r>
+      <w:r>
+        <w:t>, 50 rows, hand-verified.</w:t>
+      </w:r>
+    </w:p>
+    <w:p>
+      <w:pPr>
+        <w:widowControl w:val="0"/>
+        <w:pBdr>
+          <w:top w:val="nil"/>
+          <w:left w:val="nil"/>
+          <w:bottom w:val="nil"/>
+          <w:right w:val="nil"/>
+          <w:between w:val="nil"/>
+        </w:pBdr>
+      </w:pPr>
+    </w:p>
     <w:tbl>
       <w:tblPr>
         <w:tblStyle w:val="a0"/>
         <w:tblW w:w="9360" w:type="dxa"/>
-        <w:tblInd w:w="2" w:type="dxa"/>
+        <w:tblInd w:w="0" w:type="dxa"/>
         <w:tblBorders>
           <w:top w:val="single" w:sz="8" w:space="0" w:color="000000"/>
           <w:left w:val="single" w:sz="8" w:space="0" w:color="000000"/>
@@ -2846,6 +3433,7 @@
                 <w:rFonts w:ascii="Roboto Mono" w:eastAsia="Roboto Mono" w:hAnsi="Roboto Mono" w:cs="Roboto Mono"/>
                 <w:color w:val="188038"/>
               </w:rPr>
+              <w:lastRenderedPageBreak/>
               <w:t>fy2026_allotment</w:t>
             </w:r>
           </w:p>
@@ -2946,7 +3534,7 @@
       <w:pPr>
         <w:numPr>
           <w:ilvl w:val="0"/>
-          <w:numId w:val="7"/>
+          <w:numId w:val="11"/>
         </w:numPr>
       </w:pPr>
       <w:r>
@@ -2957,7 +3545,7 @@
       <w:pPr>
         <w:numPr>
           <w:ilvl w:val="0"/>
-          <w:numId w:val="7"/>
+          <w:numId w:val="11"/>
         </w:numPr>
       </w:pPr>
       <w:r>
@@ -2968,7 +3556,7 @@
       <w:pPr>
         <w:numPr>
           <w:ilvl w:val="0"/>
-          <w:numId w:val="7"/>
+          <w:numId w:val="11"/>
         </w:numPr>
       </w:pPr>
       <w:r>
@@ -2999,7 +3587,7 @@
     </w:p>
     <w:p>
       <w:r>
-        <w:pict w14:anchorId="4B0624E4">
+        <w:pict w14:anchorId="24F13FF5">
           <v:rect id="_x0000_i1033" style="width:0;height:1.5pt" o:hralign="center" o:hrstd="t" o:hr="t" fillcolor="#a0a0a0" stroked="f"/>
         </w:pict>
       </w:r>
@@ -3008,8 +3596,8 @@
       <w:pPr>
         <w:pStyle w:val="Heading2"/>
       </w:pPr>
-      <w:bookmarkStart w:id="16" w:name="_s3po4rfv570b" w:colFirst="0" w:colLast="0"/>
-      <w:bookmarkEnd w:id="16"/>
+      <w:bookmarkStart w:id="23" w:name="_cpityp5xdb1z" w:colFirst="0" w:colLast="0"/>
+      <w:bookmarkEnd w:id="23"/>
       <w:r>
         <w:t>8. Controlled vocabularies</w:t>
       </w:r>
@@ -3475,6 +4063,7 @@
           <w:bCs/>
           <w:color w:val="188038"/>
         </w:rPr>
+        <w:lastRenderedPageBreak/>
         <w:t>flow_type</w:t>
       </w:r>
       <w:r>
@@ -3712,7 +4301,7 @@
     </w:p>
     <w:p>
       <w:r>
-        <w:pict w14:anchorId="45C2252E">
+        <w:pict w14:anchorId="562F5678">
           <v:rect id="_x0000_i1034" style="width:0;height:1.5pt" o:hralign="center" o:hrstd="t" o:hr="t" fillcolor="#a0a0a0" stroked="f"/>
         </w:pict>
       </w:r>
@@ -3721,8 +4310,8 @@
       <w:pPr>
         <w:pStyle w:val="Heading2"/>
       </w:pPr>
-      <w:bookmarkStart w:id="17" w:name="_80p0nmjk71el" w:colFirst="0" w:colLast="0"/>
-      <w:bookmarkEnd w:id="17"/>
+      <w:bookmarkStart w:id="24" w:name="_w3e1vd11foa0" w:colFirst="0" w:colLast="0"/>
+      <w:bookmarkEnd w:id="24"/>
       <w:r>
         <w:t>9. Stage 4 — Validation and evidence capture (</w:t>
       </w:r>
@@ -3753,203 +4342,25 @@
       <w:pPr>
         <w:pStyle w:val="Heading3"/>
       </w:pPr>
-      <w:bookmarkStart w:id="18" w:name="_fon65dod2en9" w:colFirst="0" w:colLast="0"/>
-      <w:bookmarkEnd w:id="18"/>
-      <w:r>
-        <w:t>9.1 Evidence capture — required for every validated row</w:t>
-      </w:r>
-    </w:p>
-    <w:p>
-      <w:pPr>
-        <w:numPr>
-          <w:ilvl w:val="0"/>
-          <w:numId w:val="7"/>
-        </w:numPr>
-      </w:pPr>
-      <w:r>
-        <w:rPr>
-          <w:rFonts w:ascii="Roboto Mono" w:eastAsia="Roboto Mono" w:hAnsi="Roboto Mono" w:cs="Roboto Mono"/>
-          <w:color w:val="188038"/>
-        </w:rPr>
-        <w:t>validation_url</w:t>
-      </w:r>
-      <w:r>
-        <w:t xml:space="preserve"> — the specific page or document, </w:t>
+      <w:bookmarkStart w:id="25" w:name="_hxk2wlt0vu7d" w:colFirst="0" w:colLast="0"/>
+      <w:bookmarkEnd w:id="25"/>
+      <w:r>
+        <w:t>9.0 This stage runs outside the cloud session</w:t>
+      </w:r>
+    </w:p>
+    <w:p>
+      <w:r>
+        <w:t xml:space="preserve">Validation requires fetching pages from 50-plus state government domains, plus non-state administrators. Enumerating those in a network allowlist in advance isn't feasible, and setting the environment to </w:t>
       </w:r>
       <w:r>
         <w:rPr>
           <w:b/>
           <w:bCs/>
         </w:rPr>
-        <w:t>not</w:t>
-      </w:r>
-      <w:r>
-        <w:t xml:space="preserve"> the program homepage.</w:t>
-      </w:r>
-    </w:p>
-    <w:p>
-      <w:pPr>
-        <w:numPr>
-          <w:ilvl w:val="0"/>
-          <w:numId w:val="7"/>
-        </w:numPr>
-      </w:pPr>
-      <w:r>
-        <w:rPr>
-          <w:rFonts w:ascii="Roboto Mono" w:eastAsia="Roboto Mono" w:hAnsi="Roboto Mono" w:cs="Roboto Mono"/>
-          <w:color w:val="188038"/>
-        </w:rPr>
-        <w:t>validation_source_type</w:t>
-      </w:r>
-      <w:r>
-        <w:t xml:space="preserve"> — from the </w:t>
-      </w:r>
-      <w:r>
-        <w:rPr>
-          <w:rFonts w:ascii="Roboto Mono" w:eastAsia="Roboto Mono" w:hAnsi="Roboto Mono" w:cs="Roboto Mono"/>
-          <w:color w:val="188038"/>
-        </w:rPr>
-        <w:t>source_doc_type</w:t>
-      </w:r>
-      <w:r>
-        <w:t xml:space="preserve"> vocabulary.</w:t>
-      </w:r>
-    </w:p>
-    <w:p>
-      <w:pPr>
-        <w:numPr>
-          <w:ilvl w:val="0"/>
-          <w:numId w:val="7"/>
-        </w:numPr>
-      </w:pPr>
-      <w:r>
-        <w:rPr>
-          <w:rFonts w:ascii="Roboto Mono" w:eastAsia="Roboto Mono" w:hAnsi="Roboto Mono" w:cs="Roboto Mono"/>
-          <w:color w:val="188038"/>
-        </w:rPr>
-        <w:t>validation_date_accessed</w:t>
-      </w:r>
-      <w:r>
-        <w:t>.</w:t>
-      </w:r>
-    </w:p>
-    <w:p>
-      <w:pPr>
-        <w:numPr>
-          <w:ilvl w:val="0"/>
-          <w:numId w:val="7"/>
-        </w:numPr>
-      </w:pPr>
-      <w:r>
-        <w:rPr>
-          <w:rFonts w:ascii="Roboto Mono" w:eastAsia="Roboto Mono" w:hAnsi="Roboto Mono" w:cs="Roboto Mono"/>
-          <w:color w:val="188038"/>
-        </w:rPr>
-        <w:t>validation_archive_path</w:t>
-      </w:r>
-      <w:r>
-        <w:t xml:space="preserve"> — a </w:t>
-      </w:r>
-      <w:r>
-        <w:rPr>
-          <w:b/>
-          <w:bCs/>
-        </w:rPr>
-        <w:t>local archived copy</w:t>
-      </w:r>
-      <w:r>
-        <w:t xml:space="preserve"> (PDF via </w:t>
-      </w:r>
-      <w:r>
-        <w:rPr>
-          <w:rFonts w:ascii="Roboto Mono" w:eastAsia="Roboto Mono" w:hAnsi="Roboto Mono" w:cs="Roboto Mono"/>
-          <w:color w:val="188038"/>
-        </w:rPr>
-        <w:t>pagedown</w:t>
-      </w:r>
-      <w:r>
-        <w:t>/</w:t>
-      </w:r>
-      <w:r>
-        <w:rPr>
-          <w:rFonts w:ascii="Roboto Mono" w:eastAsia="Roboto Mono" w:hAnsi="Roboto Mono" w:cs="Roboto Mono"/>
-          <w:color w:val="188038"/>
-        </w:rPr>
-        <w:t>chromote</w:t>
-      </w:r>
-      <w:r>
-        <w:t>, or WARC). This is not optional. State pages get restructured without notice; an advocacy citation that 404s in six months is a liability, and AHA figures need to survive scrutiny long after the page moves.</w:t>
-      </w:r>
-    </w:p>
-    <w:p>
-      <w:pPr>
-        <w:numPr>
-          <w:ilvl w:val="0"/>
-          <w:numId w:val="7"/>
-        </w:numPr>
-      </w:pPr>
-      <w:r>
-        <w:rPr>
-          <w:rFonts w:ascii="Roboto Mono" w:eastAsia="Roboto Mono" w:hAnsi="Roboto Mono" w:cs="Roboto Mono"/>
-          <w:color w:val="188038"/>
-        </w:rPr>
-        <w:t>confirming_text</w:t>
-      </w:r>
-      <w:r>
-        <w:t xml:space="preserve"> — the specific sentence establishing the award, stored in the row so a reviewer can adjudicate without reopening the source.</w:t>
-      </w:r>
-    </w:p>
-    <w:p>
-      <w:pPr>
-        <w:numPr>
-          <w:ilvl w:val="0"/>
-          <w:numId w:val="7"/>
-        </w:numPr>
-      </w:pPr>
-      <w:r>
-        <w:rPr>
-          <w:rFonts w:ascii="Roboto Mono" w:eastAsia="Roboto Mono" w:hAnsi="Roboto Mono" w:cs="Roboto Mono"/>
-          <w:color w:val="188038"/>
-        </w:rPr>
-        <w:t>validator</w:t>
-      </w:r>
-      <w:r>
-        <w:t xml:space="preserve"> and </w:t>
-      </w:r>
-      <w:r>
-        <w:rPr>
-          <w:rFonts w:ascii="Roboto Mono" w:eastAsia="Roboto Mono" w:hAnsi="Roboto Mono" w:cs="Roboto Mono"/>
-          <w:color w:val="188038"/>
-        </w:rPr>
-        <w:t>validation_date</w:t>
-      </w:r>
-      <w:r>
-        <w:t>.</w:t>
-      </w:r>
-    </w:p>
-    <w:p>
-      <w:pPr>
-        <w:pStyle w:val="Heading3"/>
-      </w:pPr>
-      <w:bookmarkStart w:id="19" w:name="_qf18ixq654pr" w:colFirst="0" w:colLast="0"/>
-      <w:bookmarkEnd w:id="19"/>
-      <w:r>
-        <w:t>9.2 Confirmation decision rules</w:t>
-      </w:r>
-    </w:p>
-    <w:p>
-      <w:r>
-        <w:t xml:space="preserve">Implement exactly these; write them into </w:t>
-      </w:r>
-      <w:r>
-        <w:rPr>
-          <w:rFonts w:ascii="Roboto Mono" w:eastAsia="Roboto Mono" w:hAnsi="Roboto Mono" w:cs="Roboto Mono"/>
-          <w:color w:val="188038"/>
-        </w:rPr>
-        <w:t>CLAUDE.md</w:t>
-      </w:r>
-      <w:r>
-        <w:t xml:space="preserve"> so coding is consistent across sessions and reviewers.</w:t>
+        <w:t>Full</w:t>
+      </w:r>
+      <w:r>
+        <w:t xml:space="preserve"> network access to accommodate it is a poor trade for a project whose whole point is provenance discipline.</w:t>
       </w:r>
     </w:p>
     <w:p>
@@ -3967,55 +4378,10 @@
     <w:p>
       <w:r>
         <w:rPr>
-          <w:rFonts w:ascii="Roboto Mono" w:eastAsia="Roboto Mono" w:hAnsi="Roboto Mono" w:cs="Roboto Mono"/>
           <w:b/>
           <w:bCs/>
-          <w:color w:val="188038"/>
-        </w:rPr>
-        <w:t>Yes</w:t>
-      </w:r>
-      <w:r>
-        <w:t xml:space="preserve"> — a state agency or designated pass-through administrator document names both the recipient and the award. Source type must be </w:t>
-      </w:r>
-      <w:r>
-        <w:rPr>
-          <w:rFonts w:ascii="Roboto Mono" w:eastAsia="Roboto Mono" w:hAnsi="Roboto Mono" w:cs="Roboto Mono"/>
-          <w:color w:val="188038"/>
-        </w:rPr>
-        <w:t>NOTICE_OF_AWARD</w:t>
-      </w:r>
-      <w:r>
-        <w:t xml:space="preserve">, </w:t>
-      </w:r>
-      <w:r>
-        <w:rPr>
-          <w:rFonts w:ascii="Roboto Mono" w:eastAsia="Roboto Mono" w:hAnsi="Roboto Mono" w:cs="Roboto Mono"/>
-          <w:color w:val="188038"/>
-        </w:rPr>
-        <w:t>NOTICE_OF_INTENT_TO_AWARD</w:t>
-      </w:r>
-      <w:r>
-        <w:t xml:space="preserve">, </w:t>
-      </w:r>
-      <w:r>
-        <w:rPr>
-          <w:rFonts w:ascii="Roboto Mono" w:eastAsia="Roboto Mono" w:hAnsi="Roboto Mono" w:cs="Roboto Mono"/>
-          <w:color w:val="188038"/>
-        </w:rPr>
-        <w:t>PROCUREMENT_PORTAL_POSTING</w:t>
-      </w:r>
-      <w:r>
-        <w:t xml:space="preserve">, </w:t>
-      </w:r>
-      <w:r>
-        <w:rPr>
-          <w:rFonts w:ascii="Roboto Mono" w:eastAsia="Roboto Mono" w:hAnsi="Roboto Mono" w:cs="Roboto Mono"/>
-          <w:color w:val="188038"/>
-        </w:rPr>
-        <w:t>STATE_BUDGET_NARRATIVE</w:t>
-      </w:r>
-      <w:r>
-        <w:t>, or an official agency/governor press release that names the recipient.</w:t>
+        </w:rPr>
+        <w:t>Split the stage:</w:t>
       </w:r>
     </w:p>
     <w:p>
@@ -4030,20 +4396,254 @@
         </w:pBdr>
       </w:pPr>
     </w:p>
-    <w:p>
-      <w:r>
-        <w:rPr>
-          <w:rFonts w:ascii="Roboto Mono" w:eastAsia="Roboto Mono" w:hAnsi="Roboto Mono" w:cs="Roboto Mono"/>
-          <w:b/>
-          <w:bCs/>
-          <w:color w:val="188038"/>
-        </w:rPr>
-        <w:t>No</w:t>
-      </w:r>
-      <w:r>
-        <w:t xml:space="preserve"> — the state source contradicts RCJ, or shows the solicitation cancelled, withdrawn, unawarded, or re-opened without award.</w:t>
-      </w:r>
-    </w:p>
+    <w:tbl>
+      <w:tblPr>
+        <w:tblStyle w:val="a1"/>
+        <w:tblW w:w="9360" w:type="dxa"/>
+        <w:tblInd w:w="0" w:type="dxa"/>
+        <w:tblBorders>
+          <w:top w:val="single" w:sz="8" w:space="0" w:color="000000"/>
+          <w:left w:val="single" w:sz="8" w:space="0" w:color="000000"/>
+          <w:bottom w:val="single" w:sz="8" w:space="0" w:color="000000"/>
+          <w:right w:val="single" w:sz="8" w:space="0" w:color="000000"/>
+          <w:insideH w:val="single" w:sz="8" w:space="0" w:color="000000"/>
+          <w:insideV w:val="single" w:sz="8" w:space="0" w:color="000000"/>
+        </w:tblBorders>
+        <w:tblLayout w:type="fixed"/>
+        <w:tblLook w:val="0600" w:firstRow="0" w:lastRow="0" w:firstColumn="0" w:lastColumn="0" w:noHBand="1" w:noVBand="1"/>
+      </w:tblPr>
+      <w:tblGrid>
+        <w:gridCol w:w="4680"/>
+        <w:gridCol w:w="4680"/>
+      </w:tblGrid>
+      <w:tr>
+        <w:trPr>
+          <w:tblHeader/>
+        </w:trPr>
+        <w:tc>
+          <w:tcPr>
+            <w:tcW w:w="4680" w:type="dxa"/>
+            <w:tcMar>
+              <w:top w:w="100" w:type="dxa"/>
+              <w:left w:w="100" w:type="dxa"/>
+              <w:bottom w:w="100" w:type="dxa"/>
+              <w:right w:w="100" w:type="dxa"/>
+            </w:tcMar>
+          </w:tcPr>
+          <w:p>
+            <w:pPr>
+              <w:rPr>
+                <w:b/>
+                <w:bCs/>
+              </w:rPr>
+            </w:pPr>
+            <w:r>
+              <w:rPr>
+                <w:b/>
+                <w:bCs/>
+              </w:rPr>
+              <w:t>Runs in the cloud session</w:t>
+            </w:r>
+          </w:p>
+        </w:tc>
+        <w:tc>
+          <w:tcPr>
+            <w:tcW w:w="4680" w:type="dxa"/>
+            <w:tcMar>
+              <w:top w:w="100" w:type="dxa"/>
+              <w:left w:w="100" w:type="dxa"/>
+              <w:bottom w:w="100" w:type="dxa"/>
+              <w:right w:w="100" w:type="dxa"/>
+            </w:tcMar>
+          </w:tcPr>
+          <w:p>
+            <w:pPr>
+              <w:rPr>
+                <w:b/>
+                <w:bCs/>
+              </w:rPr>
+            </w:pPr>
+            <w:r>
+              <w:rPr>
+                <w:b/>
+                <w:bCs/>
+              </w:rPr>
+              <w:t>Runs outside</w:t>
+            </w:r>
+          </w:p>
+        </w:tc>
+      </w:tr>
+      <w:tr>
+        <w:tc>
+          <w:tcPr>
+            <w:tcW w:w="4680" w:type="dxa"/>
+            <w:tcMar>
+              <w:top w:w="100" w:type="dxa"/>
+              <w:left w:w="100" w:type="dxa"/>
+              <w:bottom w:w="100" w:type="dxa"/>
+              <w:right w:w="100" w:type="dxa"/>
+            </w:tcMar>
+          </w:tcPr>
+          <w:p>
+            <w:r>
+              <w:t>Building and prioritizing the review queue</w:t>
+            </w:r>
+          </w:p>
+        </w:tc>
+        <w:tc>
+          <w:tcPr>
+            <w:tcW w:w="4680" w:type="dxa"/>
+            <w:tcMar>
+              <w:top w:w="100" w:type="dxa"/>
+              <w:left w:w="100" w:type="dxa"/>
+              <w:bottom w:w="100" w:type="dxa"/>
+              <w:right w:w="100" w:type="dxa"/>
+            </w:tcMar>
+          </w:tcPr>
+          <w:p>
+            <w:r>
+              <w:t>Fetching state pages</w:t>
+            </w:r>
+          </w:p>
+        </w:tc>
+      </w:tr>
+      <w:tr>
+        <w:tc>
+          <w:tcPr>
+            <w:tcW w:w="4680" w:type="dxa"/>
+            <w:tcMar>
+              <w:top w:w="100" w:type="dxa"/>
+              <w:left w:w="100" w:type="dxa"/>
+              <w:bottom w:w="100" w:type="dxa"/>
+              <w:right w:w="100" w:type="dxa"/>
+            </w:tcMar>
+          </w:tcPr>
+          <w:p>
+            <w:r>
+              <w:t>Exporting the queue to Excel</w:t>
+            </w:r>
+          </w:p>
+        </w:tc>
+        <w:tc>
+          <w:tcPr>
+            <w:tcW w:w="4680" w:type="dxa"/>
+            <w:tcMar>
+              <w:top w:w="100" w:type="dxa"/>
+              <w:left w:w="100" w:type="dxa"/>
+              <w:bottom w:w="100" w:type="dxa"/>
+              <w:right w:w="100" w:type="dxa"/>
+            </w:tcMar>
+          </w:tcPr>
+          <w:p>
+            <w:r>
+              <w:t>Archiving them to PDF</w:t>
+            </w:r>
+          </w:p>
+        </w:tc>
+      </w:tr>
+      <w:tr>
+        <w:tc>
+          <w:tcPr>
+            <w:tcW w:w="4680" w:type="dxa"/>
+            <w:tcMar>
+              <w:top w:w="100" w:type="dxa"/>
+              <w:left w:w="100" w:type="dxa"/>
+              <w:bottom w:w="100" w:type="dxa"/>
+              <w:right w:w="100" w:type="dxa"/>
+            </w:tcMar>
+          </w:tcPr>
+          <w:p>
+            <w:r>
+              <w:t>Reading the completed queue back in</w:t>
+            </w:r>
+          </w:p>
+        </w:tc>
+        <w:tc>
+          <w:tcPr>
+            <w:tcW w:w="4680" w:type="dxa"/>
+            <w:tcMar>
+              <w:top w:w="100" w:type="dxa"/>
+              <w:left w:w="100" w:type="dxa"/>
+              <w:bottom w:w="100" w:type="dxa"/>
+              <w:right w:w="100" w:type="dxa"/>
+            </w:tcMar>
+          </w:tcPr>
+          <w:p>
+            <w:r>
+              <w:t>Reading the page and identifying confirming text</w:t>
+            </w:r>
+          </w:p>
+        </w:tc>
+      </w:tr>
+      <w:tr>
+        <w:tc>
+          <w:tcPr>
+            <w:tcW w:w="4680" w:type="dxa"/>
+            <w:tcMar>
+              <w:top w:w="100" w:type="dxa"/>
+              <w:left w:w="100" w:type="dxa"/>
+              <w:bottom w:w="100" w:type="dxa"/>
+              <w:right w:w="100" w:type="dxa"/>
+            </w:tcMar>
+          </w:tcPr>
+          <w:p>
+            <w:r>
+              <w:t>Applying the §9.2 decision rules</w:t>
+            </w:r>
+          </w:p>
+        </w:tc>
+        <w:tc>
+          <w:tcPr>
+            <w:tcW w:w="4680" w:type="dxa"/>
+            <w:tcMar>
+              <w:top w:w="100" w:type="dxa"/>
+              <w:left w:w="100" w:type="dxa"/>
+              <w:bottom w:w="100" w:type="dxa"/>
+              <w:right w:w="100" w:type="dxa"/>
+            </w:tcMar>
+          </w:tcPr>
+          <w:p>
+            <w:r>
+              <w:t>—</w:t>
+            </w:r>
+          </w:p>
+        </w:tc>
+      </w:tr>
+      <w:tr>
+        <w:tc>
+          <w:tcPr>
+            <w:tcW w:w="4680" w:type="dxa"/>
+            <w:tcMar>
+              <w:top w:w="100" w:type="dxa"/>
+              <w:left w:w="100" w:type="dxa"/>
+              <w:bottom w:w="100" w:type="dxa"/>
+              <w:right w:w="100" w:type="dxa"/>
+            </w:tcMar>
+          </w:tcPr>
+          <w:p>
+            <w:r>
+              <w:t>Writing determinations to the record table</w:t>
+            </w:r>
+          </w:p>
+        </w:tc>
+        <w:tc>
+          <w:tcPr>
+            <w:tcW w:w="4680" w:type="dxa"/>
+            <w:tcMar>
+              <w:top w:w="100" w:type="dxa"/>
+              <w:left w:w="100" w:type="dxa"/>
+              <w:bottom w:w="100" w:type="dxa"/>
+              <w:right w:w="100" w:type="dxa"/>
+            </w:tcMar>
+          </w:tcPr>
+          <w:p>
+            <w:r>
+              <w:t>—</w:t>
+            </w:r>
+          </w:p>
+        </w:tc>
+      </w:tr>
+    </w:tbl>
     <w:p>
       <w:pPr>
         <w:widowControl w:val="0"/>
@@ -4058,16 +4658,7 @@
     </w:p>
     <w:p>
       <w:r>
-        <w:rPr>
-          <w:rFonts w:ascii="Roboto Mono" w:eastAsia="Roboto Mono" w:hAnsi="Roboto Mono" w:cs="Roboto Mono"/>
-          <w:b/>
-          <w:bCs/>
-          <w:color w:val="188038"/>
-        </w:rPr>
-        <w:t>Unclear</w:t>
-      </w:r>
-      <w:r>
-        <w:t xml:space="preserve"> — any of: the only available source is third-party news; amounts conflict across sources; the page exists but names no recipients; the record is a pass-through pool with unresolved subrecipients; the source is a projection or plan rather than an award action.</w:t>
+        <w:t>Fetching and archiving happen either in a local R session (if this project later moves to a laptop) or manually in a browser, with results entered in the exported review-queue spreadsheet. The determination logic is indifferent to how evidence was captured — only that it is recorded, complete, and attributable.</w:t>
       </w:r>
     </w:p>
     <w:p>
@@ -4084,32 +4675,217 @@
     </w:p>
     <w:p>
       <w:r>
-        <w:t xml:space="preserve">The </w:t>
-      </w:r>
-      <w:r>
-        <w:rPr>
-          <w:rFonts w:ascii="Roboto Mono" w:eastAsia="Roboto Mono" w:hAnsi="Roboto Mono" w:cs="Roboto Mono"/>
-          <w:color w:val="188038"/>
-        </w:rPr>
-        <w:t>Unclear</w:t>
-      </w:r>
-      <w:r>
-        <w:t xml:space="preserve"> bucket becomes a dumping ground unless these rules are explicit and applied mechanically. Reviewer consistency is what makes the file defensible.</w:t>
+        <w:rPr>
+          <w:b/>
+          <w:bCs/>
+        </w:rPr>
+        <w:t>Consequence for the code:</w:t>
+      </w:r>
+      <w:r>
+        <w:t xml:space="preserve"> </w:t>
+      </w:r>
+      <w:r>
+        <w:rPr>
+          <w:rFonts w:ascii="Roboto Mono" w:eastAsia="Roboto Mono" w:hAnsi="Roboto Mono" w:cs="Roboto Mono"/>
+          <w:color w:val="188038"/>
+        </w:rPr>
+        <w:t>04_validate.R</w:t>
+      </w:r>
+      <w:r>
+        <w:t xml:space="preserve"> contains no HTTP requests to state domains. It is a queue manager and rule engine that reads reviewer-supplied evidence. Build it that way from the start rather than writing a fetcher that can't run.</w:t>
       </w:r>
     </w:p>
     <w:p>
       <w:pPr>
         <w:pStyle w:val="Heading3"/>
       </w:pPr>
-      <w:bookmarkStart w:id="20" w:name="_gjt13haa15kp" w:colFirst="0" w:colLast="0"/>
-      <w:bookmarkEnd w:id="20"/>
-      <w:r>
-        <w:t>9.3 Workflow</w:t>
-      </w:r>
-    </w:p>
-    <w:p>
-      <w:r>
-        <w:t>Validation is human-in-the-loop. Build it as a persistent review queue, not a batch script:</w:t>
+      <w:bookmarkStart w:id="26" w:name="_h25dc3872g0o" w:colFirst="0" w:colLast="0"/>
+      <w:bookmarkEnd w:id="26"/>
+      <w:r>
+        <w:t>9.1 Evidence capture — required for every validated row</w:t>
+      </w:r>
+    </w:p>
+    <w:p>
+      <w:pPr>
+        <w:numPr>
+          <w:ilvl w:val="0"/>
+          <w:numId w:val="11"/>
+        </w:numPr>
+      </w:pPr>
+      <w:r>
+        <w:rPr>
+          <w:rFonts w:ascii="Roboto Mono" w:eastAsia="Roboto Mono" w:hAnsi="Roboto Mono" w:cs="Roboto Mono"/>
+          <w:color w:val="188038"/>
+        </w:rPr>
+        <w:t>validation_url</w:t>
+      </w:r>
+      <w:r>
+        <w:t xml:space="preserve"> — the specific page or document, </w:t>
+      </w:r>
+      <w:r>
+        <w:rPr>
+          <w:b/>
+          <w:bCs/>
+        </w:rPr>
+        <w:t>not</w:t>
+      </w:r>
+      <w:r>
+        <w:t xml:space="preserve"> the program homepage.</w:t>
+      </w:r>
+    </w:p>
+    <w:p>
+      <w:pPr>
+        <w:numPr>
+          <w:ilvl w:val="0"/>
+          <w:numId w:val="11"/>
+        </w:numPr>
+      </w:pPr>
+      <w:r>
+        <w:rPr>
+          <w:rFonts w:ascii="Roboto Mono" w:eastAsia="Roboto Mono" w:hAnsi="Roboto Mono" w:cs="Roboto Mono"/>
+          <w:color w:val="188038"/>
+        </w:rPr>
+        <w:t>validation_source_type</w:t>
+      </w:r>
+      <w:r>
+        <w:t xml:space="preserve"> — from the </w:t>
+      </w:r>
+      <w:r>
+        <w:rPr>
+          <w:rFonts w:ascii="Roboto Mono" w:eastAsia="Roboto Mono" w:hAnsi="Roboto Mono" w:cs="Roboto Mono"/>
+          <w:color w:val="188038"/>
+        </w:rPr>
+        <w:t>source_doc_type</w:t>
+      </w:r>
+      <w:r>
+        <w:t xml:space="preserve"> vocabulary.</w:t>
+      </w:r>
+    </w:p>
+    <w:p>
+      <w:pPr>
+        <w:numPr>
+          <w:ilvl w:val="0"/>
+          <w:numId w:val="11"/>
+        </w:numPr>
+      </w:pPr>
+      <w:r>
+        <w:rPr>
+          <w:rFonts w:ascii="Roboto Mono" w:eastAsia="Roboto Mono" w:hAnsi="Roboto Mono" w:cs="Roboto Mono"/>
+          <w:color w:val="188038"/>
+        </w:rPr>
+        <w:t>validation_date_accessed</w:t>
+      </w:r>
+      <w:r>
+        <w:t>.</w:t>
+      </w:r>
+    </w:p>
+    <w:p>
+      <w:pPr>
+        <w:numPr>
+          <w:ilvl w:val="0"/>
+          <w:numId w:val="11"/>
+        </w:numPr>
+      </w:pPr>
+      <w:r>
+        <w:rPr>
+          <w:rFonts w:ascii="Roboto Mono" w:eastAsia="Roboto Mono" w:hAnsi="Roboto Mono" w:cs="Roboto Mono"/>
+          <w:color w:val="188038"/>
+        </w:rPr>
+        <w:t>validation_archive_path</w:t>
+      </w:r>
+      <w:r>
+        <w:t xml:space="preserve"> — path to an </w:t>
+      </w:r>
+      <w:r>
+        <w:rPr>
+          <w:b/>
+          <w:bCs/>
+        </w:rPr>
+        <w:t>archived copy</w:t>
+      </w:r>
+      <w:r>
+        <w:t xml:space="preserve"> committed under </w:t>
+      </w:r>
+      <w:r>
+        <w:rPr>
+          <w:rFonts w:ascii="Roboto Mono" w:eastAsia="Roboto Mono" w:hAnsi="Roboto Mono" w:cs="Roboto Mono"/>
+          <w:color w:val="188038"/>
+        </w:rPr>
+        <w:t>data/evidence/&lt;state&gt;/</w:t>
+      </w:r>
+      <w:r>
+        <w:t>. This is not optional. State pages get restructured without notice; an advocacy citation that 404s in six months is a liability, and AHA figures need to survive scrutiny long after the page moves. In the browser workflow, "print to PDF" produces an acceptable archive.</w:t>
+      </w:r>
+    </w:p>
+    <w:p>
+      <w:pPr>
+        <w:numPr>
+          <w:ilvl w:val="0"/>
+          <w:numId w:val="11"/>
+        </w:numPr>
+      </w:pPr>
+      <w:r>
+        <w:rPr>
+          <w:rFonts w:ascii="Roboto Mono" w:eastAsia="Roboto Mono" w:hAnsi="Roboto Mono" w:cs="Roboto Mono"/>
+          <w:color w:val="188038"/>
+        </w:rPr>
+        <w:t>confirming_text</w:t>
+      </w:r>
+      <w:r>
+        <w:t xml:space="preserve"> — the specific sentence establishing the award, stored in the row so a reviewer can adjudicate without reopening the source.</w:t>
+      </w:r>
+    </w:p>
+    <w:p>
+      <w:pPr>
+        <w:numPr>
+          <w:ilvl w:val="0"/>
+          <w:numId w:val="11"/>
+        </w:numPr>
+      </w:pPr>
+      <w:r>
+        <w:rPr>
+          <w:rFonts w:ascii="Roboto Mono" w:eastAsia="Roboto Mono" w:hAnsi="Roboto Mono" w:cs="Roboto Mono"/>
+          <w:color w:val="188038"/>
+        </w:rPr>
+        <w:t>validator</w:t>
+      </w:r>
+      <w:r>
+        <w:t xml:space="preserve"> and </w:t>
+      </w:r>
+      <w:r>
+        <w:rPr>
+          <w:rFonts w:ascii="Roboto Mono" w:eastAsia="Roboto Mono" w:hAnsi="Roboto Mono" w:cs="Roboto Mono"/>
+          <w:color w:val="188038"/>
+        </w:rPr>
+        <w:t>validation_date</w:t>
+      </w:r>
+      <w:r>
+        <w:t>.</w:t>
+      </w:r>
+    </w:p>
+    <w:p>
+      <w:pPr>
+        <w:pStyle w:val="Heading3"/>
+      </w:pPr>
+      <w:bookmarkStart w:id="27" w:name="_7lhbg1l69414" w:colFirst="0" w:colLast="0"/>
+      <w:bookmarkEnd w:id="27"/>
+      <w:r>
+        <w:t>9.2 Confirmation decision rules</w:t>
+      </w:r>
+    </w:p>
+    <w:p>
+      <w:r>
+        <w:t xml:space="preserve">Implement exactly these; write them into </w:t>
+      </w:r>
+      <w:r>
+        <w:rPr>
+          <w:rFonts w:ascii="Roboto Mono" w:eastAsia="Roboto Mono" w:hAnsi="Roboto Mono" w:cs="Roboto Mono"/>
+          <w:color w:val="188038"/>
+        </w:rPr>
+        <w:t>CLAUDE.md</w:t>
+      </w:r>
+      <w:r>
+        <w:t xml:space="preserve"> so coding is consistent across sessions and reviewers.</w:t>
       </w:r>
     </w:p>
     <w:p>
@@ -4125,127 +4901,57 @@
       </w:pPr>
     </w:p>
     <w:p>
-      <w:pPr>
-        <w:numPr>
-          <w:ilvl w:val="0"/>
-          <w:numId w:val="7"/>
-        </w:numPr>
-      </w:pPr>
-      <w:r>
-        <w:rPr>
-          <w:rFonts w:ascii="Roboto Mono" w:eastAsia="Roboto Mono" w:hAnsi="Roboto Mono" w:cs="Roboto Mono"/>
-          <w:color w:val="188038"/>
-        </w:rPr>
-        <w:t>data/interim/review_queue.parquet</w:t>
-      </w:r>
-      <w:r>
-        <w:t xml:space="preserve"> with </w:t>
-      </w:r>
-      <w:r>
-        <w:rPr>
-          <w:rFonts w:ascii="Roboto Mono" w:eastAsia="Roboto Mono" w:hAnsi="Roboto Mono" w:cs="Roboto Mono"/>
-          <w:color w:val="188038"/>
-        </w:rPr>
-        <w:t>status</w:t>
-      </w:r>
-      <w:r>
-        <w:rPr>
-          <w:rFonts w:ascii="Arial Unicode MS" w:eastAsia="Arial Unicode MS" w:hAnsi="Arial Unicode MS" w:cs="Arial Unicode MS"/>
-        </w:rPr>
-        <w:t xml:space="preserve"> ∈ </w:t>
-      </w:r>
-      <w:r>
-        <w:rPr>
-          <w:rFonts w:ascii="Roboto Mono" w:eastAsia="Roboto Mono" w:hAnsi="Roboto Mono" w:cs="Roboto Mono"/>
-          <w:color w:val="188038"/>
-        </w:rPr>
-        <w:t>PENDING</w:t>
-      </w:r>
-      <w:r>
-        <w:t xml:space="preserve"> | </w:t>
-      </w:r>
-      <w:r>
-        <w:rPr>
-          <w:rFonts w:ascii="Roboto Mono" w:eastAsia="Roboto Mono" w:hAnsi="Roboto Mono" w:cs="Roboto Mono"/>
-          <w:color w:val="188038"/>
-        </w:rPr>
-        <w:t>IN_PROGRESS</w:t>
-      </w:r>
-      <w:r>
-        <w:t xml:space="preserve"> | </w:t>
-      </w:r>
-      <w:r>
-        <w:rPr>
-          <w:rFonts w:ascii="Roboto Mono" w:eastAsia="Roboto Mono" w:hAnsi="Roboto Mono" w:cs="Roboto Mono"/>
-          <w:color w:val="188038"/>
-        </w:rPr>
-        <w:t>RESOLVED</w:t>
-      </w:r>
-      <w:r>
-        <w:t xml:space="preserve"> | </w:t>
-      </w:r>
-      <w:r>
-        <w:rPr>
-          <w:rFonts w:ascii="Roboto Mono" w:eastAsia="Roboto Mono" w:hAnsi="Roboto Mono" w:cs="Roboto Mono"/>
-          <w:color w:val="188038"/>
-        </w:rPr>
-        <w:t>BLOCKED</w:t>
-      </w:r>
-      <w:r>
-        <w:t>, persisted across sessions.</w:t>
-      </w:r>
-    </w:p>
-    <w:p>
-      <w:pPr>
-        <w:numPr>
-          <w:ilvl w:val="0"/>
-          <w:numId w:val="7"/>
-        </w:numPr>
-      </w:pPr>
-      <w:r>
-        <w:t>Prioritize by dollar amount descending, then by state.</w:t>
-      </w:r>
-    </w:p>
-    <w:p>
-      <w:pPr>
-        <w:numPr>
-          <w:ilvl w:val="0"/>
-          <w:numId w:val="7"/>
-        </w:numPr>
-      </w:pPr>
-      <w:r>
-        <w:t xml:space="preserve">Export the pending queue to </w:t>
-      </w:r>
-      <w:r>
-        <w:rPr>
-          <w:rFonts w:ascii="Roboto Mono" w:eastAsia="Roboto Mono" w:hAnsi="Roboto Mono" w:cs="Roboto Mono"/>
-          <w:color w:val="188038"/>
-        </w:rPr>
-        <w:t>output/review_queue_&lt;date&gt;.xlsx</w:t>
-      </w:r>
-      <w:r>
-        <w:t xml:space="preserve"> with the source URLs as clickable hyperlinks, so review can happen in Excel and be read back in.</w:t>
-      </w:r>
-    </w:p>
-    <w:p>
-      <w:pPr>
-        <w:numPr>
-          <w:ilvl w:val="0"/>
-          <w:numId w:val="7"/>
-        </w:numPr>
-      </w:pPr>
-      <w:r>
-        <w:t xml:space="preserve">Records unchanged since last validation (matching </w:t>
-      </w:r>
-      <w:r>
-        <w:rPr>
-          <w:rFonts w:ascii="Roboto Mono" w:eastAsia="Roboto Mono" w:hAnsi="Roboto Mono" w:cs="Roboto Mono"/>
-          <w:color w:val="188038"/>
-        </w:rPr>
-        <w:t>rcj_record_hash</w:t>
-      </w:r>
-      <w:r>
-        <w:t>) inherit their prior determination and skip the queue.</w:t>
+      <w:r>
+        <w:rPr>
+          <w:rFonts w:ascii="Roboto Mono" w:eastAsia="Roboto Mono" w:hAnsi="Roboto Mono" w:cs="Roboto Mono"/>
+          <w:b/>
+          <w:bCs/>
+          <w:color w:val="188038"/>
+        </w:rPr>
+        <w:t>Yes</w:t>
+      </w:r>
+      <w:r>
+        <w:t xml:space="preserve"> — a state agency or designated pass-through administrator document names both the recipient and the award. Source type must be </w:t>
+      </w:r>
+      <w:r>
+        <w:rPr>
+          <w:rFonts w:ascii="Roboto Mono" w:eastAsia="Roboto Mono" w:hAnsi="Roboto Mono" w:cs="Roboto Mono"/>
+          <w:color w:val="188038"/>
+        </w:rPr>
+        <w:t>NOTICE_OF_AWARD</w:t>
+      </w:r>
+      <w:r>
+        <w:t xml:space="preserve">, </w:t>
+      </w:r>
+      <w:r>
+        <w:rPr>
+          <w:rFonts w:ascii="Roboto Mono" w:eastAsia="Roboto Mono" w:hAnsi="Roboto Mono" w:cs="Roboto Mono"/>
+          <w:color w:val="188038"/>
+        </w:rPr>
+        <w:t>NOTICE_OF_INTENT_TO_AWARD</w:t>
+      </w:r>
+      <w:r>
+        <w:t xml:space="preserve">, </w:t>
+      </w:r>
+      <w:r>
+        <w:rPr>
+          <w:rFonts w:ascii="Roboto Mono" w:eastAsia="Roboto Mono" w:hAnsi="Roboto Mono" w:cs="Roboto Mono"/>
+          <w:color w:val="188038"/>
+        </w:rPr>
+        <w:t>PROCUREMENT_PORTAL_POSTING</w:t>
+      </w:r>
+      <w:r>
+        <w:t xml:space="preserve">, </w:t>
+      </w:r>
+      <w:r>
+        <w:rPr>
+          <w:rFonts w:ascii="Roboto Mono" w:eastAsia="Roboto Mono" w:hAnsi="Roboto Mono" w:cs="Roboto Mono"/>
+          <w:color w:val="188038"/>
+        </w:rPr>
+        <w:t>STATE_BUDGET_NARRATIVE</w:t>
+      </w:r>
+      <w:r>
+        <w:t>, or an official agency/governor press release that names the recipient.</w:t>
       </w:r>
     </w:p>
     <w:p>
@@ -4262,291 +4968,16 @@
     </w:p>
     <w:p>
       <w:r>
-        <w:pict w14:anchorId="44193432">
-          <v:rect id="_x0000_i1035" style="width:0;height:1.5pt" o:hralign="center" o:hrstd="t" o:hr="t" fillcolor="#a0a0a0" stroked="f"/>
-        </w:pict>
-      </w:r>
-    </w:p>
-    <w:p>
-      <w:pPr>
-        <w:pStyle w:val="Heading2"/>
-      </w:pPr>
-      <w:bookmarkStart w:id="21" w:name="_hv59a12olvsl" w:colFirst="0" w:colLast="0"/>
-      <w:bookmarkEnd w:id="21"/>
-      <w:r>
-        <w:t>10. Stage 5 — Hospital determination (</w:t>
-      </w:r>
-      <w:r>
-        <w:rPr>
-          <w:rFonts w:ascii="Roboto Mono" w:eastAsia="Roboto Mono" w:hAnsi="Roboto Mono" w:cs="Roboto Mono"/>
-          <w:color w:val="188038"/>
-        </w:rPr>
-        <w:t>05_hospital_determination.R</w:t>
-      </w:r>
-      <w:r>
-        <w:t>)</w:t>
-      </w:r>
-    </w:p>
-    <w:p>
-      <w:r>
-        <w:t>Two axes. "Money reaches a hospital" and "we can prove it" are different claims and need separate columns.</w:t>
-      </w:r>
-    </w:p>
-    <w:p>
-      <w:pPr>
-        <w:pStyle w:val="Heading3"/>
-      </w:pPr>
-      <w:bookmarkStart w:id="22" w:name="_o3vbk36qkko0" w:colFirst="0" w:colLast="0"/>
-      <w:bookmarkEnd w:id="22"/>
-      <w:r>
-        <w:t>10.1 Axis 1 — Recipient identification</w:t>
-      </w:r>
-    </w:p>
-    <w:p>
-      <w:pPr>
-        <w:numPr>
-          <w:ilvl w:val="0"/>
-          <w:numId w:val="4"/>
-        </w:numPr>
-      </w:pPr>
-      <w:r>
-        <w:t>Clean the recipient name (</w:t>
-      </w:r>
-      <w:r>
-        <w:rPr>
-          <w:rFonts w:ascii="Roboto Mono" w:eastAsia="Roboto Mono" w:hAnsi="Roboto Mono" w:cs="Roboto Mono"/>
-          <w:color w:val="188038"/>
-        </w:rPr>
-        <w:t>janitor</w:t>
-      </w:r>
-      <w:r>
-        <w:t xml:space="preserve">, strip legal suffixes, normalize </w:t>
-      </w:r>
-      <w:r>
-        <w:rPr>
-          <w:rFonts w:ascii="Roboto Mono" w:eastAsia="Roboto Mono" w:hAnsi="Roboto Mono" w:cs="Roboto Mono"/>
-          <w:color w:val="188038"/>
-        </w:rPr>
-        <w:t>&amp;</w:t>
-      </w:r>
-      <w:r>
-        <w:t>/</w:t>
-      </w:r>
-      <w:r>
-        <w:rPr>
-          <w:rFonts w:ascii="Roboto Mono" w:eastAsia="Roboto Mono" w:hAnsi="Roboto Mono" w:cs="Roboto Mono"/>
-          <w:color w:val="188038"/>
-        </w:rPr>
-        <w:t>and</w:t>
-      </w:r>
-      <w:r>
-        <w:t>, expand common abbreviations).</w:t>
-      </w:r>
-    </w:p>
-    <w:p>
-      <w:pPr>
-        <w:numPr>
-          <w:ilvl w:val="0"/>
-          <w:numId w:val="4"/>
-        </w:numPr>
-      </w:pPr>
-      <w:r>
-        <w:rPr>
+        <w:rPr>
+          <w:rFonts w:ascii="Roboto Mono" w:eastAsia="Roboto Mono" w:hAnsi="Roboto Mono" w:cs="Roboto Mono"/>
           <w:b/>
           <w:bCs/>
-        </w:rPr>
-        <w:t>Crosswalk to a CCN wherever possible</w:t>
-      </w:r>
-      <w:r>
-        <w:t xml:space="preserve">, then validate against the </w:t>
-      </w:r>
-      <w:r>
-        <w:rPr>
-          <w:b/>
-          <w:bCs/>
-        </w:rPr>
-        <w:t>AHA Annual Survey</w:t>
-      </w:r>
-      <w:r>
-        <w:t xml:space="preserve"> and the </w:t>
-      </w:r>
-      <w:r>
-        <w:rPr>
-          <w:b/>
-          <w:bCs/>
-        </w:rPr>
-        <w:t>CMS Provider of Services file</w:t>
-      </w:r>
-      <w:r>
-        <w:t xml:space="preserve">. Carry </w:t>
-      </w:r>
-      <w:r>
-        <w:rPr>
-          <w:rFonts w:ascii="Roboto Mono" w:eastAsia="Roboto Mono" w:hAnsi="Roboto Mono" w:cs="Roboto Mono"/>
-          <w:color w:val="188038"/>
-        </w:rPr>
-        <w:t>ccn</w:t>
-      </w:r>
-      <w:r>
-        <w:t xml:space="preserve"> and </w:t>
-      </w:r>
-      <w:r>
-        <w:rPr>
-          <w:rFonts w:ascii="Roboto Mono" w:eastAsia="Roboto Mono" w:hAnsi="Roboto Mono" w:cs="Roboto Mono"/>
-          <w:color w:val="188038"/>
-        </w:rPr>
-        <w:t>aha_id</w:t>
-      </w:r>
-      <w:r>
-        <w:t xml:space="preserve"> on the row.</w:t>
-      </w:r>
-    </w:p>
-    <w:p>
-      <w:pPr>
-        <w:numPr>
-          <w:ilvl w:val="0"/>
-          <w:numId w:val="4"/>
-        </w:numPr>
-      </w:pPr>
-      <w:r>
-        <w:t xml:space="preserve">Capture </w:t>
-      </w:r>
-      <w:r>
-        <w:rPr>
-          <w:rFonts w:ascii="Roboto Mono" w:eastAsia="Roboto Mono" w:hAnsi="Roboto Mono" w:cs="Roboto Mono"/>
-          <w:color w:val="188038"/>
-        </w:rPr>
-        <w:t>rural_designation</w:t>
-      </w:r>
-      <w:r>
-        <w:rPr>
-          <w:rFonts w:ascii="Arial Unicode MS" w:eastAsia="Arial Unicode MS" w:hAnsi="Arial Unicode MS" w:cs="Arial Unicode MS"/>
-        </w:rPr>
-        <w:t xml:space="preserve"> ∈ </w:t>
-      </w:r>
-      <w:r>
-        <w:rPr>
-          <w:rFonts w:ascii="Roboto Mono" w:eastAsia="Roboto Mono" w:hAnsi="Roboto Mono" w:cs="Roboto Mono"/>
-          <w:color w:val="188038"/>
-        </w:rPr>
-        <w:t>CAH</w:t>
-      </w:r>
-      <w:r>
-        <w:t xml:space="preserve"> | </w:t>
-      </w:r>
-      <w:r>
-        <w:rPr>
-          <w:rFonts w:ascii="Roboto Mono" w:eastAsia="Roboto Mono" w:hAnsi="Roboto Mono" w:cs="Roboto Mono"/>
-          <w:color w:val="188038"/>
-        </w:rPr>
-        <w:t>SCH</w:t>
-      </w:r>
-      <w:r>
-        <w:t xml:space="preserve"> | </w:t>
-      </w:r>
-      <w:r>
-        <w:rPr>
-          <w:rFonts w:ascii="Roboto Mono" w:eastAsia="Roboto Mono" w:hAnsi="Roboto Mono" w:cs="Roboto Mono"/>
-          <w:color w:val="188038"/>
-        </w:rPr>
-        <w:t>MDH</w:t>
-      </w:r>
-      <w:r>
-        <w:t xml:space="preserve"> | </w:t>
-      </w:r>
-      <w:r>
-        <w:rPr>
-          <w:rFonts w:ascii="Roboto Mono" w:eastAsia="Roboto Mono" w:hAnsi="Roboto Mono" w:cs="Roboto Mono"/>
-          <w:color w:val="188038"/>
-        </w:rPr>
-        <w:t>RRC</w:t>
-      </w:r>
-      <w:r>
-        <w:t xml:space="preserve"> | </w:t>
-      </w:r>
-      <w:r>
-        <w:rPr>
-          <w:rFonts w:ascii="Roboto Mono" w:eastAsia="Roboto Mono" w:hAnsi="Roboto Mono" w:cs="Roboto Mono"/>
-          <w:color w:val="188038"/>
-        </w:rPr>
-        <w:t>NONE</w:t>
-      </w:r>
-      <w:r>
-        <w:t xml:space="preserve"> while you're in POS — this is the cut most useful for advocacy and it's free at this step.</w:t>
-      </w:r>
-    </w:p>
-    <w:p>
-      <w:pPr>
-        <w:numPr>
-          <w:ilvl w:val="0"/>
-          <w:numId w:val="4"/>
-        </w:numPr>
-      </w:pPr>
-      <w:r>
-        <w:t xml:space="preserve">Record </w:t>
-      </w:r>
-      <w:r>
-        <w:rPr>
-          <w:rFonts w:ascii="Roboto Mono" w:eastAsia="Roboto Mono" w:hAnsi="Roboto Mono" w:cs="Roboto Mono"/>
-          <w:color w:val="188038"/>
-        </w:rPr>
-        <w:t>hospital_match_method</w:t>
-      </w:r>
-      <w:r>
-        <w:rPr>
-          <w:rFonts w:ascii="Arial Unicode MS" w:eastAsia="Arial Unicode MS" w:hAnsi="Arial Unicode MS" w:cs="Arial Unicode MS"/>
-        </w:rPr>
-        <w:t xml:space="preserve"> ∈ </w:t>
-      </w:r>
-      <w:r>
-        <w:rPr>
-          <w:rFonts w:ascii="Roboto Mono" w:eastAsia="Roboto Mono" w:hAnsi="Roboto Mono" w:cs="Roboto Mono"/>
-          <w:color w:val="188038"/>
-        </w:rPr>
-        <w:t>EXACT</w:t>
-      </w:r>
-      <w:r>
-        <w:t xml:space="preserve"> | </w:t>
-      </w:r>
-      <w:r>
-        <w:rPr>
-          <w:rFonts w:ascii="Roboto Mono" w:eastAsia="Roboto Mono" w:hAnsi="Roboto Mono" w:cs="Roboto Mono"/>
-          <w:color w:val="188038"/>
-        </w:rPr>
-        <w:t>FUZZY</w:t>
-      </w:r>
-      <w:r>
-        <w:t xml:space="preserve"> | </w:t>
-      </w:r>
-      <w:r>
-        <w:rPr>
-          <w:rFonts w:ascii="Roboto Mono" w:eastAsia="Roboto Mono" w:hAnsi="Roboto Mono" w:cs="Roboto Mono"/>
-          <w:color w:val="188038"/>
-        </w:rPr>
-        <w:t>MANUAL</w:t>
-      </w:r>
-      <w:r>
-        <w:t xml:space="preserve"> | </w:t>
-      </w:r>
-      <w:r>
-        <w:rPr>
-          <w:rFonts w:ascii="Roboto Mono" w:eastAsia="Roboto Mono" w:hAnsi="Roboto Mono" w:cs="Roboto Mono"/>
-          <w:color w:val="188038"/>
-        </w:rPr>
-        <w:t>NONE</w:t>
-      </w:r>
-      <w:r>
-        <w:t xml:space="preserve"> and </w:t>
-      </w:r>
-      <w:r>
-        <w:rPr>
-          <w:rFonts w:ascii="Roboto Mono" w:eastAsia="Roboto Mono" w:hAnsi="Roboto Mono" w:cs="Roboto Mono"/>
-          <w:color w:val="188038"/>
-        </w:rPr>
-        <w:t>hospital_match_score</w:t>
-      </w:r>
-      <w:r>
-        <w:t>.</w:t>
+          <w:color w:val="188038"/>
+        </w:rPr>
+        <w:t>No</w:t>
+      </w:r>
+      <w:r>
+        <w:t xml:space="preserve"> — the state source contradicts RCJ, or shows the solicitation cancelled, withdrawn, unawarded, or re-opened without award.</w:t>
       </w:r>
     </w:p>
     <w:p>
@@ -4564,8 +4995,537 @@
     <w:p>
       <w:r>
         <w:rPr>
+          <w:rFonts w:ascii="Roboto Mono" w:eastAsia="Roboto Mono" w:hAnsi="Roboto Mono" w:cs="Roboto Mono"/>
           <w:b/>
           <w:bCs/>
+          <w:color w:val="188038"/>
+        </w:rPr>
+        <w:t>Unclear</w:t>
+      </w:r>
+      <w:r>
+        <w:t xml:space="preserve"> — any of: the only available source is third-party news; amounts conflict across sources; the page exists but names no recipients; the record is a pass-through pool with unresolved subrecipients; the source is a projection or plan rather than an award action.</w:t>
+      </w:r>
+    </w:p>
+    <w:p>
+      <w:pPr>
+        <w:widowControl w:val="0"/>
+        <w:pBdr>
+          <w:top w:val="nil"/>
+          <w:left w:val="nil"/>
+          <w:bottom w:val="nil"/>
+          <w:right w:val="nil"/>
+          <w:between w:val="nil"/>
+        </w:pBdr>
+      </w:pPr>
+    </w:p>
+    <w:p>
+      <w:r>
+        <w:t xml:space="preserve">The </w:t>
+      </w:r>
+      <w:r>
+        <w:rPr>
+          <w:rFonts w:ascii="Roboto Mono" w:eastAsia="Roboto Mono" w:hAnsi="Roboto Mono" w:cs="Roboto Mono"/>
+          <w:color w:val="188038"/>
+        </w:rPr>
+        <w:t>Unclear</w:t>
+      </w:r>
+      <w:r>
+        <w:t xml:space="preserve"> bucket becomes a dumping ground unless these rules are explicit and applied mechanically. Reviewer consistency is what makes the file defensible.</w:t>
+      </w:r>
+    </w:p>
+    <w:p>
+      <w:pPr>
+        <w:pStyle w:val="Heading3"/>
+      </w:pPr>
+      <w:bookmarkStart w:id="28" w:name="_59q1do14xayj" w:colFirst="0" w:colLast="0"/>
+      <w:bookmarkEnd w:id="28"/>
+      <w:r>
+        <w:t>9.3 Workflow</w:t>
+      </w:r>
+    </w:p>
+    <w:p>
+      <w:r>
+        <w:t>Validation is human-in-the-loop. Build it as a persistent review queue, not a batch script:</w:t>
+      </w:r>
+    </w:p>
+    <w:p>
+      <w:pPr>
+        <w:widowControl w:val="0"/>
+        <w:pBdr>
+          <w:top w:val="nil"/>
+          <w:left w:val="nil"/>
+          <w:bottom w:val="nil"/>
+          <w:right w:val="nil"/>
+          <w:between w:val="nil"/>
+        </w:pBdr>
+      </w:pPr>
+    </w:p>
+    <w:p>
+      <w:pPr>
+        <w:numPr>
+          <w:ilvl w:val="0"/>
+          <w:numId w:val="11"/>
+        </w:numPr>
+      </w:pPr>
+      <w:r>
+        <w:rPr>
+          <w:rFonts w:ascii="Roboto Mono" w:eastAsia="Roboto Mono" w:hAnsi="Roboto Mono" w:cs="Roboto Mono"/>
+          <w:color w:val="188038"/>
+        </w:rPr>
+        <w:t>data/interim/review_queue.rds</w:t>
+      </w:r>
+      <w:r>
+        <w:t xml:space="preserve"> with </w:t>
+      </w:r>
+      <w:r>
+        <w:rPr>
+          <w:rFonts w:ascii="Roboto Mono" w:eastAsia="Roboto Mono" w:hAnsi="Roboto Mono" w:cs="Roboto Mono"/>
+          <w:color w:val="188038"/>
+        </w:rPr>
+        <w:t>status</w:t>
+      </w:r>
+      <w:r>
+        <w:rPr>
+          <w:rFonts w:ascii="Arial Unicode MS" w:eastAsia="Arial Unicode MS" w:hAnsi="Arial Unicode MS" w:cs="Arial Unicode MS"/>
+        </w:rPr>
+        <w:t xml:space="preserve"> ∈ </w:t>
+      </w:r>
+      <w:r>
+        <w:rPr>
+          <w:rFonts w:ascii="Roboto Mono" w:eastAsia="Roboto Mono" w:hAnsi="Roboto Mono" w:cs="Roboto Mono"/>
+          <w:color w:val="188038"/>
+        </w:rPr>
+        <w:t>PENDING</w:t>
+      </w:r>
+      <w:r>
+        <w:t xml:space="preserve"> | </w:t>
+      </w:r>
+      <w:r>
+        <w:rPr>
+          <w:rFonts w:ascii="Roboto Mono" w:eastAsia="Roboto Mono" w:hAnsi="Roboto Mono" w:cs="Roboto Mono"/>
+          <w:color w:val="188038"/>
+        </w:rPr>
+        <w:t>IN_PROGRESS</w:t>
+      </w:r>
+      <w:r>
+        <w:t xml:space="preserve"> | </w:t>
+      </w:r>
+      <w:r>
+        <w:rPr>
+          <w:rFonts w:ascii="Roboto Mono" w:eastAsia="Roboto Mono" w:hAnsi="Roboto Mono" w:cs="Roboto Mono"/>
+          <w:color w:val="188038"/>
+        </w:rPr>
+        <w:t>RESOLVED</w:t>
+      </w:r>
+      <w:r>
+        <w:t xml:space="preserve"> | </w:t>
+      </w:r>
+      <w:r>
+        <w:rPr>
+          <w:rFonts w:ascii="Roboto Mono" w:eastAsia="Roboto Mono" w:hAnsi="Roboto Mono" w:cs="Roboto Mono"/>
+          <w:color w:val="188038"/>
+        </w:rPr>
+        <w:t>BLOCKED</w:t>
+      </w:r>
+      <w:r>
+        <w:t xml:space="preserve">. </w:t>
+      </w:r>
+      <w:r>
+        <w:rPr>
+          <w:b/>
+          <w:bCs/>
+        </w:rPr>
+        <w:t>Committed to git</w:t>
+      </w:r>
+      <w:r>
+        <w:t xml:space="preserve"> — this is state that must survive between sessions (§0.5).</w:t>
+      </w:r>
+    </w:p>
+    <w:p>
+      <w:pPr>
+        <w:numPr>
+          <w:ilvl w:val="0"/>
+          <w:numId w:val="11"/>
+        </w:numPr>
+      </w:pPr>
+      <w:r>
+        <w:t>Prioritize by dollar amount descending, then by state.</w:t>
+      </w:r>
+    </w:p>
+    <w:p>
+      <w:pPr>
+        <w:numPr>
+          <w:ilvl w:val="0"/>
+          <w:numId w:val="11"/>
+        </w:numPr>
+      </w:pPr>
+      <w:r>
+        <w:t xml:space="preserve">Export the pending queue to </w:t>
+      </w:r>
+      <w:r>
+        <w:rPr>
+          <w:rFonts w:ascii="Roboto Mono" w:eastAsia="Roboto Mono" w:hAnsi="Roboto Mono" w:cs="Roboto Mono"/>
+          <w:color w:val="188038"/>
+        </w:rPr>
+        <w:t>output/review_queue_&lt;date&gt;.xlsx</w:t>
+      </w:r>
+      <w:r>
+        <w:t xml:space="preserve"> with the source URLs as clickable hyperlinks, so review happens in Excel outside the session and is read back in.</w:t>
+      </w:r>
+    </w:p>
+    <w:p>
+      <w:pPr>
+        <w:numPr>
+          <w:ilvl w:val="0"/>
+          <w:numId w:val="11"/>
+        </w:numPr>
+      </w:pPr>
+      <w:r>
+        <w:rPr>
+          <w:rFonts w:ascii="Arial Unicode MS" w:eastAsia="Arial Unicode MS" w:hAnsi="Arial Unicode MS" w:cs="Arial Unicode MS"/>
+        </w:rPr>
+        <w:t>The round-trip is the primary interface for this stage: export → review offline → commit the completed file and the evidence PDFs → next session reads them and applies the rules. Build the reader to validate the returned file against the vocabularies and reject malformed rows rather than ingesting them silently.</w:t>
+      </w:r>
+    </w:p>
+    <w:p>
+      <w:pPr>
+        <w:numPr>
+          <w:ilvl w:val="0"/>
+          <w:numId w:val="11"/>
+        </w:numPr>
+      </w:pPr>
+      <w:r>
+        <w:t xml:space="preserve">Records unchanged since last validation (matching </w:t>
+      </w:r>
+      <w:r>
+        <w:rPr>
+          <w:rFonts w:ascii="Roboto Mono" w:eastAsia="Roboto Mono" w:hAnsi="Roboto Mono" w:cs="Roboto Mono"/>
+          <w:color w:val="188038"/>
+        </w:rPr>
+        <w:t>rcj_record_hash</w:t>
+      </w:r>
+      <w:r>
+        <w:t>) inherit their prior determination and skip the queue.</w:t>
+      </w:r>
+    </w:p>
+    <w:p>
+      <w:pPr>
+        <w:widowControl w:val="0"/>
+        <w:pBdr>
+          <w:top w:val="nil"/>
+          <w:left w:val="nil"/>
+          <w:bottom w:val="nil"/>
+          <w:right w:val="nil"/>
+          <w:between w:val="nil"/>
+        </w:pBdr>
+      </w:pPr>
+    </w:p>
+    <w:p>
+      <w:r>
+        <w:pict w14:anchorId="711529D5">
+          <v:rect id="_x0000_i1035" style="width:0;height:1.5pt" o:hralign="center" o:hrstd="t" o:hr="t" fillcolor="#a0a0a0" stroked="f"/>
+        </w:pict>
+      </w:r>
+    </w:p>
+    <w:p>
+      <w:pPr>
+        <w:pStyle w:val="Heading2"/>
+      </w:pPr>
+      <w:bookmarkStart w:id="29" w:name="_3mm36fy3gjyu" w:colFirst="0" w:colLast="0"/>
+      <w:bookmarkEnd w:id="29"/>
+      <w:r>
+        <w:t>10. Stage 5 — Hospital determination (</w:t>
+      </w:r>
+      <w:r>
+        <w:rPr>
+          <w:rFonts w:ascii="Roboto Mono" w:eastAsia="Roboto Mono" w:hAnsi="Roboto Mono" w:cs="Roboto Mono"/>
+          <w:color w:val="188038"/>
+        </w:rPr>
+        <w:t>05_hospital_determination.R</w:t>
+      </w:r>
+      <w:r>
+        <w:t>)</w:t>
+      </w:r>
+    </w:p>
+    <w:p>
+      <w:r>
+        <w:t>Two axes. "Money reaches a hospital" and "we can prove it" are different claims and need separate columns.</w:t>
+      </w:r>
+    </w:p>
+    <w:p>
+      <w:pPr>
+        <w:pStyle w:val="Heading3"/>
+      </w:pPr>
+      <w:bookmarkStart w:id="30" w:name="_it2bst3tv819" w:colFirst="0" w:colLast="0"/>
+      <w:bookmarkEnd w:id="30"/>
+      <w:r>
+        <w:t>10.1 Axis 1 — Recipient identification</w:t>
+      </w:r>
+    </w:p>
+    <w:p>
+      <w:pPr>
+        <w:numPr>
+          <w:ilvl w:val="0"/>
+          <w:numId w:val="3"/>
+        </w:numPr>
+      </w:pPr>
+      <w:r>
+        <w:t>Clean the recipient name (</w:t>
+      </w:r>
+      <w:r>
+        <w:rPr>
+          <w:rFonts w:ascii="Roboto Mono" w:eastAsia="Roboto Mono" w:hAnsi="Roboto Mono" w:cs="Roboto Mono"/>
+          <w:color w:val="188038"/>
+        </w:rPr>
+        <w:t>janitor</w:t>
+      </w:r>
+      <w:r>
+        <w:t xml:space="preserve">, strip legal suffixes, normalize </w:t>
+      </w:r>
+      <w:r>
+        <w:rPr>
+          <w:rFonts w:ascii="Roboto Mono" w:eastAsia="Roboto Mono" w:hAnsi="Roboto Mono" w:cs="Roboto Mono"/>
+          <w:color w:val="188038"/>
+        </w:rPr>
+        <w:t>&amp;</w:t>
+      </w:r>
+      <w:r>
+        <w:t>/</w:t>
+      </w:r>
+      <w:r>
+        <w:rPr>
+          <w:rFonts w:ascii="Roboto Mono" w:eastAsia="Roboto Mono" w:hAnsi="Roboto Mono" w:cs="Roboto Mono"/>
+          <w:color w:val="188038"/>
+        </w:rPr>
+        <w:t>and</w:t>
+      </w:r>
+      <w:r>
+        <w:t>, expand common abbreviations).</w:t>
+      </w:r>
+    </w:p>
+    <w:p>
+      <w:pPr>
+        <w:numPr>
+          <w:ilvl w:val="0"/>
+          <w:numId w:val="3"/>
+        </w:numPr>
+      </w:pPr>
+      <w:r>
+        <w:rPr>
+          <w:b/>
+          <w:bCs/>
+        </w:rPr>
+        <w:t>Crosswalk to a CCN wherever possible</w:t>
+      </w:r>
+      <w:r>
+        <w:t xml:space="preserve">, then validate against the </w:t>
+      </w:r>
+      <w:r>
+        <w:rPr>
+          <w:b/>
+          <w:bCs/>
+        </w:rPr>
+        <w:t>AHA Annual Survey</w:t>
+      </w:r>
+      <w:r>
+        <w:t xml:space="preserve"> and the </w:t>
+      </w:r>
+      <w:r>
+        <w:rPr>
+          <w:b/>
+          <w:bCs/>
+        </w:rPr>
+        <w:t>CMS Provider of Services file</w:t>
+      </w:r>
+      <w:r>
+        <w:t xml:space="preserve">. Carry </w:t>
+      </w:r>
+      <w:r>
+        <w:rPr>
+          <w:rFonts w:ascii="Roboto Mono" w:eastAsia="Roboto Mono" w:hAnsi="Roboto Mono" w:cs="Roboto Mono"/>
+          <w:color w:val="188038"/>
+        </w:rPr>
+        <w:t>ccn</w:t>
+      </w:r>
+      <w:r>
+        <w:t xml:space="preserve"> and </w:t>
+      </w:r>
+      <w:r>
+        <w:rPr>
+          <w:rFonts w:ascii="Roboto Mono" w:eastAsia="Roboto Mono" w:hAnsi="Roboto Mono" w:cs="Roboto Mono"/>
+          <w:color w:val="188038"/>
+        </w:rPr>
+        <w:t>aha_id</w:t>
+      </w:r>
+      <w:r>
+        <w:t xml:space="preserve"> on the row.</w:t>
+      </w:r>
+    </w:p>
+    <w:p>
+      <w:pPr>
+        <w:numPr>
+          <w:ilvl w:val="0"/>
+          <w:numId w:val="3"/>
+        </w:numPr>
+      </w:pPr>
+      <w:r>
+        <w:t xml:space="preserve">Capture </w:t>
+      </w:r>
+      <w:r>
+        <w:rPr>
+          <w:rFonts w:ascii="Roboto Mono" w:eastAsia="Roboto Mono" w:hAnsi="Roboto Mono" w:cs="Roboto Mono"/>
+          <w:color w:val="188038"/>
+        </w:rPr>
+        <w:t>rural_designation</w:t>
+      </w:r>
+      <w:r>
+        <w:rPr>
+          <w:rFonts w:ascii="Arial Unicode MS" w:eastAsia="Arial Unicode MS" w:hAnsi="Arial Unicode MS" w:cs="Arial Unicode MS"/>
+        </w:rPr>
+        <w:t xml:space="preserve"> ∈ </w:t>
+      </w:r>
+      <w:r>
+        <w:rPr>
+          <w:rFonts w:ascii="Roboto Mono" w:eastAsia="Roboto Mono" w:hAnsi="Roboto Mono" w:cs="Roboto Mono"/>
+          <w:color w:val="188038"/>
+        </w:rPr>
+        <w:t>CAH</w:t>
+      </w:r>
+      <w:r>
+        <w:t xml:space="preserve"> | </w:t>
+      </w:r>
+      <w:r>
+        <w:rPr>
+          <w:rFonts w:ascii="Roboto Mono" w:eastAsia="Roboto Mono" w:hAnsi="Roboto Mono" w:cs="Roboto Mono"/>
+          <w:color w:val="188038"/>
+        </w:rPr>
+        <w:t>SCH</w:t>
+      </w:r>
+      <w:r>
+        <w:t xml:space="preserve"> | </w:t>
+      </w:r>
+      <w:r>
+        <w:rPr>
+          <w:rFonts w:ascii="Roboto Mono" w:eastAsia="Roboto Mono" w:hAnsi="Roboto Mono" w:cs="Roboto Mono"/>
+          <w:color w:val="188038"/>
+        </w:rPr>
+        <w:t>MDH</w:t>
+      </w:r>
+      <w:r>
+        <w:t xml:space="preserve"> | </w:t>
+      </w:r>
+      <w:r>
+        <w:rPr>
+          <w:rFonts w:ascii="Roboto Mono" w:eastAsia="Roboto Mono" w:hAnsi="Roboto Mono" w:cs="Roboto Mono"/>
+          <w:color w:val="188038"/>
+        </w:rPr>
+        <w:t>RRC</w:t>
+      </w:r>
+      <w:r>
+        <w:t xml:space="preserve"> | </w:t>
+      </w:r>
+      <w:r>
+        <w:rPr>
+          <w:rFonts w:ascii="Roboto Mono" w:eastAsia="Roboto Mono" w:hAnsi="Roboto Mono" w:cs="Roboto Mono"/>
+          <w:color w:val="188038"/>
+        </w:rPr>
+        <w:t>NONE</w:t>
+      </w:r>
+      <w:r>
+        <w:t xml:space="preserve"> while you're in POS — this is the cut most useful for advocacy and it's free at this step.</w:t>
+      </w:r>
+    </w:p>
+    <w:p>
+      <w:pPr>
+        <w:numPr>
+          <w:ilvl w:val="0"/>
+          <w:numId w:val="3"/>
+        </w:numPr>
+      </w:pPr>
+      <w:r>
+        <w:t xml:space="preserve">Record </w:t>
+      </w:r>
+      <w:r>
+        <w:rPr>
+          <w:rFonts w:ascii="Roboto Mono" w:eastAsia="Roboto Mono" w:hAnsi="Roboto Mono" w:cs="Roboto Mono"/>
+          <w:color w:val="188038"/>
+        </w:rPr>
+        <w:t>hospital_match_method</w:t>
+      </w:r>
+      <w:r>
+        <w:rPr>
+          <w:rFonts w:ascii="Arial Unicode MS" w:eastAsia="Arial Unicode MS" w:hAnsi="Arial Unicode MS" w:cs="Arial Unicode MS"/>
+        </w:rPr>
+        <w:t xml:space="preserve"> ∈ </w:t>
+      </w:r>
+      <w:r>
+        <w:rPr>
+          <w:rFonts w:ascii="Roboto Mono" w:eastAsia="Roboto Mono" w:hAnsi="Roboto Mono" w:cs="Roboto Mono"/>
+          <w:color w:val="188038"/>
+        </w:rPr>
+        <w:t>EXACT</w:t>
+      </w:r>
+      <w:r>
+        <w:t xml:space="preserve"> | </w:t>
+      </w:r>
+      <w:r>
+        <w:rPr>
+          <w:rFonts w:ascii="Roboto Mono" w:eastAsia="Roboto Mono" w:hAnsi="Roboto Mono" w:cs="Roboto Mono"/>
+          <w:color w:val="188038"/>
+        </w:rPr>
+        <w:t>FUZZY</w:t>
+      </w:r>
+      <w:r>
+        <w:t xml:space="preserve"> | </w:t>
+      </w:r>
+      <w:r>
+        <w:rPr>
+          <w:rFonts w:ascii="Roboto Mono" w:eastAsia="Roboto Mono" w:hAnsi="Roboto Mono" w:cs="Roboto Mono"/>
+          <w:color w:val="188038"/>
+        </w:rPr>
+        <w:t>MANUAL</w:t>
+      </w:r>
+      <w:r>
+        <w:t xml:space="preserve"> | </w:t>
+      </w:r>
+      <w:r>
+        <w:rPr>
+          <w:rFonts w:ascii="Roboto Mono" w:eastAsia="Roboto Mono" w:hAnsi="Roboto Mono" w:cs="Roboto Mono"/>
+          <w:color w:val="188038"/>
+        </w:rPr>
+        <w:t>NONE</w:t>
+      </w:r>
+      <w:r>
+        <w:t xml:space="preserve"> and </w:t>
+      </w:r>
+      <w:r>
+        <w:rPr>
+          <w:rFonts w:ascii="Roboto Mono" w:eastAsia="Roboto Mono" w:hAnsi="Roboto Mono" w:cs="Roboto Mono"/>
+          <w:color w:val="188038"/>
+        </w:rPr>
+        <w:t>hospital_match_score</w:t>
+      </w:r>
+      <w:r>
+        <w:t>.</w:t>
+      </w:r>
+    </w:p>
+    <w:p>
+      <w:pPr>
+        <w:widowControl w:val="0"/>
+        <w:pBdr>
+          <w:top w:val="nil"/>
+          <w:left w:val="nil"/>
+          <w:bottom w:val="nil"/>
+          <w:right w:val="nil"/>
+          <w:between w:val="nil"/>
+        </w:pBdr>
+      </w:pPr>
+    </w:p>
+    <w:p>
+      <w:r>
+        <w:rPr>
+          <w:b/>
+          <w:bCs/>
         </w:rPr>
         <w:t>Fuzzy matches never auto-resolve.</w:t>
       </w:r>
@@ -4577,17 +5537,18 @@
       <w:pPr>
         <w:pStyle w:val="Heading3"/>
       </w:pPr>
-      <w:bookmarkStart w:id="23" w:name="_gutzodixmykg" w:colFirst="0" w:colLast="0"/>
-      <w:bookmarkEnd w:id="23"/>
-      <w:r>
+      <w:bookmarkStart w:id="31" w:name="_oe101byqulix" w:colFirst="0" w:colLast="0"/>
+      <w:bookmarkEnd w:id="31"/>
+      <w:r>
+        <w:lastRenderedPageBreak/>
         <w:t>10.2 Axis 2 — Flow determination</w:t>
       </w:r>
     </w:p>
     <w:tbl>
       <w:tblPr>
-        <w:tblStyle w:val="a1"/>
+        <w:tblStyle w:val="a2"/>
         <w:tblW w:w="9360" w:type="dxa"/>
-        <w:tblInd w:w="2" w:type="dxa"/>
+        <w:tblInd w:w="0" w:type="dxa"/>
         <w:tblBorders>
           <w:top w:val="single" w:sz="8" w:space="0" w:color="000000"/>
           <w:left w:val="single" w:sz="8" w:space="0" w:color="000000"/>
@@ -5063,9 +6024,10 @@
       <w:pPr>
         <w:pStyle w:val="Heading3"/>
       </w:pPr>
-      <w:bookmarkStart w:id="24" w:name="_q697ax7jsfm2" w:colFirst="0" w:colLast="0"/>
-      <w:bookmarkEnd w:id="24"/>
-      <w:r>
+      <w:bookmarkStart w:id="32" w:name="_qzilgtkewrqo" w:colFirst="0" w:colLast="0"/>
+      <w:bookmarkEnd w:id="32"/>
+      <w:r>
+        <w:lastRenderedPageBreak/>
         <w:t>10.3 Required accompanying fields</w:t>
       </w:r>
     </w:p>
@@ -5073,7 +6035,7 @@
       <w:pPr>
         <w:numPr>
           <w:ilvl w:val="0"/>
-          <w:numId w:val="9"/>
+          <w:numId w:val="10"/>
         </w:numPr>
       </w:pPr>
       <w:r>
@@ -5121,7 +6083,7 @@
       <w:pPr>
         <w:numPr>
           <w:ilvl w:val="0"/>
-          <w:numId w:val="9"/>
+          <w:numId w:val="10"/>
         </w:numPr>
       </w:pPr>
       <w:r>
@@ -5139,7 +6101,7 @@
       <w:pPr>
         <w:numPr>
           <w:ilvl w:val="0"/>
-          <w:numId w:val="9"/>
+          <w:numId w:val="10"/>
         </w:numPr>
       </w:pPr>
       <w:r>
@@ -5187,7 +6149,7 @@
     </w:p>
     <w:p>
       <w:r>
-        <w:pict w14:anchorId="15F43DE1">
+        <w:pict w14:anchorId="53F2D454">
           <v:rect id="_x0000_i1036" style="width:0;height:1.5pt" o:hralign="center" o:hrstd="t" o:hr="t" fillcolor="#a0a0a0" stroked="f"/>
         </w:pict>
       </w:r>
@@ -5196,8 +6158,8 @@
       <w:pPr>
         <w:pStyle w:val="Heading2"/>
       </w:pPr>
-      <w:bookmarkStart w:id="25" w:name="_r251dqr5xfm1" w:colFirst="0" w:colLast="0"/>
-      <w:bookmarkEnd w:id="25"/>
+      <w:bookmarkStart w:id="33" w:name="_47j94oodjvu5" w:colFirst="0" w:colLast="0"/>
+      <w:bookmarkEnd w:id="33"/>
       <w:r>
         <w:t>11. Stage 6 — Excel deliverable (</w:t>
       </w:r>
@@ -5240,7 +6202,7 @@
       <w:pPr>
         <w:numPr>
           <w:ilvl w:val="0"/>
-          <w:numId w:val="10"/>
+          <w:numId w:val="6"/>
         </w:numPr>
       </w:pPr>
       <w:r>
@@ -5258,7 +6220,7 @@
       <w:pPr>
         <w:numPr>
           <w:ilvl w:val="0"/>
-          <w:numId w:val="10"/>
+          <w:numId w:val="6"/>
         </w:numPr>
       </w:pPr>
       <w:r>
@@ -5276,7 +6238,7 @@
       <w:pPr>
         <w:numPr>
           <w:ilvl w:val="0"/>
-          <w:numId w:val="10"/>
+          <w:numId w:val="6"/>
         </w:numPr>
       </w:pPr>
       <w:r>
@@ -5294,7 +6256,7 @@
       <w:pPr>
         <w:numPr>
           <w:ilvl w:val="0"/>
-          <w:numId w:val="10"/>
+          <w:numId w:val="6"/>
         </w:numPr>
       </w:pPr>
       <w:r>
@@ -5312,7 +6274,7 @@
       <w:pPr>
         <w:numPr>
           <w:ilvl w:val="0"/>
-          <w:numId w:val="10"/>
+          <w:numId w:val="6"/>
         </w:numPr>
       </w:pPr>
       <w:r>
@@ -5330,7 +6292,7 @@
       <w:pPr>
         <w:numPr>
           <w:ilvl w:val="0"/>
-          <w:numId w:val="10"/>
+          <w:numId w:val="6"/>
         </w:numPr>
       </w:pPr>
       <w:r>
@@ -5348,7 +6310,7 @@
       <w:pPr>
         <w:numPr>
           <w:ilvl w:val="0"/>
-          <w:numId w:val="10"/>
+          <w:numId w:val="6"/>
         </w:numPr>
       </w:pPr>
       <w:r>
@@ -5376,7 +6338,7 @@
       <w:pPr>
         <w:numPr>
           <w:ilvl w:val="0"/>
-          <w:numId w:val="10"/>
+          <w:numId w:val="6"/>
         </w:numPr>
       </w:pPr>
       <w:r>
@@ -5394,7 +6356,7 @@
       <w:pPr>
         <w:numPr>
           <w:ilvl w:val="0"/>
-          <w:numId w:val="10"/>
+          <w:numId w:val="6"/>
         </w:numPr>
       </w:pPr>
       <w:r>
@@ -5496,7 +6458,7 @@
     </w:p>
     <w:p>
       <w:r>
-        <w:pict w14:anchorId="55F6A0CD">
+        <w:pict w14:anchorId="25C86F69">
           <v:rect id="_x0000_i1037" style="width:0;height:1.5pt" o:hralign="center" o:hrstd="t" o:hr="t" fillcolor="#a0a0a0" stroked="f"/>
         </w:pict>
       </w:r>
@@ -5505,8 +6467,8 @@
       <w:pPr>
         <w:pStyle w:val="Heading2"/>
       </w:pPr>
-      <w:bookmarkStart w:id="26" w:name="_7xifmxu34tj5" w:colFirst="0" w:colLast="0"/>
-      <w:bookmarkEnd w:id="26"/>
+      <w:bookmarkStart w:id="34" w:name="_1zqs7digs3uu" w:colFirst="0" w:colLast="0"/>
+      <w:bookmarkEnd w:id="34"/>
       <w:r>
         <w:t>12. Data dictionary</w:t>
       </w:r>
@@ -5698,6 +6660,7 @@
           <w:rFonts w:ascii="Roboto Mono" w:eastAsia="Roboto Mono" w:hAnsi="Roboto Mono" w:cs="Roboto Mono"/>
           <w:color w:val="188038"/>
         </w:rPr>
+        <w:lastRenderedPageBreak/>
         <w:t>awardee_name_clean</w:t>
       </w:r>
       <w:r>
@@ -6128,8 +7091,8 @@
       <w:pPr>
         <w:pStyle w:val="Heading3"/>
       </w:pPr>
-      <w:bookmarkStart w:id="27" w:name="_r3nk3698g8vv" w:colFirst="0" w:colLast="0"/>
-      <w:bookmarkEnd w:id="27"/>
+      <w:bookmarkStart w:id="35" w:name="_tjckb7rizcyl" w:colFirst="0" w:colLast="0"/>
+      <w:bookmarkEnd w:id="35"/>
       <w:r>
         <w:t>Two field definitions that differ from the original spec</w:t>
       </w:r>
@@ -6224,7 +7187,7 @@
     </w:p>
     <w:p>
       <w:r>
-        <w:pict w14:anchorId="7183BDEC">
+        <w:pict w14:anchorId="1566E145">
           <v:rect id="_x0000_i1038" style="width:0;height:1.5pt" o:hralign="center" o:hrstd="t" o:hr="t" fillcolor="#a0a0a0" stroked="f"/>
         </w:pict>
       </w:r>
@@ -6233,8 +7196,8 @@
       <w:pPr>
         <w:pStyle w:val="Heading2"/>
       </w:pPr>
-      <w:bookmarkStart w:id="28" w:name="_bqh14zxeupbc" w:colFirst="0" w:colLast="0"/>
-      <w:bookmarkEnd w:id="28"/>
+      <w:bookmarkStart w:id="36" w:name="_vd4nokt4fc6" w:colFirst="0" w:colLast="0"/>
+      <w:bookmarkEnd w:id="36"/>
       <w:r>
         <w:t>13. QA assertions (</w:t>
       </w:r>
@@ -6327,6 +7290,7 @@
         </w:numPr>
       </w:pPr>
       <w:r>
+        <w:lastRenderedPageBreak/>
         <w:t xml:space="preserve">For each state and budget period, Σ Tier 3 </w:t>
       </w:r>
       <w:r>
@@ -6567,7 +7531,7 @@
     </w:p>
     <w:p>
       <w:r>
-        <w:pict w14:anchorId="661A04B0">
+        <w:pict w14:anchorId="26DCCA8B">
           <v:rect id="_x0000_i1039" style="width:0;height:1.5pt" o:hralign="center" o:hrstd="t" o:hr="t" fillcolor="#a0a0a0" stroked="f"/>
         </w:pict>
       </w:r>
@@ -6576,8 +7540,8 @@
       <w:pPr>
         <w:pStyle w:val="Heading2"/>
       </w:pPr>
-      <w:bookmarkStart w:id="29" w:name="_2cirtqc7vgar" w:colFirst="0" w:colLast="0"/>
-      <w:bookmarkEnd w:id="29"/>
+      <w:bookmarkStart w:id="37" w:name="_7tdbab19ovo7" w:colFirst="0" w:colLast="0"/>
+      <w:bookmarkEnd w:id="37"/>
       <w:r>
         <w:t>14. Pilot before scaling</w:t>
       </w:r>
@@ -6601,9 +7565,9 @@
     </w:p>
     <w:tbl>
       <w:tblPr>
-        <w:tblStyle w:val="a2"/>
+        <w:tblStyle w:val="a3"/>
         <w:tblW w:w="9360" w:type="dxa"/>
-        <w:tblInd w:w="2" w:type="dxa"/>
+        <w:tblInd w:w="0" w:type="dxa"/>
         <w:tblBorders>
           <w:top w:val="single" w:sz="8" w:space="0" w:color="000000"/>
           <w:left w:val="single" w:sz="8" w:space="0" w:color="000000"/>
@@ -6915,6 +7879,7 @@
     </w:p>
     <w:p>
       <w:r>
+        <w:lastRenderedPageBreak/>
         <w:t xml:space="preserve">The pilot's most valuable output is not the data. It is an answer to: </w:t>
       </w:r>
       <w:r>
@@ -6942,7 +7907,7 @@
     </w:p>
     <w:p>
       <w:r>
-        <w:pict w14:anchorId="0F32BAD1">
+        <w:pict w14:anchorId="7F52EBFE">
           <v:rect id="_x0000_i1040" style="width:0;height:1.5pt" o:hralign="center" o:hrstd="t" o:hr="t" fillcolor="#a0a0a0" stroked="f"/>
         </w:pict>
       </w:r>
@@ -6951,15 +7916,25 @@
       <w:pPr>
         <w:pStyle w:val="Heading2"/>
       </w:pPr>
-      <w:bookmarkStart w:id="30" w:name="_c76ib8sd8oho" w:colFirst="0" w:colLast="0"/>
-      <w:bookmarkEnd w:id="30"/>
+      <w:bookmarkStart w:id="38" w:name="_qyg7qtktjnms" w:colFirst="0" w:colLast="0"/>
+      <w:bookmarkEnd w:id="38"/>
       <w:r>
         <w:t>15. Session sequencing for Claude Code</w:t>
       </w:r>
     </w:p>
     <w:p>
       <w:r>
-        <w:t xml:space="preserve">Build in this order. Each session ends with a working, tested stage and an updated "current state" section in </w:t>
+        <w:t xml:space="preserve">Build in this order. Each session ends with a working, tested stage, </w:t>
+      </w:r>
+      <w:r>
+        <w:rPr>
+          <w:b/>
+          <w:bCs/>
+        </w:rPr>
+        <w:t>all persistent output committed</w:t>
+      </w:r>
+      <w:r>
+        <w:t xml:space="preserve">, and an updated "current state" section in </w:t>
       </w:r>
       <w:r>
         <w:rPr>
@@ -6988,7 +7963,7 @@
       <w:pPr>
         <w:numPr>
           <w:ilvl w:val="0"/>
-          <w:numId w:val="2"/>
+          <w:numId w:val="4"/>
         </w:numPr>
       </w:pPr>
       <w:r>
@@ -7009,17 +7984,17 @@
         <w:t>CLAUDE.md</w:t>
       </w:r>
       <w:r>
-        <w:t xml:space="preserve">, config, </w:t>
-      </w:r>
-      <w:r>
-        <w:rPr>
-          <w:rFonts w:ascii="Roboto Mono" w:eastAsia="Roboto Mono" w:hAnsi="Roboto Mono" w:cs="Roboto Mono"/>
-          <w:color w:val="188038"/>
-        </w:rPr>
-        <w:t>.Renviron</w:t>
-      </w:r>
-      <w:r>
-        <w:t xml:space="preserve">. Read </w:t>
+        <w:t>, config. Verify R and packages are present (</w:t>
+      </w:r>
+      <w:r>
+        <w:rPr>
+          <w:rFonts w:ascii="Roboto Mono" w:eastAsia="Roboto Mono" w:hAnsi="Roboto Mono" w:cs="Roboto Mono"/>
+          <w:color w:val="188038"/>
+        </w:rPr>
+        <w:t>Rscript -e 'sessionInfo()'</w:t>
+      </w:r>
+      <w:r>
+        <w:t xml:space="preserve">). Read </w:t>
       </w:r>
       <w:r>
         <w:rPr>
@@ -7029,14 +8004,14 @@
         <w:t>/api-docs</w:t>
       </w:r>
       <w:r>
-        <w:t xml:space="preserve"> and the ToS. One exploratory API call, saved raw. Report back the actual payload schema and quota header names before designing anything further.</w:t>
+        <w:t xml:space="preserve"> and the ToS. One exploratory API call, saved raw and committed. Report back the actual payload schema and quota header names before designing anything further.</w:t>
       </w:r>
     </w:p>
     <w:p>
       <w:pPr>
         <w:numPr>
           <w:ilvl w:val="0"/>
-          <w:numId w:val="2"/>
+          <w:numId w:val="4"/>
         </w:numPr>
       </w:pPr>
       <w:r>
@@ -7047,14 +8022,14 @@
         <w:t>Session 2</w:t>
       </w:r>
       <w:r>
-        <w:t xml:space="preserve"> — Stage 1 retrieval for the five pilot states, with manifest, retries, throttling, and quota accounting. Verify exhaustive pagination.</w:t>
+        <w:t xml:space="preserve"> — Stage 1 retrieval for the five pilot states, with manifest, retries, throttling, and quota accounting. Verify exhaustive pagination. Commit the raw pull.</w:t>
       </w:r>
     </w:p>
     <w:p>
       <w:pPr>
         <w:numPr>
           <w:ilvl w:val="0"/>
-          <w:numId w:val="2"/>
+          <w:numId w:val="4"/>
         </w:numPr>
       </w:pPr>
       <w:r>
@@ -7072,7 +8047,7 @@
       <w:pPr>
         <w:numPr>
           <w:ilvl w:val="0"/>
-          <w:numId w:val="2"/>
+          <w:numId w:val="4"/>
         </w:numPr>
       </w:pPr>
       <w:r>
@@ -7083,14 +8058,14 @@
         <w:t>Session 4</w:t>
       </w:r>
       <w:r>
-        <w:t xml:space="preserve"> — Stage 3 state source registry for the five pilot states, by hand, with CMS allotment anchors.</w:t>
+        <w:t xml:space="preserve"> — Stage 3 state source registry for the five pilot states, with CMS allotment anchors. The registry URLs are compiled by hand outside the session and committed as a CSV; the session validates the structure and integrates it.</w:t>
       </w:r>
     </w:p>
     <w:p>
       <w:pPr>
         <w:numPr>
           <w:ilvl w:val="0"/>
-          <w:numId w:val="2"/>
+          <w:numId w:val="4"/>
         </w:numPr>
       </w:pPr>
       <w:r>
@@ -7101,14 +8076,14 @@
         <w:t>Session 5</w:t>
       </w:r>
       <w:r>
-        <w:t xml:space="preserve"> — Stage 4 validation and evidence archiving, including the persistent review queue and Excel round-trip.</w:t>
+        <w:t xml:space="preserve"> — Stage 4 queue manager and rule engine, plus the Excel round-trip. No state-domain fetching (§9.0). Export the first review batch.</w:t>
       </w:r>
     </w:p>
     <w:p>
       <w:pPr>
         <w:numPr>
           <w:ilvl w:val="0"/>
-          <w:numId w:val="2"/>
+          <w:numId w:val="4"/>
         </w:numPr>
       </w:pPr>
       <w:r>
@@ -7116,17 +8091,17 @@
           <w:b/>
           <w:bCs/>
         </w:rPr>
-        <w:t>Session 6</w:t>
-      </w:r>
-      <w:r>
-        <w:t xml:space="preserve"> — Stage 5 hospital determination, AHA/POS crosswalk, fuzzy-match review queue.</w:t>
+        <w:t>Offline</w:t>
+      </w:r>
+      <w:r>
+        <w:t xml:space="preserve"> — Work the exported queue: fetch, archive, record confirming text. Commit the completed spreadsheet and evidence PDFs.</w:t>
       </w:r>
     </w:p>
     <w:p>
       <w:pPr>
         <w:numPr>
           <w:ilvl w:val="0"/>
-          <w:numId w:val="2"/>
+          <w:numId w:val="4"/>
         </w:numPr>
       </w:pPr>
       <w:r>
@@ -7134,17 +8109,17 @@
           <w:b/>
           <w:bCs/>
         </w:rPr>
-        <w:t>Session 7</w:t>
-      </w:r>
-      <w:r>
-        <w:t xml:space="preserve"> — Stage 6 workbook build and full QA assertion suite. Run the pilot end to end.</w:t>
+        <w:t>Session 6</w:t>
+      </w:r>
+      <w:r>
+        <w:t xml:space="preserve"> — Read the completed queue, apply the §9.2 rules, then build Stage 5 hospital determination, AHA/POS crosswalk, and fuzzy-match review queue.</w:t>
       </w:r>
     </w:p>
     <w:p>
       <w:pPr>
         <w:numPr>
           <w:ilvl w:val="0"/>
-          <w:numId w:val="2"/>
+          <w:numId w:val="4"/>
         </w:numPr>
       </w:pPr>
       <w:r>
@@ -7152,6 +8127,24 @@
           <w:b/>
           <w:bCs/>
         </w:rPr>
+        <w:t>Session 7</w:t>
+      </w:r>
+      <w:r>
+        <w:t xml:space="preserve"> — Stage 6 workbook build and full QA assertion suite. Run the pilot end to end.</w:t>
+      </w:r>
+    </w:p>
+    <w:p>
+      <w:pPr>
+        <w:numPr>
+          <w:ilvl w:val="0"/>
+          <w:numId w:val="4"/>
+        </w:numPr>
+      </w:pPr>
+      <w:r>
+        <w:rPr>
+          <w:b/>
+          <w:bCs/>
+        </w:rPr>
         <w:t>Session 8</w:t>
       </w:r>
       <w:r>
@@ -7170,10 +8163,27 @@
     </w:p>
     <w:p>
       <w:pPr>
+        <w:widowControl w:val="0"/>
+        <w:pBdr>
+          <w:top w:val="nil"/>
+          <w:left w:val="nil"/>
+          <w:bottom w:val="nil"/>
+          <w:right w:val="nil"/>
+          <w:between w:val="nil"/>
+        </w:pBdr>
+      </w:pPr>
+    </w:p>
+    <w:p>
+      <w:r>
+        <w:t>The AHA Annual Survey and CMS Provider of Services extracts needed in Session 6 must be committed to the repo (or a subset of them) before that session starts — cloud sessions can't reach internal AHA systems.</w:t>
+      </w:r>
+    </w:p>
+    <w:p>
+      <w:pPr>
         <w:pStyle w:val="Heading3"/>
       </w:pPr>
-      <w:bookmarkStart w:id="31" w:name="_jp9lha4hw6yz" w:colFirst="0" w:colLast="0"/>
-      <w:bookmarkEnd w:id="31"/>
+      <w:bookmarkStart w:id="39" w:name="_o0bpds3ltxse" w:colFirst="0" w:colLast="0"/>
+      <w:bookmarkEnd w:id="39"/>
       <w:r>
         <w:t>Opening prompt for Session 1</w:t>
       </w:r>
@@ -7214,7 +8224,118 @@
         <w:ind w:left="600" w:right="600"/>
       </w:pPr>
       <w:r>
-        <w:t xml:space="preserve">For this session: scaffold the repo per Section 1, write </w:t>
+        <w:lastRenderedPageBreak/>
+        <w:t>This runs in Claude Code cloud sessions, so note Section 0.5: anything not committed is lost when the session ends. Commit persistent output before we finish.</w:t>
+      </w:r>
+    </w:p>
+    <w:p>
+      <w:pPr>
+        <w:widowControl w:val="0"/>
+        <w:pBdr>
+          <w:top w:val="nil"/>
+          <w:left w:val="nil"/>
+          <w:bottom w:val="nil"/>
+          <w:right w:val="nil"/>
+          <w:between w:val="nil"/>
+        </w:pBdr>
+        <w:ind w:left="600"/>
+      </w:pPr>
+    </w:p>
+    <w:p>
+      <w:pPr>
+        <w:ind w:left="600" w:right="600"/>
+      </w:pPr>
+      <w:r>
+        <w:t>For this session:</w:t>
+      </w:r>
+    </w:p>
+    <w:p>
+      <w:pPr>
+        <w:widowControl w:val="0"/>
+        <w:pBdr>
+          <w:top w:val="nil"/>
+          <w:left w:val="nil"/>
+          <w:bottom w:val="nil"/>
+          <w:right w:val="nil"/>
+          <w:between w:val="nil"/>
+        </w:pBdr>
+        <w:ind w:left="600"/>
+      </w:pPr>
+    </w:p>
+    <w:p>
+      <w:pPr>
+        <w:numPr>
+          <w:ilvl w:val="0"/>
+          <w:numId w:val="7"/>
+        </w:numPr>
+        <w:ind w:left="1320" w:right="600"/>
+      </w:pPr>
+      <w:r>
+        <w:t xml:space="preserve">Confirm R is installed and the packages in Section 3.3 loaded — run </w:t>
+      </w:r>
+      <w:r>
+        <w:rPr>
+          <w:rFonts w:ascii="Roboto Mono" w:eastAsia="Roboto Mono" w:hAnsi="Roboto Mono" w:cs="Roboto Mono"/>
+          <w:color w:val="188038"/>
+        </w:rPr>
+        <w:t>Rscript -e 'sessionInfo()'</w:t>
+      </w:r>
+      <w:r>
+        <w:t xml:space="preserve"> and report anything missing.</w:t>
+      </w:r>
+    </w:p>
+    <w:p>
+      <w:pPr>
+        <w:numPr>
+          <w:ilvl w:val="0"/>
+          <w:numId w:val="7"/>
+        </w:numPr>
+        <w:ind w:left="1320" w:right="600"/>
+      </w:pPr>
+      <w:r>
+        <w:t xml:space="preserve">Scaffold the repo per Section 1, including the </w:t>
+      </w:r>
+      <w:r>
+        <w:rPr>
+          <w:rFonts w:ascii="Roboto Mono" w:eastAsia="Roboto Mono" w:hAnsi="Roboto Mono" w:cs="Roboto Mono"/>
+          <w:color w:val="188038"/>
+        </w:rPr>
+        <w:t>.gitignore</w:t>
+      </w:r>
+      <w:r>
+        <w:t xml:space="preserve"> exactly as specified — </w:t>
+      </w:r>
+      <w:r>
+        <w:rPr>
+          <w:rFonts w:ascii="Roboto Mono" w:eastAsia="Roboto Mono" w:hAnsi="Roboto Mono" w:cs="Roboto Mono"/>
+          <w:color w:val="188038"/>
+        </w:rPr>
+        <w:t>data/raw/</w:t>
+      </w:r>
+      <w:r>
+        <w:t xml:space="preserve"> and </w:t>
+      </w:r>
+      <w:r>
+        <w:rPr>
+          <w:rFonts w:ascii="Roboto Mono" w:eastAsia="Roboto Mono" w:hAnsi="Roboto Mono" w:cs="Roboto Mono"/>
+          <w:color w:val="188038"/>
+        </w:rPr>
+        <w:t>data/evidence/</w:t>
+      </w:r>
+      <w:r>
+        <w:t xml:space="preserve"> are committed, not ignored.</w:t>
+      </w:r>
+    </w:p>
+    <w:p>
+      <w:pPr>
+        <w:numPr>
+          <w:ilvl w:val="0"/>
+          <w:numId w:val="7"/>
+        </w:numPr>
+        <w:ind w:left="1320" w:right="600"/>
+      </w:pPr>
+      <w:r>
+        <w:t xml:space="preserve">Write </w:t>
       </w:r>
       <w:r>
         <w:rPr>
@@ -7224,7 +8345,19 @@
         <w:t>CLAUDE.md</w:t>
       </w:r>
       <w:r>
-        <w:t xml:space="preserve"> per Section 2, and set up config and environment handling per Section 3. Then complete Stage 0 preflight per Section 4 — fetch and read the Rural Care Journey API docs at </w:t>
+        <w:t xml:space="preserve"> per Section 2.</w:t>
+      </w:r>
+    </w:p>
+    <w:p>
+      <w:pPr>
+        <w:numPr>
+          <w:ilvl w:val="0"/>
+          <w:numId w:val="7"/>
+        </w:numPr>
+        <w:ind w:left="1320" w:right="600"/>
+      </w:pPr>
+      <w:r>
+        <w:t xml:space="preserve">Complete Stage 0 preflight per Section 4: fetch and read the Rural Care Journey API docs at </w:t>
       </w:r>
       <w:hyperlink r:id="rId5">
         <w:r>
@@ -7236,17 +8369,17 @@
         </w:r>
       </w:hyperlink>
       <w:r>
-        <w:t xml:space="preserve"> and their terms of service, make one exploratory call against a single small state with my key from </w:t>
-      </w:r>
-      <w:r>
-        <w:rPr>
-          <w:rFonts w:ascii="Roboto Mono" w:eastAsia="Roboto Mono" w:hAnsi="Roboto Mono" w:cs="Roboto Mono"/>
-          <w:color w:val="188038"/>
-        </w:rPr>
-        <w:t>.Renviron</w:t>
-      </w:r>
-      <w:r>
-        <w:t>, and save the raw response.</w:t>
+        <w:t xml:space="preserve"> and their terms of service, then make one exploratory call against a single small state using the key in the </w:t>
+      </w:r>
+      <w:r>
+        <w:rPr>
+          <w:rFonts w:ascii="Roboto Mono" w:eastAsia="Roboto Mono" w:hAnsi="Roboto Mono" w:cs="Roboto Mono"/>
+          <w:color w:val="188038"/>
+        </w:rPr>
+        <w:t>RCJ_API_KEY</w:t>
+      </w:r>
+      <w:r>
+        <w:t xml:space="preserve"> environment variable. Save the raw response and commit it. Never print the key.</w:t>
       </w:r>
     </w:p>
     <w:p>
@@ -7294,9 +8427,9 @@
 <file path=word/numbering.xml><?xml version="1.0" encoding="utf-8"?>
 <w:numbering xmlns:wpc="http://schemas.microsoft.com/office/word/2010/wordprocessingCanvas" xmlns:cx="http://schemas.microsoft.com/office/drawing/2014/chartex" xmlns:cx1="http://schemas.microsoft.com/office/drawing/2015/9/8/chartex" xmlns:cx2="http://schemas.microsoft.com/office/drawing/2015/10/21/chartex" xmlns:cx3="http://schemas.microsoft.com/office/drawing/2016/5/9/chartex" xmlns:cx4="http://schemas.microsoft.com/office/drawing/2016/5/10/chartex" xmlns:cx5="http://schemas.microsoft.com/office/drawing/2016/5/11/chartex" xmlns:cx6="http://schemas.microsoft.com/office/drawing/2016/5/12/chartex" xmlns:cx7="http://schemas.microsoft.com/office/drawing/2016/5/13/chartex" xmlns:cx8="http://schemas.microsoft.com/office/drawing/2016/5/14/chartex" xmlns:mc="http://schemas.openxmlformats.org/markup-compatibility/2006" xmlns:aink="http://schemas.microsoft.com/office/drawing/2016/ink" xmlns:am3d="http://schemas.microsoft.com/office/drawing/2017/model3d" xmlns:o="urn:schemas-microsoft-com:office:office" xmlns:oel="http://schemas.microsoft.com/office/2019/extlst" xmlns:r="http://schemas.openxmlformats.org/officeDocument/2006/relationships" xmlns:m="http://schemas.openxmlformats.org/officeDocument/2006/math" xmlns:v="urn:schemas-microsoft-com:vml" xmlns:wp14="http://schemas.microsoft.com/office/word/2010/wordprocessingDrawing" xmlns:wp="http://schemas.openxmlformats.org/drawingml/2006/wordprocessingDrawing" xmlns:w10="urn:schemas-microsoft-com:office:word" xmlns:w="http://schemas.openxmlformats.org/wordprocessingml/2006/main" xmlns:w14="http://schemas.microsoft.com/office/word/2010/wordml" xmlns:w15="http://schemas.microsoft.com/office/word/2012/wordml" xmlns:w16cei="http://schemas.microsoft.com/office/word/2026/wordml/cei" xmlns:w16cex="http://schemas.microsoft.com/office/word/2018/wordml/cex" xmlns:w16cid="http://schemas.microsoft.com/office/word/2016/wordml/cid" xmlns:w16="http://schemas.microsoft.com/office/word/2018/wordml" xmlns:w16du="http://schemas.microsoft.com/office/word/2023/wordml/word16du" xmlns:w16sdtdh="http://schemas.microsoft.com/office/word/2020/wordml/sdtdatahash" xmlns:w16sdtfl="http://schemas.microsoft.com/office/word/2024/wordml/sdtformatlock" xmlns:w16se="http://schemas.microsoft.com/office/word/2015/wordml/symex" xmlns:wpg="http://schemas.microsoft.com/office/word/2010/wordprocessingGroup" xmlns:wpi="http://schemas.microsoft.com/office/word/2010/wordprocessingInk" xmlns:wne="http://schemas.microsoft.com/office/word/2006/wordml" xmlns:wps="http://schemas.microsoft.com/office/word/2010/wordprocessingShape" mc:Ignorable="w14 w15 w16se w16cid w16 w16cex w16sdtdh w16sdtfl w16du wp14">
   <w:abstractNum w:abstractNumId="0" w15:restartNumberingAfterBreak="0">
-    <w:nsid w:val="035052B6"/>
+    <w:nsid w:val="004A3CC4"/>
     <w:multiLevelType w:val="multilevel"/>
-    <w:tmpl w:val="95F0C618"/>
+    <w:tmpl w:val="C3286792"/>
     <w:lvl w:ilvl="0">
       <w:start w:val="1"/>
       <w:numFmt w:val="decimal"/>
@@ -7515,9 +8648,9 @@
     </w:lvl>
   </w:abstractNum>
   <w:abstractNum w:abstractNumId="1" w15:restartNumberingAfterBreak="0">
-    <w:nsid w:val="049D20E7"/>
+    <w:nsid w:val="128E7B1A"/>
     <w:multiLevelType w:val="multilevel"/>
-    <w:tmpl w:val="E0663844"/>
+    <w:tmpl w:val="D5AE1768"/>
     <w:lvl w:ilvl="0">
       <w:start w:val="1"/>
       <w:numFmt w:val="decimal"/>
@@ -7736,13 +8869,13 @@
     </w:lvl>
   </w:abstractNum>
   <w:abstractNum w:abstractNumId="2" w15:restartNumberingAfterBreak="0">
-    <w:nsid w:val="09F539C6"/>
+    <w:nsid w:val="17F828B9"/>
     <w:multiLevelType w:val="multilevel"/>
-    <w:tmpl w:val="4886C1BA"/>
+    <w:tmpl w:val="0B88B0B2"/>
     <w:lvl w:ilvl="0">
       <w:start w:val="1"/>
-      <w:numFmt w:val="decimal"/>
-      <w:lvlText w:val="%1."/>
+      <w:numFmt w:val="bullet"/>
+      <w:lvlText w:val="-"/>
       <w:lvlJc w:val="left"/>
       <w:pPr>
         <w:ind w:left="720" w:hanging="360"/>
@@ -7957,9 +9090,9 @@
     </w:lvl>
   </w:abstractNum>
   <w:abstractNum w:abstractNumId="3" w15:restartNumberingAfterBreak="0">
-    <w:nsid w:val="0C1D5DCF"/>
+    <w:nsid w:val="1C9A6491"/>
     <w:multiLevelType w:val="multilevel"/>
-    <w:tmpl w:val="1A94FD8E"/>
+    <w:tmpl w:val="B5B69A58"/>
     <w:lvl w:ilvl="0">
       <w:start w:val="1"/>
       <w:numFmt w:val="bullet"/>
@@ -8178,13 +9311,13 @@
     </w:lvl>
   </w:abstractNum>
   <w:abstractNum w:abstractNumId="4" w15:restartNumberingAfterBreak="0">
-    <w:nsid w:val="185C3143"/>
+    <w:nsid w:val="20B27E37"/>
     <w:multiLevelType w:val="multilevel"/>
-    <w:tmpl w:val="106C7926"/>
+    <w:tmpl w:val="A70878C4"/>
     <w:lvl w:ilvl="0">
       <w:start w:val="1"/>
-      <w:numFmt w:val="decimal"/>
-      <w:lvlText w:val="%1."/>
+      <w:numFmt w:val="bullet"/>
+      <w:lvlText w:val="-"/>
       <w:lvlJc w:val="left"/>
       <w:pPr>
         <w:ind w:left="720" w:hanging="360"/>
@@ -8399,9 +9532,9 @@
     </w:lvl>
   </w:abstractNum>
   <w:abstractNum w:abstractNumId="5" w15:restartNumberingAfterBreak="0">
-    <w:nsid w:val="248411DC"/>
+    <w:nsid w:val="3AE6473E"/>
     <w:multiLevelType w:val="multilevel"/>
-    <w:tmpl w:val="C9DEFB08"/>
+    <w:tmpl w:val="BDB2CF4E"/>
     <w:lvl w:ilvl="0">
       <w:start w:val="1"/>
       <w:numFmt w:val="decimal"/>
@@ -8620,13 +9753,13 @@
     </w:lvl>
   </w:abstractNum>
   <w:abstractNum w:abstractNumId="6" w15:restartNumberingAfterBreak="0">
-    <w:nsid w:val="273B3C4D"/>
+    <w:nsid w:val="4FD023A6"/>
     <w:multiLevelType w:val="multilevel"/>
-    <w:tmpl w:val="4118867C"/>
+    <w:tmpl w:val="9DB4A384"/>
     <w:lvl w:ilvl="0">
       <w:start w:val="1"/>
-      <w:numFmt w:val="bullet"/>
-      <w:lvlText w:val="-"/>
+      <w:numFmt w:val="decimal"/>
+      <w:lvlText w:val="%1."/>
       <w:lvlJc w:val="left"/>
       <w:pPr>
         <w:ind w:left="720" w:hanging="360"/>
@@ -8841,13 +9974,13 @@
     </w:lvl>
   </w:abstractNum>
   <w:abstractNum w:abstractNumId="7" w15:restartNumberingAfterBreak="0">
-    <w:nsid w:val="3A9F1610"/>
+    <w:nsid w:val="5F283EA0"/>
     <w:multiLevelType w:val="multilevel"/>
-    <w:tmpl w:val="55BA1AA0"/>
+    <w:tmpl w:val="9F0E4886"/>
     <w:lvl w:ilvl="0">
       <w:start w:val="1"/>
-      <w:numFmt w:val="bullet"/>
-      <w:lvlText w:val="-"/>
+      <w:numFmt w:val="decimal"/>
+      <w:lvlText w:val="%1."/>
       <w:lvlJc w:val="left"/>
       <w:pPr>
         <w:ind w:left="720" w:hanging="360"/>
@@ -9062,9 +10195,9 @@
     </w:lvl>
   </w:abstractNum>
   <w:abstractNum w:abstractNumId="8" w15:restartNumberingAfterBreak="0">
-    <w:nsid w:val="402F7B78"/>
+    <w:nsid w:val="66F20CC3"/>
     <w:multiLevelType w:val="multilevel"/>
-    <w:tmpl w:val="1F5A216C"/>
+    <w:tmpl w:val="98905776"/>
     <w:lvl w:ilvl="0">
       <w:start w:val="1"/>
       <w:numFmt w:val="bullet"/>
@@ -9283,9 +10416,9 @@
     </w:lvl>
   </w:abstractNum>
   <w:abstractNum w:abstractNumId="9" w15:restartNumberingAfterBreak="0">
-    <w:nsid w:val="7FA82F8C"/>
+    <w:nsid w:val="697D3E59"/>
     <w:multiLevelType w:val="multilevel"/>
-    <w:tmpl w:val="935A5C76"/>
+    <w:tmpl w:val="195C4936"/>
     <w:lvl w:ilvl="0">
       <w:start w:val="1"/>
       <w:numFmt w:val="decimal"/>
@@ -9503,35 +10636,259 @@
       </w:rPr>
     </w:lvl>
   </w:abstractNum>
-  <w:num w:numId="1" w16cid:durableId="916981251">
+  <w:abstractNum w:abstractNumId="10" w15:restartNumberingAfterBreak="0">
+    <w:nsid w:val="74BD4137"/>
+    <w:multiLevelType w:val="multilevel"/>
+    <w:tmpl w:val="5C686854"/>
+    <w:lvl w:ilvl="0">
+      <w:start w:val="1"/>
+      <w:numFmt w:val="decimal"/>
+      <w:lvlText w:val="%1."/>
+      <w:lvlJc w:val="left"/>
+      <w:pPr>
+        <w:ind w:left="720" w:hanging="360"/>
+      </w:pPr>
+      <w:rPr>
+        <w:rFonts w:ascii="Arial" w:eastAsia="Arial" w:hAnsi="Arial" w:cs="Arial"/>
+        <w:b w:val="0"/>
+        <w:bCs w:val="0"/>
+        <w:i w:val="0"/>
+        <w:iCs w:val="0"/>
+        <w:smallCaps w:val="0"/>
+        <w:strike w:val="0"/>
+        <w:color w:val="000000"/>
+        <w:sz w:val="22"/>
+        <w:szCs w:val="22"/>
+        <w:u w:val="none"/>
+        <w:shd w:val="clear" w:color="auto" w:fill="auto"/>
+        <w:vertAlign w:val="baseline"/>
+      </w:rPr>
+    </w:lvl>
+    <w:lvl w:ilvl="1">
+      <w:start w:val="1"/>
+      <w:numFmt w:val="bullet"/>
+      <w:lvlText w:val="-"/>
+      <w:lvlJc w:val="left"/>
+      <w:pPr>
+        <w:ind w:left="1440" w:hanging="360"/>
+      </w:pPr>
+      <w:rPr>
+        <w:rFonts w:ascii="Arial" w:eastAsia="Arial" w:hAnsi="Arial" w:cs="Arial"/>
+        <w:b w:val="0"/>
+        <w:bCs w:val="0"/>
+        <w:i w:val="0"/>
+        <w:iCs w:val="0"/>
+        <w:smallCaps w:val="0"/>
+        <w:strike w:val="0"/>
+        <w:color w:val="000000"/>
+        <w:sz w:val="22"/>
+        <w:szCs w:val="22"/>
+        <w:u w:val="none"/>
+        <w:shd w:val="clear" w:color="auto" w:fill="auto"/>
+        <w:vertAlign w:val="baseline"/>
+      </w:rPr>
+    </w:lvl>
+    <w:lvl w:ilvl="2">
+      <w:start w:val="1"/>
+      <w:numFmt w:val="bullet"/>
+      <w:lvlText w:val="-"/>
+      <w:lvlJc w:val="left"/>
+      <w:pPr>
+        <w:ind w:left="2160" w:hanging="360"/>
+      </w:pPr>
+      <w:rPr>
+        <w:rFonts w:ascii="Arial" w:eastAsia="Arial" w:hAnsi="Arial" w:cs="Arial"/>
+        <w:b w:val="0"/>
+        <w:bCs w:val="0"/>
+        <w:i w:val="0"/>
+        <w:iCs w:val="0"/>
+        <w:smallCaps w:val="0"/>
+        <w:strike w:val="0"/>
+        <w:color w:val="000000"/>
+        <w:sz w:val="22"/>
+        <w:szCs w:val="22"/>
+        <w:u w:val="none"/>
+        <w:shd w:val="clear" w:color="auto" w:fill="auto"/>
+        <w:vertAlign w:val="baseline"/>
+      </w:rPr>
+    </w:lvl>
+    <w:lvl w:ilvl="3">
+      <w:start w:val="1"/>
+      <w:numFmt w:val="bullet"/>
+      <w:lvlText w:val="-"/>
+      <w:lvlJc w:val="left"/>
+      <w:pPr>
+        <w:ind w:left="2880" w:hanging="360"/>
+      </w:pPr>
+      <w:rPr>
+        <w:rFonts w:ascii="Arial" w:eastAsia="Arial" w:hAnsi="Arial" w:cs="Arial"/>
+        <w:b w:val="0"/>
+        <w:bCs w:val="0"/>
+        <w:i w:val="0"/>
+        <w:iCs w:val="0"/>
+        <w:smallCaps w:val="0"/>
+        <w:strike w:val="0"/>
+        <w:color w:val="000000"/>
+        <w:sz w:val="22"/>
+        <w:szCs w:val="22"/>
+        <w:u w:val="none"/>
+        <w:shd w:val="clear" w:color="auto" w:fill="auto"/>
+        <w:vertAlign w:val="baseline"/>
+      </w:rPr>
+    </w:lvl>
+    <w:lvl w:ilvl="4">
+      <w:start w:val="1"/>
+      <w:numFmt w:val="bullet"/>
+      <w:lvlText w:val="-"/>
+      <w:lvlJc w:val="left"/>
+      <w:pPr>
+        <w:ind w:left="3600" w:hanging="360"/>
+      </w:pPr>
+      <w:rPr>
+        <w:rFonts w:ascii="Arial" w:eastAsia="Arial" w:hAnsi="Arial" w:cs="Arial"/>
+        <w:b w:val="0"/>
+        <w:bCs w:val="0"/>
+        <w:i w:val="0"/>
+        <w:iCs w:val="0"/>
+        <w:smallCaps w:val="0"/>
+        <w:strike w:val="0"/>
+        <w:color w:val="000000"/>
+        <w:sz w:val="22"/>
+        <w:szCs w:val="22"/>
+        <w:u w:val="none"/>
+        <w:shd w:val="clear" w:color="auto" w:fill="auto"/>
+        <w:vertAlign w:val="baseline"/>
+      </w:rPr>
+    </w:lvl>
+    <w:lvl w:ilvl="5">
+      <w:start w:val="1"/>
+      <w:numFmt w:val="bullet"/>
+      <w:lvlText w:val="-"/>
+      <w:lvlJc w:val="left"/>
+      <w:pPr>
+        <w:ind w:left="4320" w:hanging="360"/>
+      </w:pPr>
+      <w:rPr>
+        <w:rFonts w:ascii="Arial" w:eastAsia="Arial" w:hAnsi="Arial" w:cs="Arial"/>
+        <w:b w:val="0"/>
+        <w:bCs w:val="0"/>
+        <w:i w:val="0"/>
+        <w:iCs w:val="0"/>
+        <w:smallCaps w:val="0"/>
+        <w:strike w:val="0"/>
+        <w:color w:val="000000"/>
+        <w:sz w:val="22"/>
+        <w:szCs w:val="22"/>
+        <w:u w:val="none"/>
+        <w:shd w:val="clear" w:color="auto" w:fill="auto"/>
+        <w:vertAlign w:val="baseline"/>
+      </w:rPr>
+    </w:lvl>
+    <w:lvl w:ilvl="6">
+      <w:start w:val="1"/>
+      <w:numFmt w:val="bullet"/>
+      <w:lvlText w:val="-"/>
+      <w:lvlJc w:val="left"/>
+      <w:pPr>
+        <w:ind w:left="5040" w:hanging="360"/>
+      </w:pPr>
+      <w:rPr>
+        <w:rFonts w:ascii="Arial" w:eastAsia="Arial" w:hAnsi="Arial" w:cs="Arial"/>
+        <w:b w:val="0"/>
+        <w:bCs w:val="0"/>
+        <w:i w:val="0"/>
+        <w:iCs w:val="0"/>
+        <w:smallCaps w:val="0"/>
+        <w:strike w:val="0"/>
+        <w:color w:val="000000"/>
+        <w:sz w:val="22"/>
+        <w:szCs w:val="22"/>
+        <w:u w:val="none"/>
+        <w:shd w:val="clear" w:color="auto" w:fill="auto"/>
+        <w:vertAlign w:val="baseline"/>
+      </w:rPr>
+    </w:lvl>
+    <w:lvl w:ilvl="7">
+      <w:start w:val="1"/>
+      <w:numFmt w:val="bullet"/>
+      <w:lvlText w:val="-"/>
+      <w:lvlJc w:val="left"/>
+      <w:pPr>
+        <w:ind w:left="5760" w:hanging="360"/>
+      </w:pPr>
+      <w:rPr>
+        <w:rFonts w:ascii="Arial" w:eastAsia="Arial" w:hAnsi="Arial" w:cs="Arial"/>
+        <w:b w:val="0"/>
+        <w:bCs w:val="0"/>
+        <w:i w:val="0"/>
+        <w:iCs w:val="0"/>
+        <w:smallCaps w:val="0"/>
+        <w:strike w:val="0"/>
+        <w:color w:val="000000"/>
+        <w:sz w:val="22"/>
+        <w:szCs w:val="22"/>
+        <w:u w:val="none"/>
+        <w:shd w:val="clear" w:color="auto" w:fill="auto"/>
+        <w:vertAlign w:val="baseline"/>
+      </w:rPr>
+    </w:lvl>
+    <w:lvl w:ilvl="8">
+      <w:start w:val="1"/>
+      <w:numFmt w:val="bullet"/>
+      <w:lvlText w:val="-"/>
+      <w:lvlJc w:val="left"/>
+      <w:pPr>
+        <w:ind w:left="6480" w:hanging="360"/>
+      </w:pPr>
+      <w:rPr>
+        <w:rFonts w:ascii="Arial" w:eastAsia="Arial" w:hAnsi="Arial" w:cs="Arial"/>
+        <w:b w:val="0"/>
+        <w:bCs w:val="0"/>
+        <w:i w:val="0"/>
+        <w:iCs w:val="0"/>
+        <w:smallCaps w:val="0"/>
+        <w:strike w:val="0"/>
+        <w:color w:val="000000"/>
+        <w:sz w:val="22"/>
+        <w:szCs w:val="22"/>
+        <w:u w:val="none"/>
+        <w:shd w:val="clear" w:color="auto" w:fill="auto"/>
+        <w:vertAlign w:val="baseline"/>
+      </w:rPr>
+    </w:lvl>
+  </w:abstractNum>
+  <w:num w:numId="1" w16cid:durableId="2006010079">
+    <w:abstractNumId w:val="2"/>
+  </w:num>
+  <w:num w:numId="2" w16cid:durableId="339048941">
+    <w:abstractNumId w:val="10"/>
+  </w:num>
+  <w:num w:numId="3" w16cid:durableId="464550001">
+    <w:abstractNumId w:val="6"/>
+  </w:num>
+  <w:num w:numId="4" w16cid:durableId="1821000499">
+    <w:abstractNumId w:val="1"/>
+  </w:num>
+  <w:num w:numId="5" w16cid:durableId="1815440789">
+    <w:abstractNumId w:val="8"/>
+  </w:num>
+  <w:num w:numId="6" w16cid:durableId="1833057369">
     <w:abstractNumId w:val="7"/>
   </w:num>
-  <w:num w:numId="2" w16cid:durableId="1924297918">
-    <w:abstractNumId w:val="2"/>
+  <w:num w:numId="7" w16cid:durableId="1202478550">
+    <w:abstractNumId w:val="5"/>
   </w:num>
-  <w:num w:numId="3" w16cid:durableId="1448430174">
-    <w:abstractNumId w:val="8"/>
+  <w:num w:numId="8" w16cid:durableId="17826777">
+    <w:abstractNumId w:val="0"/>
   </w:num>
-  <w:num w:numId="4" w16cid:durableId="2134054439">
+  <w:num w:numId="9" w16cid:durableId="1317413763">
     <w:abstractNumId w:val="9"/>
   </w:num>
-  <w:num w:numId="5" w16cid:durableId="1024018571">
-    <w:abstractNumId w:val="5"/>
-  </w:num>
-  <w:num w:numId="6" w16cid:durableId="1179587418">
-    <w:abstractNumId w:val="4"/>
-  </w:num>
-  <w:num w:numId="7" w16cid:durableId="1732847397">
-    <w:abstractNumId w:val="6"/>
-  </w:num>
-  <w:num w:numId="8" w16cid:durableId="1235313208">
-    <w:abstractNumId w:val="1"/>
-  </w:num>
-  <w:num w:numId="9" w16cid:durableId="263658936">
+  <w:num w:numId="10" w16cid:durableId="1657996450">
     <w:abstractNumId w:val="3"/>
   </w:num>
-  <w:num w:numId="10" w16cid:durableId="898444696">
-    <w:abstractNumId w:val="0"/>
+  <w:num w:numId="11" w16cid:durableId="1642660323">
+    <w:abstractNumId w:val="4"/>
   </w:num>
 </w:numbering>
 </file>
@@ -10146,6 +11503,13 @@
       <w:tblStyleColBandSize w:val="1"/>
     </w:tblPr>
   </w:style>
+  <w:style w:type="table" w:customStyle="1" w:styleId="a3">
+    <w:basedOn w:val="TableNormal0"/>
+    <w:tblPr>
+      <w:tblStyleRowBandSize w:val="1"/>
+      <w:tblStyleColBandSize w:val="1"/>
+    </w:tblPr>
+  </w:style>
 </w:styles>
 </file>
 
